--- a/02-项目章程/校务问答机器人项目章程.docx
+++ b/02-项目章程/校务问答机器人项目章程.docx
@@ -2,7 +2,7 @@
 <file path=word/document.xml><?xml version="1.0" encoding="utf-8"?>
 <w:document xmlns:w="http://schemas.openxmlformats.org/wordprocessingml/2006/main" xmlns:m="http://schemas.openxmlformats.org/officeDocument/2006/math" xmlns:r="http://schemas.openxmlformats.org/officeDocument/2006/relationships" xmlns:o="urn:schemas-microsoft-com:office:office" xmlns:v="urn:schemas-microsoft-com:vml" xmlns:w10="urn:schemas-microsoft-com:office:word" xmlns:a="http://schemas.openxmlformats.org/drawingml/2006/main" xmlns:pic="http://schemas.openxmlformats.org/drawingml/2006/picture" xmlns:wp="http://schemas.openxmlformats.org/drawingml/2006/wordprocessingDrawing">
   <w:body>
-    <w:bookmarkStart w:id="31" w:name="智慧校园助手sra2026校务问答机器人项目章程"/>
+    <w:bookmarkStart w:id="34" w:name="智慧校园助手sra2026校务问答机器人项目章程"/>
     <w:p>
       <w:r>
         <w:t>项目简称：智慧校园助手</w:t>
@@ -43,7 +43,7 @@
         <w:rPr>
           <w:rFonts w:hint="eastAsia"/>
         </w:rPr>
-        <w:t xml:space="preserve">文档编号：SRA2026-PC-V1.1</w:t>
+        <w:t xml:space="preserve">文档编号：SRA2026-PC-V1.2</w:t>
       </w:r>
     </w:p>
     <w:p>
@@ -68,7 +68,7 @@
         <w:rPr>
           <w:rFonts w:hint="eastAsia"/>
         </w:rPr>
-        <w:t xml:space="preserve">版本号：1.1</w:t>
+        <w:t xml:space="preserve">版本号：1.2</w:t>
       </w:r>
     </w:p>
     <w:p>
@@ -79,7 +79,7 @@
         <w:rPr>
           <w:rFonts w:hint="eastAsia"/>
         </w:rPr>
-        <w:t xml:space="preserve">发行状态：修订稿</w:t>
+        <w:t xml:space="preserve">发行状态：完善稿</w:t>
       </w:r>
     </w:p>
     <w:p>
@@ -90,7 +90,7 @@
         <w:rPr>
           <w:rFonts w:hint="eastAsia"/>
         </w:rPr>
-        <w:t xml:space="preserve">日期：2026年3月22日</w:t>
+        <w:t xml:space="preserve">日期：2026年3月29日</w:t>
       </w:r>
     </w:p>
     <w:p>
@@ -368,7 +368,76 @@
               <w:rPr>
                 <w:rFonts w:hint="eastAsia"/>
               </w:rPr>
-              <w:t xml:space="preserve">补充文档编号、项目组织、利益相关者职责、范围边界和初步验收标准，使项目章程可用于后续需求调研和计划编制。</w:t>
+              <w:t xml:space="preserve">补充项目组织、利益相关者职责、范围边界和初步验收标准。</w:t>
+            </w:r>
+          </w:p>
+        </w:tc>
+        <w:tc>
+          <w:tcPr/>
+          <w:p>
+            <w:pPr>
+              <w:pStyle w:val="Compact"/>
+            </w:pPr>
+            <w:r>
+              <w:rPr>
+                <w:rFonts w:hint="eastAsia"/>
+              </w:rPr>
+              <w:t xml:space="preserve">项目组</w:t>
+            </w:r>
+          </w:p>
+        </w:tc>
+      </w:tr>
+      <w:tr>
+        <w:tc>
+          <w:tcPr/>
+          <w:p>
+            <w:pPr>
+              <w:pStyle w:val="Compact"/>
+            </w:pPr>
+            <w:r>
+              <w:t xml:space="preserve">1.2</w:t>
+            </w:r>
+          </w:p>
+        </w:tc>
+        <w:tc>
+          <w:tcPr/>
+          <w:p>
+            <w:pPr>
+              <w:pStyle w:val="Compact"/>
+            </w:pPr>
+            <w:r>
+              <w:rPr>
+                <w:rFonts w:hint="eastAsia"/>
+              </w:rPr>
+              <w:t xml:space="preserve">2026年3月29日</w:t>
+            </w:r>
+          </w:p>
+        </w:tc>
+        <w:tc>
+          <w:tcPr/>
+          <w:p>
+            <w:pPr>
+              <w:pStyle w:val="Compact"/>
+            </w:pPr>
+            <w:r>
+              <w:rPr>
+                <w:rFonts w:hint="eastAsia"/>
+              </w:rPr>
+              <w:t xml:space="preserve">完善稿</w:t>
+            </w:r>
+          </w:p>
+        </w:tc>
+        <w:tc>
+          <w:tcPr/>
+          <w:p>
+            <w:pPr>
+              <w:pStyle w:val="Compact"/>
+            </w:pPr>
+            <w:r>
+              <w:rPr>
+                <w:rFonts w:hint="eastAsia"/>
+              </w:rPr>
+              <w:t xml:space="preserve">根据用户调研结果细化用户分类、核心功能、优先级、非功能指标和风险控制措施。</w:t>
             </w:r>
           </w:p>
         </w:tc>
@@ -447,7 +516,7 @@
         <w:rPr>
           <w:rFonts w:hint="eastAsia"/>
         </w:rPr>
-        <w:t xml:space="preserve">项目周期：4周，重点覆盖需求调研、需求分析、原型设计、技术方案论证和阶段汇报。</w:t>
+        <w:t xml:space="preserve">项目周期：4周，主要完成需求调研、需求建模、原型设计、技术方案论证、评审与汇报。</w:t>
       </w:r>
     </w:p>
     <w:p>
@@ -469,7 +538,7 @@
         <w:rPr>
           <w:rFonts w:hint="eastAsia"/>
         </w:rPr>
-        <w:t xml:space="preserve">设计并分析一套基于大语言模型（LLM）的校务问答机器人系统。系统面向全校师生，提供校务信息智能问答、常见问题检索、互动反馈和管理维护能力，帮助用户更高效地获取教务、学工、校园生活等信息，同时降低相关职能部门重复性人工咨询压力。</w:t>
+        <w:t xml:space="preserve">设计并分析一套面向校园师生的校务问答机器人系统。系统以大语言模型为自然语言交互能力基础，以校务知识库为回答依据，面向教务、学工、校园生活和信息化服务等高频咨询场景，提供准确、便捷、可反馈的智能问答服务。</w:t>
       </w:r>
     </w:p>
     <w:p>
@@ -480,11 +549,11 @@
         <w:rPr>
           <w:rFonts w:hint="eastAsia"/>
         </w:rPr>
-        <w:t xml:space="preserve">本版本在1.0初稿基础上进一步明确项目章程的管理属性，将项目目标、项目范围、主要干系人和阶段交付物作为后续计划与需求规格说明书编写的依据。</w:t>
+        <w:t xml:space="preserve">本版本在1.1基础上，根据需求获取活动进一步明确用户分类、典型场景、功能优先级和非功能指标，使项目章程能够与需求规格说明书、项目计划和原型设计保持一致。</w:t>
       </w:r>
     </w:p>
     <w:bookmarkEnd w:id="10"/>
-    <w:bookmarkStart w:id="11" w:name="二项目背景与建设意义"/>
+    <w:bookmarkStart w:id="11" w:name="二项目背景与问题陈述"/>
     <w:p>
       <w:pPr>
         <w:pStyle w:val="4"/>
@@ -493,7 +562,7 @@
         <w:rPr>
           <w:rFonts w:hint="eastAsia"/>
         </w:rPr>
-        <w:t xml:space="preserve">二、项目背景与建设意义</w:t>
+        <w:t xml:space="preserve">二、项目背景与问题陈述</w:t>
       </w:r>
     </w:p>
     <w:p>
@@ -504,7 +573,7 @@
         <w:rPr>
           <w:rFonts w:hint="eastAsia"/>
         </w:rPr>
-        <w:t xml:space="preserve">随着校园信息化建设持续推进，师生对校务信息查询的时效性、准确性和便捷性要求不断提高。当前校务信息分散在教务系统、通知公告、学院网站、学生手册和人工咨询渠道中，用户在查询课程安排、考试事务、学籍管理、校园服务等问题时，常需要在多个入口之间切换，查询成本较高。</w:t>
+        <w:t xml:space="preserve">校园用户在日常学习、教学和管理过程中经常需要查询校务信息。现有信息渠道包括学校官网、教务系统、学院通知、学生手册、人工咨询和微信群通知等。由于入口较多、信息更新频繁、表达格式不统一，用户常出现“不知道在哪里查”“查到的信息不确定是否最新”“简单问题仍需人工咨询”等问题。</w:t>
       </w:r>
     </w:p>
     <w:p>
@@ -515,18 +584,7 @@
         <w:rPr>
           <w:rFonts w:hint="eastAsia"/>
         </w:rPr>
-        <w:t xml:space="preserve">同时，教务处、学工部、信息中心等部门需要反复回答大量相似问题，人工服务压力较大，且不同渠道回复口径可能存在不一致。本项目拟通过大语言模型与校园知识库结合的方式，探索校园场景下智能问答服务的可行方案。</w:t>
-      </w:r>
-    </w:p>
-    <w:p>
-      <w:pPr>
-        <w:pStyle w:val="19"/>
-      </w:pPr>
-      <w:r>
-        <w:rPr>
-          <w:rFonts w:hint="eastAsia"/>
-        </w:rPr>
-        <w:t xml:space="preserve">项目建设意义包括：</w:t>
+        <w:t xml:space="preserve">项目组在初步调研中将问题归纳为：</w:t>
       </w:r>
     </w:p>
     <w:p>
@@ -541,7 +599,7 @@
         <w:rPr>
           <w:rFonts w:hint="eastAsia"/>
         </w:rPr>
-        <w:t xml:space="preserve">提高校务信息查询效率，减少师生查找信息所需时间。</w:t>
+        <w:t xml:space="preserve">信息分散：不同部门维护不同信息，用户需要跨平台查找。</w:t>
       </w:r>
     </w:p>
     <w:p>
@@ -556,7 +614,7 @@
         <w:rPr>
           <w:rFonts w:hint="eastAsia"/>
         </w:rPr>
-        <w:t xml:space="preserve">统一常见问题回复口径，提升校务服务的一致性和可信度。</w:t>
+        <w:t xml:space="preserve">高频问题重复：考试安排、选课流程、补办证明、校园网故障等问题重复咨询较多。</w:t>
       </w:r>
     </w:p>
     <w:p>
@@ -571,7 +629,7 @@
         <w:rPr>
           <w:rFonts w:hint="eastAsia"/>
         </w:rPr>
-        <w:t xml:space="preserve">降低职能部门重复咨询压力，将人工服务资源转向复杂问题处理。</w:t>
+        <w:t xml:space="preserve">回复口径不稳定：不同人员或渠道的答复可能存在表述差异。</w:t>
       </w:r>
     </w:p>
     <w:p>
@@ -586,7 +644,7 @@
         <w:rPr>
           <w:rFonts w:hint="eastAsia"/>
         </w:rPr>
-        <w:t xml:space="preserve">积累校园知识库建设经验，为后续智能校园服务扩展提供基础。</w:t>
+        <w:t xml:space="preserve">反馈闭环不足：用户发现信息过期或回答不准确时，缺少统一反馈机制。</w:t>
       </w:r>
     </w:p>
     <w:p>
@@ -601,20 +659,31 @@
         <w:rPr>
           <w:rFonts w:hint="eastAsia"/>
         </w:rPr>
-        <w:t xml:space="preserve">在课程实践中完成需求工程方法的应用，包括干系人分析、需求获取、范围界定和需求确认。</w:t>
+        <w:t xml:space="preserve">服务时间受限：人工咨询通常受办公时间限制，无法满足即时查询需求。</w:t>
       </w:r>
     </w:p>
-    <w:bookmarkEnd w:id="11"/>
-    <w:bookmarkStart w:id="14" w:name="三项目目标与成功标准"/>
     <w:p>
       <w:pPr>
-        <w:pStyle w:val="4"/>
+        <w:pStyle w:val="FirstParagraph"/>
       </w:pPr>
       <w:r>
         <w:rPr>
           <w:rFonts w:hint="eastAsia"/>
         </w:rPr>
-        <w:t xml:space="preserve">三、项目目标与成功标准</w:t>
+        <w:t xml:space="preserve">因此，本项目以“统一入口、可信回答、可维护知识、可追踪反馈”为建设方向，完成需求工程阶段的分析与设计。</w:t>
+      </w:r>
+    </w:p>
+    <w:bookmarkEnd w:id="11"/>
+    <w:bookmarkStart w:id="14" w:name="三项目目标与量化成功标准"/>
+    <w:p>
+      <w:pPr>
+        <w:pStyle w:val="4"/>
+      </w:pPr>
+      <w:r>
+        <w:rPr>
+          <w:rFonts w:hint="eastAsia"/>
+        </w:rPr>
+        <w:t xml:space="preserve">三、项目目标与量化成功标准</w:t>
       </w:r>
     </w:p>
     <w:bookmarkStart w:id="12" w:name="项目目标"/>
@@ -634,17 +703,6 @@
     </w:p>
     <w:p>
       <w:pPr>
-        <w:pStyle w:val="FirstParagraph"/>
-      </w:pPr>
-      <w:r>
-        <w:rPr>
-          <w:rFonts w:hint="eastAsia"/>
-        </w:rPr>
-        <w:t xml:space="preserve">本项目的阶段目标是完成校务问答机器人系统的需求工程成果，而非完整上线运行系统。具体目标如下：</w:t>
-      </w:r>
-    </w:p>
-    <w:p>
-      <w:pPr>
         <w:pStyle w:val="Compact"/>
         <w:numPr>
           <w:ilvl w:val="0"/>
@@ -655,7 +713,7 @@
         <w:rPr>
           <w:rFonts w:hint="eastAsia"/>
         </w:rPr>
-        <w:t xml:space="preserve">明确校务问答机器人的业务目标、目标用户和使用场景。</w:t>
+        <w:t xml:space="preserve">建立校务问答机器人系统的业务目标、用户目标和系统目标。</w:t>
       </w:r>
     </w:p>
     <w:p>
@@ -670,7 +728,7 @@
         <w:rPr>
           <w:rFonts w:hint="eastAsia"/>
         </w:rPr>
-        <w:t xml:space="preserve">完成用户调研，收集师生和管理人员对校务问答服务的核心需求。</w:t>
+        <w:t xml:space="preserve">完成学生、教师、管理人员三类用户的需求获取与场景分析。</w:t>
       </w:r>
     </w:p>
     <w:p>
@@ -685,7 +743,7 @@
         <w:rPr>
           <w:rFonts w:hint="eastAsia"/>
         </w:rPr>
-        <w:t xml:space="preserve">梳理校务知识库的初步分类，形成可用于问答系统设计的知识结构。</w:t>
+        <w:t xml:space="preserve">定义不少于三类核心问答领域，包括教务事务、学生事务和校园生活服务。</w:t>
       </w:r>
     </w:p>
     <w:p>
@@ -700,7 +758,7 @@
         <w:rPr>
           <w:rFonts w:hint="eastAsia"/>
         </w:rPr>
-        <w:t xml:space="preserve">定义系统功能需求、非功能需求和约束条件。</w:t>
+        <w:t xml:space="preserve">完成系统核心功能、非功能需求、数据需求和约束条件定义。</w:t>
       </w:r>
     </w:p>
     <w:p>
@@ -715,7 +773,7 @@
         <w:rPr>
           <w:rFonts w:hint="eastAsia"/>
         </w:rPr>
-        <w:t xml:space="preserve">完成低保真或中保真原型，支持需求确认和课堂评审。</w:t>
+        <w:t xml:space="preserve">完成可演示原型，用于支持需求确认和评审。</w:t>
       </w:r>
     </w:p>
     <w:p>
@@ -730,11 +788,11 @@
         <w:rPr>
           <w:rFonts w:hint="eastAsia"/>
         </w:rPr>
-        <w:t xml:space="preserve">形成项目计划、需求规格说明书、可行性分析报告等课程交付物。</w:t>
+        <w:t xml:space="preserve">建立版本管理和变更记录，保证文档版本号连续、内容演进合理。</w:t>
       </w:r>
     </w:p>
     <w:bookmarkEnd w:id="12"/>
-    <w:bookmarkStart w:id="13" w:name="成功标准"/>
+    <w:bookmarkStart w:id="13" w:name="量化成功标准"/>
     <w:p>
       <w:pPr>
         <w:pStyle w:val="5"/>
@@ -746,18 +804,7 @@
         <w:rPr>
           <w:rFonts w:hint="eastAsia"/>
         </w:rPr>
-        <w:t xml:space="preserve">成功标准</w:t>
-      </w:r>
-    </w:p>
-    <w:p>
-      <w:pPr>
-        <w:pStyle w:val="FirstParagraph"/>
-      </w:pPr>
-      <w:r>
-        <w:rPr>
-          <w:rFonts w:hint="eastAsia"/>
-        </w:rPr>
-        <w:t xml:space="preserve">项目在需求分析阶段的成功标准如下：</w:t>
+        <w:t xml:space="preserve">量化成功标准</w:t>
       </w:r>
     </w:p>
     <w:p>
@@ -772,7 +819,7 @@
         <w:rPr>
           <w:rFonts w:hint="eastAsia"/>
         </w:rPr>
-        <w:t xml:space="preserve">项目章程、可行性分析报告、项目计划和需求规格说明书内容一致。</w:t>
+        <w:t xml:space="preserve">需求规格说明书中功能需求不少于15项，且可追溯到用户需求或业务需求。</w:t>
       </w:r>
     </w:p>
     <w:p>
@@ -787,7 +834,7 @@
         <w:rPr>
           <w:rFonts w:hint="eastAsia"/>
         </w:rPr>
-        <w:t xml:space="preserve">至少覆盖学生、教师和校务管理人员三类典型用户需求。</w:t>
+        <w:t xml:space="preserve">原型至少覆盖用户提问、回答展示、追问、反馈评价、热门问题、历史记录和后台维护流程。</w:t>
       </w:r>
     </w:p>
     <w:p>
@@ -802,7 +849,7 @@
         <w:rPr>
           <w:rFonts w:hint="eastAsia"/>
         </w:rPr>
-        <w:t xml:space="preserve">系统范围边界清晰，明确哪些内容属于本项目需求分析范围，哪些内容暂不实施。</w:t>
+        <w:t xml:space="preserve">校务知识库分类不少于4类，每类包含典型问题示例。</w:t>
       </w:r>
     </w:p>
     <w:p>
@@ -817,7 +864,7 @@
         <w:rPr>
           <w:rFonts w:hint="eastAsia"/>
         </w:rPr>
-        <w:t xml:space="preserve">原型能够展示问答、反馈、历史记录、热门问题和管理维护等核心流程。</w:t>
+        <w:t xml:space="preserve">关键非功能需求包含响应时间、可用性、安全性、易用性和可维护性指标。</w:t>
       </w:r>
     </w:p>
     <w:p>
@@ -832,7 +879,7 @@
         <w:rPr>
           <w:rFonts w:hint="eastAsia"/>
         </w:rPr>
-        <w:t xml:space="preserve">项目成果能够支撑课程评审，评审问题可追溯到相应文档和需求条目。</w:t>
+        <w:t xml:space="preserve">评审中提出的问题均记录处理结论，包括采纳、暂缓或不采纳理由。</w:t>
       </w:r>
     </w:p>
     <w:bookmarkEnd w:id="13"/>
@@ -887,7 +934,7 @@
         <w:rPr>
           <w:rFonts w:hint="eastAsia"/>
         </w:rPr>
-        <w:t xml:space="preserve">校务问答机器人需求调研与用户分类。</w:t>
+        <w:t xml:space="preserve">用户需求调研：问卷、访谈、会议讨论和资料分析。</w:t>
       </w:r>
     </w:p>
     <w:p>
@@ -902,7 +949,7 @@
         <w:rPr>
           <w:rFonts w:hint="eastAsia"/>
         </w:rPr>
-        <w:t xml:space="preserve">校园师生典型使用场景分析。</w:t>
+        <w:t xml:space="preserve">用户分类与代表选择：学生、教师、管理人员和系统管理员。</w:t>
       </w:r>
     </w:p>
     <w:p>
@@ -917,7 +964,7 @@
         <w:rPr>
           <w:rFonts w:hint="eastAsia"/>
         </w:rPr>
-        <w:t xml:space="preserve">校务知识库初步整理，包括教务、学工、校园服务、信息化服务等类别。</w:t>
+        <w:t xml:space="preserve">业务流程分析：用户提出问题、系统检索知识、生成回答、用户反馈、管理员维护。</w:t>
       </w:r>
     </w:p>
     <w:p>
@@ -932,7 +979,7 @@
         <w:rPr>
           <w:rFonts w:hint="eastAsia"/>
         </w:rPr>
-        <w:t xml:space="preserve">系统功能需求定义，包括智能问答、问题推荐、反馈评价、历史记录和后台管理。</w:t>
+        <w:t xml:space="preserve">功能需求定义：智能问答、多轮对话、热门问题、历史记录、反馈评价、内容审核、知识维护和统计分析。</w:t>
       </w:r>
     </w:p>
     <w:p>
@@ -947,7 +994,7 @@
         <w:rPr>
           <w:rFonts w:hint="eastAsia"/>
         </w:rPr>
-        <w:t xml:space="preserve">非功能需求定义，包括性能、可用性、安全性、可维护性和易用性。</w:t>
+        <w:t xml:space="preserve">非功能需求定义：性能、安全、可靠性、可用性、兼容性和可维护性。</w:t>
       </w:r>
     </w:p>
     <w:p>
@@ -962,7 +1009,7 @@
         <w:rPr>
           <w:rFonts w:hint="eastAsia"/>
         </w:rPr>
-        <w:t xml:space="preserve">系统原型设计和主要交互流程说明。</w:t>
+        <w:t xml:space="preserve">数据需求定义：用户信息、问答记录、知识条目、反馈记录和统计数据。</w:t>
       </w:r>
     </w:p>
     <w:p>
@@ -977,7 +1024,7 @@
         <w:rPr>
           <w:rFonts w:hint="eastAsia"/>
         </w:rPr>
-        <w:t xml:space="preserve">技术可行性分析和初步架构设计。</w:t>
+        <w:t xml:space="preserve">原型设计：用户端问答界面和管理员端维护界面。</w:t>
       </w:r>
     </w:p>
     <w:p>
@@ -992,7 +1039,7 @@
         <w:rPr>
           <w:rFonts w:hint="eastAsia"/>
         </w:rPr>
-        <w:t xml:space="preserve">项目计划、风险分析和阶段交付物管理。</w:t>
+        <w:t xml:space="preserve">项目管理文档：项目章程、项目计划、会议纪要、评审记录和配置管理计划。</w:t>
       </w:r>
     </w:p>
     <w:bookmarkEnd w:id="15"/>
@@ -1019,7 +1066,7 @@
         <w:rPr>
           <w:rFonts w:hint="eastAsia"/>
         </w:rPr>
-        <w:t xml:space="preserve">本项目范围不包含：</w:t>
+        <w:t xml:space="preserve">以下内容不属于本阶段范围：</w:t>
       </w:r>
     </w:p>
     <w:p>
@@ -1034,7 +1081,7 @@
         <w:rPr>
           <w:rFonts w:hint="eastAsia"/>
         </w:rPr>
-        <w:t xml:space="preserve">完整生产级系统开发。</w:t>
+        <w:t xml:space="preserve">正式部署到校园生产环境。</w:t>
       </w:r>
     </w:p>
     <w:p>
@@ -1049,7 +1096,7 @@
         <w:rPr>
           <w:rFonts w:hint="eastAsia"/>
         </w:rPr>
-        <w:t xml:space="preserve">与真实教务系统、统一身份认证系统或校园数据库的正式对接。</w:t>
+        <w:t xml:space="preserve">接入真实统一身份认证、教务系统或办公系统。</w:t>
       </w:r>
     </w:p>
     <w:p>
@@ -1064,7 +1111,7 @@
         <w:rPr>
           <w:rFonts w:hint="eastAsia"/>
         </w:rPr>
-        <w:t xml:space="preserve">大规模模型训练或私有模型部署。</w:t>
+        <w:t xml:space="preserve">处理真实敏感个人数据。</w:t>
       </w:r>
     </w:p>
     <w:p>
@@ -1079,7 +1126,7 @@
         <w:rPr>
           <w:rFonts w:hint="eastAsia"/>
         </w:rPr>
-        <w:t xml:space="preserve">长期运维、正式上线运营和服务质量承诺。</w:t>
+        <w:t xml:space="preserve">训练自有大语言模型或进行大规模模型微调。</w:t>
       </w:r>
     </w:p>
     <w:p>
@@ -1094,11 +1141,11 @@
         <w:rPr>
           <w:rFonts w:hint="eastAsia"/>
         </w:rPr>
-        <w:t xml:space="preserve">涉及真实敏感数据的采集、存储和处理。</w:t>
+        <w:t xml:space="preserve">建立长期运维团队和生产级服务监控体系。</w:t>
       </w:r>
     </w:p>
     <w:bookmarkEnd w:id="16"/>
-    <w:bookmarkStart w:id="17" w:name="范围控制原则"/>
+    <w:bookmarkStart w:id="17" w:name="需求优先级原则"/>
     <w:p>
       <w:pPr>
         <w:pStyle w:val="5"/>
@@ -1110,7 +1157,7 @@
         <w:rPr>
           <w:rFonts w:hint="eastAsia"/>
         </w:rPr>
-        <w:t xml:space="preserve">范围控制原则</w:t>
+        <w:t xml:space="preserve">需求优先级原则</w:t>
       </w:r>
     </w:p>
     <w:p>
@@ -1121,12 +1168,72 @@
         <w:rPr>
           <w:rFonts w:hint="eastAsia"/>
         </w:rPr>
-        <w:t xml:space="preserve">项目组采用“课程目标优先、需求分析完整、技术实现适度”的原则控制范围。若后续出现新增需求，应先判断其是否服务于需求工程成果展示，再决定是否纳入项目范围。对工作量较大但价值明确的需求，可记录为后续扩展需求。</w:t>
+        <w:t xml:space="preserve">项目组采用MoSCoW方法管理需求优先级：</w:t>
+      </w:r>
+    </w:p>
+    <w:p>
+      <w:pPr>
+        <w:pStyle w:val="Compact"/>
+        <w:numPr>
+          <w:ilvl w:val="0"/>
+          <w:numId w:val="1006"/>
+        </w:numPr>
+      </w:pPr>
+      <w:r>
+        <w:rPr>
+          <w:rFonts w:hint="eastAsia"/>
+        </w:rPr>
+        <w:t xml:space="preserve">Must：智能问答、知识库检索、基础反馈、热门问题、管理员知识维护。</w:t>
+      </w:r>
+    </w:p>
+    <w:p>
+      <w:pPr>
+        <w:pStyle w:val="Compact"/>
+        <w:numPr>
+          <w:ilvl w:val="0"/>
+          <w:numId w:val="1006"/>
+        </w:numPr>
+      </w:pPr>
+      <w:r>
+        <w:rPr>
+          <w:rFonts w:hint="eastAsia"/>
+        </w:rPr>
+        <w:t xml:space="preserve">Should：多轮对话、历史记录、满意度评价、内容审核和数据统计。</w:t>
+      </w:r>
+    </w:p>
+    <w:p>
+      <w:pPr>
+        <w:pStyle w:val="Compact"/>
+        <w:numPr>
+          <w:ilvl w:val="0"/>
+          <w:numId w:val="1006"/>
+        </w:numPr>
+      </w:pPr>
+      <w:r>
+        <w:rPr>
+          <w:rFonts w:hint="eastAsia"/>
+        </w:rPr>
+        <w:t xml:space="preserve">Could：个性化推荐、语音输入、移动端适配增强、部门工单转接。</w:t>
+      </w:r>
+    </w:p>
+    <w:p>
+      <w:pPr>
+        <w:pStyle w:val="Compact"/>
+        <w:numPr>
+          <w:ilvl w:val="0"/>
+          <w:numId w:val="1006"/>
+        </w:numPr>
+      </w:pPr>
+      <w:r>
+        <w:rPr>
+          <w:rFonts w:hint="eastAsia"/>
+        </w:rPr>
+        <w:t xml:space="preserve">Won’t：真实系统对接、线上支付、正式运维监控和模型训练平台。</w:t>
       </w:r>
     </w:p>
     <w:bookmarkEnd w:id="17"/>
     <w:bookmarkEnd w:id="18"/>
-    <w:bookmarkStart w:id="19" w:name="五利益相关者"/>
+    <w:bookmarkStart w:id="19" w:name="五利益相关者与职责"/>
     <w:p>
       <w:pPr>
         <w:pStyle w:val="4"/>
@@ -1135,7 +1242,7 @@
         <w:rPr>
           <w:rFonts w:hint="eastAsia"/>
         </w:rPr>
-        <w:t xml:space="preserve">五、利益相关者</w:t>
+        <w:t xml:space="preserve">五、利益相关者与职责</w:t>
       </w:r>
     </w:p>
     <w:tbl>
@@ -1146,9 +1253,10 @@
         <w:tblLook w:firstRow="1" w:lastRow="0" w:firstColumn="0" w:lastColumn="0" w:noHBand="0" w:noVBand="0" w:val="0020"/>
       </w:tblPr>
       <w:tblGrid>
-        <w:gridCol w:w="2640"/>
-        <w:gridCol w:w="2640"/>
-        <w:gridCol w:w="2640"/>
+        <w:gridCol w:w="1980"/>
+        <w:gridCol w:w="1980"/>
+        <w:gridCol w:w="1980"/>
+        <w:gridCol w:w="1980"/>
       </w:tblGrid>
       <w:tr>
         <w:trPr>
@@ -1178,7 +1286,7 @@
               <w:rPr>
                 <w:rFonts w:hint="eastAsia"/>
               </w:rPr>
-              <w:t xml:space="preserve">关注点</w:t>
+              <w:t xml:space="preserve">核心诉求</w:t>
             </w:r>
           </w:p>
         </w:tc>
@@ -1192,7 +1300,21 @@
               <w:rPr>
                 <w:rFonts w:hint="eastAsia"/>
               </w:rPr>
-              <w:t xml:space="preserve">主要职责或影响</w:t>
+              <w:t xml:space="preserve">参与方式</w:t>
+            </w:r>
+          </w:p>
+        </w:tc>
+        <w:tc>
+          <w:tcPr/>
+          <w:p>
+            <w:pPr>
+              <w:pStyle w:val="Compact"/>
+            </w:pPr>
+            <w:r>
+              <w:rPr>
+                <w:rFonts w:hint="eastAsia"/>
+              </w:rPr>
+              <w:t xml:space="preserve">项目影响</w:t>
             </w:r>
           </w:p>
         </w:tc>
@@ -1222,7 +1344,7 @@
               <w:rPr>
                 <w:rFonts w:hint="eastAsia"/>
               </w:rPr>
-              <w:t xml:space="preserve">快速查询课表、考试、学籍、校园生活等信息</w:t>
+              <w:t xml:space="preserve">快速查询课程、考试、学籍、奖助贷、校园生活信息</w:t>
             </w:r>
           </w:p>
         </w:tc>
@@ -1236,7 +1358,21 @@
               <w:rPr>
                 <w:rFonts w:hint="eastAsia"/>
               </w:rPr>
-              <w:t xml:space="preserve">提供使用场景和反馈，是系统主要服务对象。</w:t>
+              <w:t xml:space="preserve">问卷、访谈、原型试用</w:t>
+            </w:r>
+          </w:p>
+        </w:tc>
+        <w:tc>
+          <w:tcPr/>
+          <w:p>
+            <w:pPr>
+              <w:pStyle w:val="Compact"/>
+            </w:pPr>
+            <w:r>
+              <w:rPr>
+                <w:rFonts w:hint="eastAsia"/>
+              </w:rPr>
+              <w:t xml:space="preserve">决定用户端功能和易用性要求。</w:t>
             </w:r>
           </w:p>
         </w:tc>
@@ -1266,7 +1402,7 @@
               <w:rPr>
                 <w:rFonts w:hint="eastAsia"/>
               </w:rPr>
-              <w:t xml:space="preserve">查询教学安排、教学事务和通知信息</w:t>
+              <w:t xml:space="preserve">查询教学事务、课程安排、通知政策和系统使用问题</w:t>
             </w:r>
           </w:p>
         </w:tc>
@@ -1280,7 +1416,21 @@
               <w:rPr>
                 <w:rFonts w:hint="eastAsia"/>
               </w:rPr>
-              <w:t xml:space="preserve">提供教学相关问答场景，验证系统回答是否清晰。</w:t>
+              <w:t xml:space="preserve">访谈、场景确认</w:t>
+            </w:r>
+          </w:p>
+        </w:tc>
+        <w:tc>
+          <w:tcPr/>
+          <w:p>
+            <w:pPr>
+              <w:pStyle w:val="Compact"/>
+            </w:pPr>
+            <w:r>
+              <w:rPr>
+                <w:rFonts w:hint="eastAsia"/>
+              </w:rPr>
+              <w:t xml:space="preserve">补充教师侧业务场景。</w:t>
             </w:r>
           </w:p>
         </w:tc>
@@ -1310,7 +1460,7 @@
               <w:rPr>
                 <w:rFonts w:hint="eastAsia"/>
               </w:rPr>
-              <w:t xml:space="preserve">教务政策、课程考试、成绩学籍等信息准确性</w:t>
+              <w:t xml:space="preserve">确保教务类信息准确、规范、可追溯</w:t>
             </w:r>
           </w:p>
         </w:tc>
@@ -1324,7 +1474,21 @@
               <w:rPr>
                 <w:rFonts w:hint="eastAsia"/>
               </w:rPr>
-              <w:t xml:space="preserve">提供或确认教务类知识来源和回复口径。</w:t>
+              <w:t xml:space="preserve">资料确认、口径审核</w:t>
+            </w:r>
+          </w:p>
+        </w:tc>
+        <w:tc>
+          <w:tcPr/>
+          <w:p>
+            <w:pPr>
+              <w:pStyle w:val="Compact"/>
+            </w:pPr>
+            <w:r>
+              <w:rPr>
+                <w:rFonts w:hint="eastAsia"/>
+              </w:rPr>
+              <w:t xml:space="preserve">决定教务知识库质量。</w:t>
             </w:r>
           </w:p>
         </w:tc>
@@ -1354,7 +1518,7 @@
               <w:rPr>
                 <w:rFonts w:hint="eastAsia"/>
               </w:rPr>
-              <w:t xml:space="preserve">学生事务、奖助贷、活动管理等信息准确性</w:t>
+              <w:t xml:space="preserve">确保学生事务类信息完整、更新及时</w:t>
             </w:r>
           </w:p>
         </w:tc>
@@ -1368,7 +1532,21 @@
               <w:rPr>
                 <w:rFonts w:hint="eastAsia"/>
               </w:rPr>
-              <w:t xml:space="preserve">提供学生事务类知识来源和业务规则。</w:t>
+              <w:t xml:space="preserve">资料确认、典型问题提供</w:t>
+            </w:r>
+          </w:p>
+        </w:tc>
+        <w:tc>
+          <w:tcPr/>
+          <w:p>
+            <w:pPr>
+              <w:pStyle w:val="Compact"/>
+            </w:pPr>
+            <w:r>
+              <w:rPr>
+                <w:rFonts w:hint="eastAsia"/>
+              </w:rPr>
+              <w:t xml:space="preserve">决定学生事务场景覆盖程度。</w:t>
             </w:r>
           </w:p>
         </w:tc>
@@ -1398,7 +1576,7 @@
               <w:rPr>
                 <w:rFonts w:hint="eastAsia"/>
               </w:rPr>
-              <w:t xml:space="preserve">系统部署、安全、权限和数据规范</w:t>
+              <w:t xml:space="preserve">关注系统安全、权限、部署和数据规范</w:t>
             </w:r>
           </w:p>
         </w:tc>
@@ -1412,7 +1590,21 @@
               <w:rPr>
                 <w:rFonts w:hint="eastAsia"/>
               </w:rPr>
-              <w:t xml:space="preserve">提供技术约束、安全要求和校园信息化规范。</w:t>
+              <w:t xml:space="preserve">技术约束确认</w:t>
+            </w:r>
+          </w:p>
+        </w:tc>
+        <w:tc>
+          <w:tcPr/>
+          <w:p>
+            <w:pPr>
+              <w:pStyle w:val="Compact"/>
+            </w:pPr>
+            <w:r>
+              <w:rPr>
+                <w:rFonts w:hint="eastAsia"/>
+              </w:rPr>
+              <w:t xml:space="preserve">决定技术方案可行性边界。</w:t>
             </w:r>
           </w:p>
         </w:tc>
@@ -1442,7 +1634,7 @@
               <w:rPr>
                 <w:rFonts w:hint="eastAsia"/>
               </w:rPr>
-              <w:t xml:space="preserve">文档编写、调研、分析、原型和汇报</w:t>
+              <w:t xml:space="preserve">完成需求工程和课程交付物</w:t>
             </w:r>
           </w:p>
         </w:tc>
@@ -1456,7 +1648,21 @@
               <w:rPr>
                 <w:rFonts w:hint="eastAsia"/>
               </w:rPr>
-              <w:t xml:space="preserve">承担课程项目实施工作。</w:t>
+              <w:t xml:space="preserve">文档、原型、评审汇报</w:t>
+            </w:r>
+          </w:p>
+        </w:tc>
+        <w:tc>
+          <w:tcPr/>
+          <w:p>
+            <w:pPr>
+              <w:pStyle w:val="Compact"/>
+            </w:pPr>
+            <w:r>
+              <w:rPr>
+                <w:rFonts w:hint="eastAsia"/>
+              </w:rPr>
+              <w:t xml:space="preserve">负责项目实际实施。</w:t>
             </w:r>
           </w:p>
         </w:tc>
@@ -1486,7 +1692,7 @@
               <w:rPr>
                 <w:rFonts w:hint="eastAsia"/>
               </w:rPr>
-              <w:t xml:space="preserve">课程目标、过程指导和成果评审</w:t>
+              <w:t xml:space="preserve">关注课程目标达成和文档规范性</w:t>
             </w:r>
           </w:p>
         </w:tc>
@@ -1500,7 +1706,21 @@
               <w:rPr>
                 <w:rFonts w:hint="eastAsia"/>
               </w:rPr>
-              <w:t xml:space="preserve">对项目阶段成果提出修改意见并进行评审。</w:t>
+              <w:t xml:space="preserve">阶段指导、成果评审</w:t>
+            </w:r>
+          </w:p>
+        </w:tc>
+        <w:tc>
+          <w:tcPr/>
+          <w:p>
+            <w:pPr>
+              <w:pStyle w:val="Compact"/>
+            </w:pPr>
+            <w:r>
+              <w:rPr>
+                <w:rFonts w:hint="eastAsia"/>
+              </w:rPr>
+              <w:t xml:space="preserve">提供修改意见和验收依据。</w:t>
             </w:r>
           </w:p>
         </w:tc>
@@ -1542,7 +1762,40 @@
         <w:rPr>
           <w:rFonts w:hint="eastAsia"/>
         </w:rPr>
-        <w:t xml:space="preserve">校园信息化部门需要一个统一、易用、可维护的校务问答服务入口，用于回答师生高频咨询问题，减少重复性人工答复，提升服务体验。系统应能够基于已整理的校务知识库给出可信回答，并在回答无法确认时提示用户转向人工渠道或官方信息来源。</w:t>
+        <w:t xml:space="preserve">BR-01：系统应提供统一的校务信息智能问答入口，减少师生在多个渠道之间查找信息的成本。</w:t>
+      </w:r>
+    </w:p>
+    <w:p>
+      <w:pPr>
+        <w:pStyle w:val="19"/>
+      </w:pPr>
+      <w:r>
+        <w:rPr>
+          <w:rFonts w:hint="eastAsia"/>
+        </w:rPr>
+        <w:t xml:space="preserve">BR-02：系统应支持高频问题自动回答，降低教务处、学工部和信息中心的重复咨询压力。</w:t>
+      </w:r>
+    </w:p>
+    <w:p>
+      <w:pPr>
+        <w:pStyle w:val="19"/>
+      </w:pPr>
+      <w:r>
+        <w:rPr>
+          <w:rFonts w:hint="eastAsia"/>
+        </w:rPr>
+        <w:t xml:space="preserve">BR-03：系统应通过知识库维护和反馈处理机制，提高校务信息回答的准确性与可持续更新能力。</w:t>
+      </w:r>
+    </w:p>
+    <w:p>
+      <w:pPr>
+        <w:pStyle w:val="19"/>
+      </w:pPr>
+      <w:r>
+        <w:rPr>
+          <w:rFonts w:hint="eastAsia"/>
+        </w:rPr>
+        <w:t xml:space="preserve">BR-04：系统应为管理人员提供统计分析能力，帮助识别高频咨询主题和信息服务薄弱环节。</w:t>
       </w:r>
     </w:p>
     <w:bookmarkEnd w:id="20"/>
@@ -1569,97 +1822,62 @@
         <w:rPr>
           <w:rFonts w:hint="eastAsia"/>
         </w:rPr>
-        <w:t xml:space="preserve">系统应满足以下用户需求：</w:t>
+        <w:t xml:space="preserve">UR-01：用户可以使用自然语言输入问题，系统能识别问题意图并返回可理解的回答。</w:t>
       </w:r>
     </w:p>
     <w:p>
       <w:pPr>
-        <w:pStyle w:val="Compact"/>
-        <w:numPr>
-          <w:ilvl w:val="0"/>
-          <w:numId w:val="1006"/>
-        </w:numPr>
+        <w:pStyle w:val="19"/>
       </w:pPr>
       <w:r>
         <w:rPr>
           <w:rFonts w:hint="eastAsia"/>
         </w:rPr>
-        <w:t xml:space="preserve">用户可以用自然语言提问，而不必提前了解校务信息分类。</w:t>
+        <w:t xml:space="preserve">UR-02：用户可以根据系统推荐的问题快速选择常见问题。</w:t>
       </w:r>
     </w:p>
     <w:p>
       <w:pPr>
-        <w:pStyle w:val="Compact"/>
-        <w:numPr>
-          <w:ilvl w:val="0"/>
-          <w:numId w:val="1006"/>
-        </w:numPr>
+        <w:pStyle w:val="19"/>
       </w:pPr>
       <w:r>
         <w:rPr>
           <w:rFonts w:hint="eastAsia"/>
         </w:rPr>
-        <w:t xml:space="preserve">用户可以快速获得与问题相关的明确回答和必要说明。</w:t>
+        <w:t xml:space="preserve">UR-03：用户可以针对回答进行点赞、差评、纠错或补充反馈。</w:t>
       </w:r>
     </w:p>
     <w:p>
       <w:pPr>
-        <w:pStyle w:val="Compact"/>
-        <w:numPr>
-          <w:ilvl w:val="0"/>
-          <w:numId w:val="1006"/>
-        </w:numPr>
+        <w:pStyle w:val="19"/>
       </w:pPr>
       <w:r>
         <w:rPr>
           <w:rFonts w:hint="eastAsia"/>
         </w:rPr>
-        <w:t xml:space="preserve">用户可以查看热门问题和历史问答记录。</w:t>
+        <w:t xml:space="preserve">UR-04：用户可以查看历史问答记录，方便再次查找已咨询内容。</w:t>
       </w:r>
     </w:p>
     <w:p>
       <w:pPr>
-        <w:pStyle w:val="Compact"/>
-        <w:numPr>
-          <w:ilvl w:val="0"/>
-          <w:numId w:val="1006"/>
-        </w:numPr>
+        <w:pStyle w:val="19"/>
       </w:pPr>
       <w:r>
         <w:rPr>
           <w:rFonts w:hint="eastAsia"/>
         </w:rPr>
-        <w:t xml:space="preserve">用户可以对回答进行点赞、评价或反馈错误。</w:t>
+        <w:t xml:space="preserve">UR-05：管理员可以新增、修改、下架或审核知识库条目。</w:t>
       </w:r>
     </w:p>
     <w:p>
       <w:pPr>
-        <w:pStyle w:val="Compact"/>
-        <w:numPr>
-          <w:ilvl w:val="0"/>
-          <w:numId w:val="1006"/>
-        </w:numPr>
+        <w:pStyle w:val="19"/>
       </w:pPr>
       <w:r>
         <w:rPr>
           <w:rFonts w:hint="eastAsia"/>
         </w:rPr>
-        <w:t xml:space="preserve">用户在回答不满意时，可以查看人工咨询或官方通知入口。</w:t>
-      </w:r>
-    </w:p>
-    <w:p>
-      <w:pPr>
-        <w:pStyle w:val="Compact"/>
-        <w:numPr>
-          <w:ilvl w:val="0"/>
-          <w:numId w:val="1006"/>
-        </w:numPr>
-      </w:pPr>
-      <w:r>
-        <w:rPr>
-          <w:rFonts w:hint="eastAsia"/>
-        </w:rPr>
-        <w:t xml:space="preserve">管理人员可以维护知识库内容，查看常见问题统计和用户反馈。</w:t>
+        <w:t xml:space="preserve">UR-06：管理员可以查看热门问题、满意度和错误反馈统计。</w:t>
       </w:r>
     </w:p>
     <w:bookmarkEnd w:id="21"/>
@@ -1678,351 +1896,6 @@
         <w:t xml:space="preserve">功能需求</w:t>
       </w:r>
     </w:p>
-    <w:p>
-      <w:pPr>
-        <w:pStyle w:val="Compact"/>
-        <w:numPr>
-          <w:ilvl w:val="0"/>
-          <w:numId w:val="1007"/>
-        </w:numPr>
-      </w:pPr>
-      <w:r>
-        <w:rPr>
-          <w:rFonts w:hint="eastAsia"/>
-        </w:rPr>
-        <w:t xml:space="preserve">校务问答功能：支持自然语言输入、问题理解、知识库检索、回答生成和多轮追问。</w:t>
-      </w:r>
-    </w:p>
-    <w:p>
-      <w:pPr>
-        <w:pStyle w:val="Compact"/>
-        <w:numPr>
-          <w:ilvl w:val="0"/>
-          <w:numId w:val="1007"/>
-        </w:numPr>
-      </w:pPr>
-      <w:r>
-        <w:rPr>
-          <w:rFonts w:hint="eastAsia"/>
-        </w:rPr>
-        <w:t xml:space="preserve">常见问题推荐：根据高频问题、当前场景或用户输入推荐相关问题。</w:t>
-      </w:r>
-    </w:p>
-    <w:p>
-      <w:pPr>
-        <w:pStyle w:val="Compact"/>
-        <w:numPr>
-          <w:ilvl w:val="0"/>
-          <w:numId w:val="1007"/>
-        </w:numPr>
-      </w:pPr>
-      <w:r>
-        <w:rPr>
-          <w:rFonts w:hint="eastAsia"/>
-        </w:rPr>
-        <w:t xml:space="preserve">用户互动反馈：支持点赞、差评、吐槽、问题纠错和满意度评价。</w:t>
-      </w:r>
-    </w:p>
-    <w:p>
-      <w:pPr>
-        <w:pStyle w:val="Compact"/>
-        <w:numPr>
-          <w:ilvl w:val="0"/>
-          <w:numId w:val="1007"/>
-        </w:numPr>
-      </w:pPr>
-      <w:r>
-        <w:rPr>
-          <w:rFonts w:hint="eastAsia"/>
-        </w:rPr>
-        <w:t xml:space="preserve">历史记录查询：用户可以查看个人历史提问和系统回答。</w:t>
-      </w:r>
-    </w:p>
-    <w:p>
-      <w:pPr>
-        <w:pStyle w:val="Compact"/>
-        <w:numPr>
-          <w:ilvl w:val="0"/>
-          <w:numId w:val="1007"/>
-        </w:numPr>
-      </w:pPr>
-      <w:r>
-        <w:rPr>
-          <w:rFonts w:hint="eastAsia"/>
-        </w:rPr>
-        <w:t xml:space="preserve">热门问题统计：系统展示一定周期内的高频问题，帮助用户快速定位常见信息。</w:t>
-      </w:r>
-    </w:p>
-    <w:p>
-      <w:pPr>
-        <w:pStyle w:val="Compact"/>
-        <w:numPr>
-          <w:ilvl w:val="0"/>
-          <w:numId w:val="1007"/>
-        </w:numPr>
-      </w:pPr>
-      <w:r>
-        <w:rPr>
-          <w:rFonts w:hint="eastAsia"/>
-        </w:rPr>
-        <w:t xml:space="preserve">管理后台：支持知识条目维护、反馈处理、内容审核、用户权限和数据统计。</w:t>
-      </w:r>
-    </w:p>
-    <w:bookmarkEnd w:id="22"/>
-    <w:bookmarkStart w:id="23" w:name="非功能需求"/>
-    <w:p>
-      <w:pPr>
-        <w:pStyle w:val="5"/>
-      </w:pPr>
-      <w:r>
-        <w:t xml:space="preserve">6.4 </w:t>
-      </w:r>
-      <w:r>
-        <w:rPr>
-          <w:rFonts w:hint="eastAsia"/>
-        </w:rPr>
-        <w:t xml:space="preserve">非功能需求</w:t>
-      </w:r>
-    </w:p>
-    <w:p>
-      <w:pPr>
-        <w:pStyle w:val="Compact"/>
-        <w:numPr>
-          <w:ilvl w:val="0"/>
-          <w:numId w:val="1008"/>
-        </w:numPr>
-      </w:pPr>
-      <w:r>
-        <w:rPr>
-          <w:rFonts w:hint="eastAsia"/>
-        </w:rPr>
-        <w:t xml:space="preserve">性能：常规问答响应时间目标不超过3秒，复杂检索或多轮推理可给出加载提示。</w:t>
-      </w:r>
-    </w:p>
-    <w:p>
-      <w:pPr>
-        <w:pStyle w:val="Compact"/>
-        <w:numPr>
-          <w:ilvl w:val="0"/>
-          <w:numId w:val="1008"/>
-        </w:numPr>
-      </w:pPr>
-      <w:r>
-        <w:rPr>
-          <w:rFonts w:hint="eastAsia"/>
-        </w:rPr>
-        <w:t xml:space="preserve">可用性：系统界面简洁，主要操作不超过三步完成。</w:t>
-      </w:r>
-    </w:p>
-    <w:p>
-      <w:pPr>
-        <w:pStyle w:val="Compact"/>
-        <w:numPr>
-          <w:ilvl w:val="0"/>
-          <w:numId w:val="1008"/>
-        </w:numPr>
-      </w:pPr>
-      <w:r>
-        <w:rPr>
-          <w:rFonts w:hint="eastAsia"/>
-        </w:rPr>
-        <w:t xml:space="preserve">安全性：用户信息、问答记录和反馈内容应按权限访问，不展示敏感个人信息。</w:t>
-      </w:r>
-    </w:p>
-    <w:p>
-      <w:pPr>
-        <w:pStyle w:val="Compact"/>
-        <w:numPr>
-          <w:ilvl w:val="0"/>
-          <w:numId w:val="1008"/>
-        </w:numPr>
-      </w:pPr>
-      <w:r>
-        <w:rPr>
-          <w:rFonts w:hint="eastAsia"/>
-        </w:rPr>
-        <w:t xml:space="preserve">可靠性：知识库内容应标注来源或更新时间，降低过期信息造成的误导。</w:t>
-      </w:r>
-    </w:p>
-    <w:p>
-      <w:pPr>
-        <w:pStyle w:val="Compact"/>
-        <w:numPr>
-          <w:ilvl w:val="0"/>
-          <w:numId w:val="1008"/>
-        </w:numPr>
-      </w:pPr>
-      <w:r>
-        <w:rPr>
-          <w:rFonts w:hint="eastAsia"/>
-        </w:rPr>
-        <w:t xml:space="preserve">可维护性：知识库、问答服务和管理后台应采用模块化设计，便于后续扩展。</w:t>
-      </w:r>
-    </w:p>
-    <w:bookmarkEnd w:id="23"/>
-    <w:bookmarkEnd w:id="24"/>
-    <w:bookmarkStart w:id="25" w:name="七技术方案概述"/>
-    <w:p>
-      <w:pPr>
-        <w:pStyle w:val="4"/>
-      </w:pPr>
-      <w:r>
-        <w:rPr>
-          <w:rFonts w:hint="eastAsia"/>
-        </w:rPr>
-        <w:t xml:space="preserve">七、技术方案概述</w:t>
-      </w:r>
-    </w:p>
-    <w:p>
-      <w:pPr>
-        <w:pStyle w:val="FirstParagraph"/>
-      </w:pPr>
-      <w:r>
-        <w:rPr>
-          <w:rFonts w:hint="eastAsia"/>
-        </w:rPr>
-        <w:t xml:space="preserve">本项目采用“大语言模型</w:t>
-      </w:r>
-      <w:r>
-        <w:t xml:space="preserve"> + </w:t>
-      </w:r>
-      <w:r>
-        <w:rPr>
-          <w:rFonts w:hint="eastAsia"/>
-        </w:rPr>
-        <w:t xml:space="preserve">校务知识库</w:t>
-      </w:r>
-      <w:r>
-        <w:t xml:space="preserve"> + </w:t>
-      </w:r>
-      <w:r>
-        <w:rPr>
-          <w:rFonts w:hint="eastAsia"/>
-        </w:rPr>
-        <w:t xml:space="preserve">反馈闭环”的技术思路。系统通过知识库保存经过整理的校务信息，通过检索机制找到与用户问题相关的知识内容，再由大语言模型生成自然语言回答。对于无法确认的问题，系统应降低回答确定性表达，并提示用户参考官方渠道。</w:t>
-      </w:r>
-    </w:p>
-    <w:p>
-      <w:pPr>
-        <w:pStyle w:val="19"/>
-      </w:pPr>
-      <w:r>
-        <w:rPr>
-          <w:rFonts w:hint="eastAsia"/>
-        </w:rPr>
-        <w:t xml:space="preserve">初步技术组成包括：</w:t>
-      </w:r>
-    </w:p>
-    <w:p>
-      <w:pPr>
-        <w:pStyle w:val="Compact"/>
-        <w:numPr>
-          <w:ilvl w:val="0"/>
-          <w:numId w:val="1009"/>
-        </w:numPr>
-      </w:pPr>
-      <w:r>
-        <w:rPr>
-          <w:rFonts w:hint="eastAsia"/>
-        </w:rPr>
-        <w:t xml:space="preserve">前端交互界面：提供聊天式问答、问题推荐、反馈入口和历史记录。</w:t>
-      </w:r>
-    </w:p>
-    <w:p>
-      <w:pPr>
-        <w:pStyle w:val="Compact"/>
-        <w:numPr>
-          <w:ilvl w:val="0"/>
-          <w:numId w:val="1009"/>
-        </w:numPr>
-      </w:pPr>
-      <w:r>
-        <w:rPr>
-          <w:rFonts w:hint="eastAsia"/>
-        </w:rPr>
-        <w:t xml:space="preserve">问答服务层：负责问题接收、上下文管理、答案生成和异常处理。</w:t>
-      </w:r>
-    </w:p>
-    <w:p>
-      <w:pPr>
-        <w:pStyle w:val="Compact"/>
-        <w:numPr>
-          <w:ilvl w:val="0"/>
-          <w:numId w:val="1009"/>
-        </w:numPr>
-      </w:pPr>
-      <w:r>
-        <w:rPr>
-          <w:rFonts w:hint="eastAsia"/>
-        </w:rPr>
-        <w:t xml:space="preserve">知识库模块：保存校务问答条目、政策说明、通知摘要和分类标签。</w:t>
-      </w:r>
-    </w:p>
-    <w:p>
-      <w:pPr>
-        <w:pStyle w:val="Compact"/>
-        <w:numPr>
-          <w:ilvl w:val="0"/>
-          <w:numId w:val="1009"/>
-        </w:numPr>
-      </w:pPr>
-      <w:r>
-        <w:rPr>
-          <w:rFonts w:hint="eastAsia"/>
-        </w:rPr>
-        <w:t xml:space="preserve">管理后台：用于知识维护、反馈处理、统计分析和权限管理。</w:t>
-      </w:r>
-    </w:p>
-    <w:p>
-      <w:pPr>
-        <w:pStyle w:val="Compact"/>
-        <w:numPr>
-          <w:ilvl w:val="0"/>
-          <w:numId w:val="1009"/>
-        </w:numPr>
-      </w:pPr>
-      <w:r>
-        <w:rPr>
-          <w:rFonts w:hint="eastAsia"/>
-        </w:rPr>
-        <w:t xml:space="preserve">安全与审核模块：用于敏感词过滤、内容审核和访问控制。</w:t>
-      </w:r>
-    </w:p>
-    <w:p>
-      <w:pPr>
-        <w:pStyle w:val="FirstParagraph"/>
-      </w:pPr>
-      <w:r>
-        <w:rPr>
-          <w:rFonts w:hint="eastAsia"/>
-        </w:rPr>
-        <w:t xml:space="preserve">本版本仅进行方案论证和原型设计，不进行生产系统部署。</w:t>
-      </w:r>
-    </w:p>
-    <w:bookmarkEnd w:id="25"/>
-    <w:bookmarkStart w:id="26" w:name="八项目实施计划"/>
-    <w:p>
-      <w:pPr>
-        <w:pStyle w:val="4"/>
-      </w:pPr>
-      <w:r>
-        <w:rPr>
-          <w:rFonts w:hint="eastAsia"/>
-        </w:rPr>
-        <w:t xml:space="preserve">八、项目实施计划</w:t>
-      </w:r>
-    </w:p>
-    <w:p>
-      <w:pPr>
-        <w:pStyle w:val="FirstParagraph"/>
-      </w:pPr>
-      <w:r>
-        <w:rPr>
-          <w:rFonts w:hint="eastAsia"/>
-        </w:rPr>
-        <w:t xml:space="preserve">需求分析阶段预计4周完成。</w:t>
-      </w:r>
-    </w:p>
     <w:tbl>
       <w:tblPr>
         <w:tblStyle w:val="Table"/>
@@ -2031,9 +1904,10 @@
         <w:tblLook w:firstRow="1" w:lastRow="0" w:firstColumn="0" w:lastColumn="0" w:noHBand="0" w:noVBand="0" w:val="0020"/>
       </w:tblPr>
       <w:tblGrid>
-        <w:gridCol w:w="2640"/>
-        <w:gridCol w:w="2640"/>
-        <w:gridCol w:w="2640"/>
+        <w:gridCol w:w="1980"/>
+        <w:gridCol w:w="1980"/>
+        <w:gridCol w:w="1980"/>
+        <w:gridCol w:w="1980"/>
       </w:tblGrid>
       <w:tr>
         <w:trPr>
@@ -2049,7 +1923,1232 @@
               <w:rPr>
                 <w:rFonts w:hint="eastAsia"/>
               </w:rPr>
-              <w:t xml:space="preserve">周次</w:t>
+              <w:t xml:space="preserve">编号</w:t>
+            </w:r>
+          </w:p>
+        </w:tc>
+        <w:tc>
+          <w:tcPr/>
+          <w:p>
+            <w:pPr>
+              <w:pStyle w:val="Compact"/>
+            </w:pPr>
+            <w:r>
+              <w:rPr>
+                <w:rFonts w:hint="eastAsia"/>
+              </w:rPr>
+              <w:t xml:space="preserve">功能名称</w:t>
+            </w:r>
+          </w:p>
+        </w:tc>
+        <w:tc>
+          <w:tcPr/>
+          <w:p>
+            <w:pPr>
+              <w:pStyle w:val="Compact"/>
+            </w:pPr>
+            <w:r>
+              <w:rPr>
+                <w:rFonts w:hint="eastAsia"/>
+              </w:rPr>
+              <w:t xml:space="preserve">说明</w:t>
+            </w:r>
+          </w:p>
+        </w:tc>
+        <w:tc>
+          <w:tcPr/>
+          <w:p>
+            <w:pPr>
+              <w:pStyle w:val="Compact"/>
+            </w:pPr>
+            <w:r>
+              <w:rPr>
+                <w:rFonts w:hint="eastAsia"/>
+              </w:rPr>
+              <w:t xml:space="preserve">优先级</w:t>
+            </w:r>
+          </w:p>
+        </w:tc>
+      </w:tr>
+      <w:tr>
+        <w:tc>
+          <w:tcPr/>
+          <w:p>
+            <w:pPr>
+              <w:pStyle w:val="Compact"/>
+            </w:pPr>
+            <w:r>
+              <w:t xml:space="preserve">FR-01</w:t>
+            </w:r>
+          </w:p>
+        </w:tc>
+        <w:tc>
+          <w:tcPr/>
+          <w:p>
+            <w:pPr>
+              <w:pStyle w:val="Compact"/>
+            </w:pPr>
+            <w:r>
+              <w:rPr>
+                <w:rFonts w:hint="eastAsia"/>
+              </w:rPr>
+              <w:t xml:space="preserve">智能问答</w:t>
+            </w:r>
+          </w:p>
+        </w:tc>
+        <w:tc>
+          <w:tcPr/>
+          <w:p>
+            <w:pPr>
+              <w:pStyle w:val="Compact"/>
+            </w:pPr>
+            <w:r>
+              <w:rPr>
+                <w:rFonts w:hint="eastAsia"/>
+              </w:rPr>
+              <w:t xml:space="preserve">支持自然语言提问并生成校务问题回答。</w:t>
+            </w:r>
+          </w:p>
+        </w:tc>
+        <w:tc>
+          <w:tcPr/>
+          <w:p>
+            <w:pPr>
+              <w:pStyle w:val="Compact"/>
+            </w:pPr>
+            <w:r>
+              <w:t xml:space="preserve">Must</w:t>
+            </w:r>
+          </w:p>
+        </w:tc>
+      </w:tr>
+      <w:tr>
+        <w:tc>
+          <w:tcPr/>
+          <w:p>
+            <w:pPr>
+              <w:pStyle w:val="Compact"/>
+            </w:pPr>
+            <w:r>
+              <w:t xml:space="preserve">FR-02</w:t>
+            </w:r>
+          </w:p>
+        </w:tc>
+        <w:tc>
+          <w:tcPr/>
+          <w:p>
+            <w:pPr>
+              <w:pStyle w:val="Compact"/>
+            </w:pPr>
+            <w:r>
+              <w:rPr>
+                <w:rFonts w:hint="eastAsia"/>
+              </w:rPr>
+              <w:t xml:space="preserve">知识库检索</w:t>
+            </w:r>
+          </w:p>
+        </w:tc>
+        <w:tc>
+          <w:tcPr/>
+          <w:p>
+            <w:pPr>
+              <w:pStyle w:val="Compact"/>
+            </w:pPr>
+            <w:r>
+              <w:rPr>
+                <w:rFonts w:hint="eastAsia"/>
+              </w:rPr>
+              <w:t xml:space="preserve">根据用户问题检索相关校务知识条目。</w:t>
+            </w:r>
+          </w:p>
+        </w:tc>
+        <w:tc>
+          <w:tcPr/>
+          <w:p>
+            <w:pPr>
+              <w:pStyle w:val="Compact"/>
+            </w:pPr>
+            <w:r>
+              <w:t xml:space="preserve">Must</w:t>
+            </w:r>
+          </w:p>
+        </w:tc>
+      </w:tr>
+      <w:tr>
+        <w:tc>
+          <w:tcPr/>
+          <w:p>
+            <w:pPr>
+              <w:pStyle w:val="Compact"/>
+            </w:pPr>
+            <w:r>
+              <w:t xml:space="preserve">FR-03</w:t>
+            </w:r>
+          </w:p>
+        </w:tc>
+        <w:tc>
+          <w:tcPr/>
+          <w:p>
+            <w:pPr>
+              <w:pStyle w:val="Compact"/>
+            </w:pPr>
+            <w:r>
+              <w:rPr>
+                <w:rFonts w:hint="eastAsia"/>
+              </w:rPr>
+              <w:t xml:space="preserve">多轮对话</w:t>
+            </w:r>
+          </w:p>
+        </w:tc>
+        <w:tc>
+          <w:tcPr/>
+          <w:p>
+            <w:pPr>
+              <w:pStyle w:val="Compact"/>
+            </w:pPr>
+            <w:r>
+              <w:rPr>
+                <w:rFonts w:hint="eastAsia"/>
+              </w:rPr>
+              <w:t xml:space="preserve">支持围绕同一主题继续追问。</w:t>
+            </w:r>
+          </w:p>
+        </w:tc>
+        <w:tc>
+          <w:tcPr/>
+          <w:p>
+            <w:pPr>
+              <w:pStyle w:val="Compact"/>
+            </w:pPr>
+            <w:r>
+              <w:t xml:space="preserve">Should</w:t>
+            </w:r>
+          </w:p>
+        </w:tc>
+      </w:tr>
+      <w:tr>
+        <w:tc>
+          <w:tcPr/>
+          <w:p>
+            <w:pPr>
+              <w:pStyle w:val="Compact"/>
+            </w:pPr>
+            <w:r>
+              <w:t xml:space="preserve">FR-04</w:t>
+            </w:r>
+          </w:p>
+        </w:tc>
+        <w:tc>
+          <w:tcPr/>
+          <w:p>
+            <w:pPr>
+              <w:pStyle w:val="Compact"/>
+            </w:pPr>
+            <w:r>
+              <w:rPr>
+                <w:rFonts w:hint="eastAsia"/>
+              </w:rPr>
+              <w:t xml:space="preserve">热门问题</w:t>
+            </w:r>
+          </w:p>
+        </w:tc>
+        <w:tc>
+          <w:tcPr/>
+          <w:p>
+            <w:pPr>
+              <w:pStyle w:val="Compact"/>
+            </w:pPr>
+            <w:r>
+              <w:rPr>
+                <w:rFonts w:hint="eastAsia"/>
+              </w:rPr>
+              <w:t xml:space="preserve">展示一定周期内访问频率较高的问题。</w:t>
+            </w:r>
+          </w:p>
+        </w:tc>
+        <w:tc>
+          <w:tcPr/>
+          <w:p>
+            <w:pPr>
+              <w:pStyle w:val="Compact"/>
+            </w:pPr>
+            <w:r>
+              <w:t xml:space="preserve">Must</w:t>
+            </w:r>
+          </w:p>
+        </w:tc>
+      </w:tr>
+      <w:tr>
+        <w:tc>
+          <w:tcPr/>
+          <w:p>
+            <w:pPr>
+              <w:pStyle w:val="Compact"/>
+            </w:pPr>
+            <w:r>
+              <w:t xml:space="preserve">FR-05</w:t>
+            </w:r>
+          </w:p>
+        </w:tc>
+        <w:tc>
+          <w:tcPr/>
+          <w:p>
+            <w:pPr>
+              <w:pStyle w:val="Compact"/>
+            </w:pPr>
+            <w:r>
+              <w:rPr>
+                <w:rFonts w:hint="eastAsia"/>
+              </w:rPr>
+              <w:t xml:space="preserve">反馈评价</w:t>
+            </w:r>
+          </w:p>
+        </w:tc>
+        <w:tc>
+          <w:tcPr/>
+          <w:p>
+            <w:pPr>
+              <w:pStyle w:val="Compact"/>
+            </w:pPr>
+            <w:r>
+              <w:rPr>
+                <w:rFonts w:hint="eastAsia"/>
+              </w:rPr>
+              <w:t xml:space="preserve">用户可对回答进行满意度评价和纠错。</w:t>
+            </w:r>
+          </w:p>
+        </w:tc>
+        <w:tc>
+          <w:tcPr/>
+          <w:p>
+            <w:pPr>
+              <w:pStyle w:val="Compact"/>
+            </w:pPr>
+            <w:r>
+              <w:t xml:space="preserve">Must</w:t>
+            </w:r>
+          </w:p>
+        </w:tc>
+      </w:tr>
+      <w:tr>
+        <w:tc>
+          <w:tcPr/>
+          <w:p>
+            <w:pPr>
+              <w:pStyle w:val="Compact"/>
+            </w:pPr>
+            <w:r>
+              <w:t xml:space="preserve">FR-06</w:t>
+            </w:r>
+          </w:p>
+        </w:tc>
+        <w:tc>
+          <w:tcPr/>
+          <w:p>
+            <w:pPr>
+              <w:pStyle w:val="Compact"/>
+            </w:pPr>
+            <w:r>
+              <w:rPr>
+                <w:rFonts w:hint="eastAsia"/>
+              </w:rPr>
+              <w:t xml:space="preserve">历史记录</w:t>
+            </w:r>
+          </w:p>
+        </w:tc>
+        <w:tc>
+          <w:tcPr/>
+          <w:p>
+            <w:pPr>
+              <w:pStyle w:val="Compact"/>
+            </w:pPr>
+            <w:r>
+              <w:rPr>
+                <w:rFonts w:hint="eastAsia"/>
+              </w:rPr>
+              <w:t xml:space="preserve">保存并展示用户历史问答记录。</w:t>
+            </w:r>
+          </w:p>
+        </w:tc>
+        <w:tc>
+          <w:tcPr/>
+          <w:p>
+            <w:pPr>
+              <w:pStyle w:val="Compact"/>
+            </w:pPr>
+            <w:r>
+              <w:t xml:space="preserve">Should</w:t>
+            </w:r>
+          </w:p>
+        </w:tc>
+      </w:tr>
+      <w:tr>
+        <w:tc>
+          <w:tcPr/>
+          <w:p>
+            <w:pPr>
+              <w:pStyle w:val="Compact"/>
+            </w:pPr>
+            <w:r>
+              <w:t xml:space="preserve">FR-07</w:t>
+            </w:r>
+          </w:p>
+        </w:tc>
+        <w:tc>
+          <w:tcPr/>
+          <w:p>
+            <w:pPr>
+              <w:pStyle w:val="Compact"/>
+            </w:pPr>
+            <w:r>
+              <w:rPr>
+                <w:rFonts w:hint="eastAsia"/>
+              </w:rPr>
+              <w:t xml:space="preserve">知识维护</w:t>
+            </w:r>
+          </w:p>
+        </w:tc>
+        <w:tc>
+          <w:tcPr/>
+          <w:p>
+            <w:pPr>
+              <w:pStyle w:val="Compact"/>
+            </w:pPr>
+            <w:r>
+              <w:rPr>
+                <w:rFonts w:hint="eastAsia"/>
+              </w:rPr>
+              <w:t xml:space="preserve">管理员维护知识条目、分类和状态。</w:t>
+            </w:r>
+          </w:p>
+        </w:tc>
+        <w:tc>
+          <w:tcPr/>
+          <w:p>
+            <w:pPr>
+              <w:pStyle w:val="Compact"/>
+            </w:pPr>
+            <w:r>
+              <w:t xml:space="preserve">Must</w:t>
+            </w:r>
+          </w:p>
+        </w:tc>
+      </w:tr>
+      <w:tr>
+        <w:tc>
+          <w:tcPr/>
+          <w:p>
+            <w:pPr>
+              <w:pStyle w:val="Compact"/>
+            </w:pPr>
+            <w:r>
+              <w:t xml:space="preserve">FR-08</w:t>
+            </w:r>
+          </w:p>
+        </w:tc>
+        <w:tc>
+          <w:tcPr/>
+          <w:p>
+            <w:pPr>
+              <w:pStyle w:val="Compact"/>
+            </w:pPr>
+            <w:r>
+              <w:rPr>
+                <w:rFonts w:hint="eastAsia"/>
+              </w:rPr>
+              <w:t xml:space="preserve">内容审核</w:t>
+            </w:r>
+          </w:p>
+        </w:tc>
+        <w:tc>
+          <w:tcPr/>
+          <w:p>
+            <w:pPr>
+              <w:pStyle w:val="Compact"/>
+            </w:pPr>
+            <w:r>
+              <w:rPr>
+                <w:rFonts w:hint="eastAsia"/>
+              </w:rPr>
+              <w:t xml:space="preserve">对用户反馈和知识内容进行审核管理。</w:t>
+            </w:r>
+          </w:p>
+        </w:tc>
+        <w:tc>
+          <w:tcPr/>
+          <w:p>
+            <w:pPr>
+              <w:pStyle w:val="Compact"/>
+            </w:pPr>
+            <w:r>
+              <w:t xml:space="preserve">Should</w:t>
+            </w:r>
+          </w:p>
+        </w:tc>
+      </w:tr>
+      <w:tr>
+        <w:tc>
+          <w:tcPr/>
+          <w:p>
+            <w:pPr>
+              <w:pStyle w:val="Compact"/>
+            </w:pPr>
+            <w:r>
+              <w:t xml:space="preserve">FR-09</w:t>
+            </w:r>
+          </w:p>
+        </w:tc>
+        <w:tc>
+          <w:tcPr/>
+          <w:p>
+            <w:pPr>
+              <w:pStyle w:val="Compact"/>
+            </w:pPr>
+            <w:r>
+              <w:rPr>
+                <w:rFonts w:hint="eastAsia"/>
+              </w:rPr>
+              <w:t xml:space="preserve">数据统计</w:t>
+            </w:r>
+          </w:p>
+        </w:tc>
+        <w:tc>
+          <w:tcPr/>
+          <w:p>
+            <w:pPr>
+              <w:pStyle w:val="Compact"/>
+            </w:pPr>
+            <w:r>
+              <w:rPr>
+                <w:rFonts w:hint="eastAsia"/>
+              </w:rPr>
+              <w:t xml:space="preserve">统计访问量、问题类别、满意度和错误反馈。</w:t>
+            </w:r>
+          </w:p>
+        </w:tc>
+        <w:tc>
+          <w:tcPr/>
+          <w:p>
+            <w:pPr>
+              <w:pStyle w:val="Compact"/>
+            </w:pPr>
+            <w:r>
+              <w:t xml:space="preserve">Should</w:t>
+            </w:r>
+          </w:p>
+        </w:tc>
+      </w:tr>
+      <w:tr>
+        <w:tc>
+          <w:tcPr/>
+          <w:p>
+            <w:pPr>
+              <w:pStyle w:val="Compact"/>
+            </w:pPr>
+            <w:r>
+              <w:t xml:space="preserve">FR-10</w:t>
+            </w:r>
+          </w:p>
+        </w:tc>
+        <w:tc>
+          <w:tcPr/>
+          <w:p>
+            <w:pPr>
+              <w:pStyle w:val="Compact"/>
+            </w:pPr>
+            <w:r>
+              <w:rPr>
+                <w:rFonts w:hint="eastAsia"/>
+              </w:rPr>
+              <w:t xml:space="preserve">人工渠道提示</w:t>
+            </w:r>
+          </w:p>
+        </w:tc>
+        <w:tc>
+          <w:tcPr/>
+          <w:p>
+            <w:pPr>
+              <w:pStyle w:val="Compact"/>
+            </w:pPr>
+            <w:r>
+              <w:rPr>
+                <w:rFonts w:hint="eastAsia"/>
+              </w:rPr>
+              <w:t xml:space="preserve">对无法确认的问题提示官方渠道或人工咨询方式。</w:t>
+            </w:r>
+          </w:p>
+        </w:tc>
+        <w:tc>
+          <w:tcPr/>
+          <w:p>
+            <w:pPr>
+              <w:pStyle w:val="Compact"/>
+            </w:pPr>
+            <w:r>
+              <w:t xml:space="preserve">Must</w:t>
+            </w:r>
+          </w:p>
+        </w:tc>
+      </w:tr>
+    </w:tbl>
+    <w:bookmarkEnd w:id="22"/>
+    <w:bookmarkStart w:id="23" w:name="非功能需求"/>
+    <w:p>
+      <w:pPr>
+        <w:pStyle w:val="5"/>
+      </w:pPr>
+      <w:r>
+        <w:t xml:space="preserve">6.4 </w:t>
+      </w:r>
+      <w:r>
+        <w:rPr>
+          <w:rFonts w:hint="eastAsia"/>
+        </w:rPr>
+        <w:t xml:space="preserve">非功能需求</w:t>
+      </w:r>
+    </w:p>
+    <w:tbl>
+      <w:tblPr>
+        <w:tblStyle w:val="Table"/>
+        <w:tblW w:type="pct" w:w="5000"/>
+        <w:tblLayout w:type="fixed"/>
+        <w:tblLook w:firstRow="1" w:lastRow="0" w:firstColumn="0" w:lastColumn="0" w:noHBand="0" w:noVBand="0" w:val="0020"/>
+      </w:tblPr>
+      <w:tblGrid>
+        <w:gridCol w:w="3960"/>
+        <w:gridCol w:w="3960"/>
+      </w:tblGrid>
+      <w:tr>
+        <w:trPr>
+          <w:tblHeader w:val="on"/>
+        </w:trPr>
+        <w:tc>
+          <w:tcPr/>
+          <w:p>
+            <w:pPr>
+              <w:pStyle w:val="Compact"/>
+            </w:pPr>
+            <w:r>
+              <w:rPr>
+                <w:rFonts w:hint="eastAsia"/>
+              </w:rPr>
+              <w:t xml:space="preserve">类别</w:t>
+            </w:r>
+          </w:p>
+        </w:tc>
+        <w:tc>
+          <w:tcPr/>
+          <w:p>
+            <w:pPr>
+              <w:pStyle w:val="Compact"/>
+            </w:pPr>
+            <w:r>
+              <w:rPr>
+                <w:rFonts w:hint="eastAsia"/>
+              </w:rPr>
+              <w:t xml:space="preserve">指标</w:t>
+            </w:r>
+          </w:p>
+        </w:tc>
+      </w:tr>
+      <w:tr>
+        <w:tc>
+          <w:tcPr/>
+          <w:p>
+            <w:pPr>
+              <w:pStyle w:val="Compact"/>
+            </w:pPr>
+            <w:r>
+              <w:rPr>
+                <w:rFonts w:hint="eastAsia"/>
+              </w:rPr>
+              <w:t xml:space="preserve">性能</w:t>
+            </w:r>
+          </w:p>
+        </w:tc>
+        <w:tc>
+          <w:tcPr/>
+          <w:p>
+            <w:pPr>
+              <w:pStyle w:val="Compact"/>
+            </w:pPr>
+            <w:r>
+              <w:rPr>
+                <w:rFonts w:hint="eastAsia"/>
+              </w:rPr>
+              <w:t xml:space="preserve">常规问答响应时间目标不超过3秒，知识库检索结果应在1秒内返回给问答服务。</w:t>
+            </w:r>
+          </w:p>
+        </w:tc>
+      </w:tr>
+      <w:tr>
+        <w:tc>
+          <w:tcPr/>
+          <w:p>
+            <w:pPr>
+              <w:pStyle w:val="Compact"/>
+            </w:pPr>
+            <w:r>
+              <w:rPr>
+                <w:rFonts w:hint="eastAsia"/>
+              </w:rPr>
+              <w:t xml:space="preserve">可用性</w:t>
+            </w:r>
+          </w:p>
+        </w:tc>
+        <w:tc>
+          <w:tcPr/>
+          <w:p>
+            <w:pPr>
+              <w:pStyle w:val="Compact"/>
+            </w:pPr>
+            <w:r>
+              <w:rPr>
+                <w:rFonts w:hint="eastAsia"/>
+              </w:rPr>
+              <w:t xml:space="preserve">用户端主要功能应在明显位置展示，用户完成一次提问与反馈不超过三步。</w:t>
+            </w:r>
+          </w:p>
+        </w:tc>
+      </w:tr>
+      <w:tr>
+        <w:tc>
+          <w:tcPr/>
+          <w:p>
+            <w:pPr>
+              <w:pStyle w:val="Compact"/>
+            </w:pPr>
+            <w:r>
+              <w:rPr>
+                <w:rFonts w:hint="eastAsia"/>
+              </w:rPr>
+              <w:t xml:space="preserve">可靠性</w:t>
+            </w:r>
+          </w:p>
+        </w:tc>
+        <w:tc>
+          <w:tcPr/>
+          <w:p>
+            <w:pPr>
+              <w:pStyle w:val="Compact"/>
+            </w:pPr>
+            <w:r>
+              <w:rPr>
+                <w:rFonts w:hint="eastAsia"/>
+              </w:rPr>
+              <w:t xml:space="preserve">知识条目应包含来源、更新时间和状态标记，过期内容不得作为高可信答案直接输出。</w:t>
+            </w:r>
+          </w:p>
+        </w:tc>
+      </w:tr>
+      <w:tr>
+        <w:tc>
+          <w:tcPr/>
+          <w:p>
+            <w:pPr>
+              <w:pStyle w:val="Compact"/>
+            </w:pPr>
+            <w:r>
+              <w:rPr>
+                <w:rFonts w:hint="eastAsia"/>
+              </w:rPr>
+              <w:t xml:space="preserve">安全性</w:t>
+            </w:r>
+          </w:p>
+        </w:tc>
+        <w:tc>
+          <w:tcPr/>
+          <w:p>
+            <w:pPr>
+              <w:pStyle w:val="Compact"/>
+            </w:pPr>
+            <w:r>
+              <w:rPr>
+                <w:rFonts w:hint="eastAsia"/>
+              </w:rPr>
+              <w:t xml:space="preserve">用户身份、问答记录和反馈数据应按权限访问，敏感信息不在前端明文展示。</w:t>
+            </w:r>
+          </w:p>
+        </w:tc>
+      </w:tr>
+      <w:tr>
+        <w:tc>
+          <w:tcPr/>
+          <w:p>
+            <w:pPr>
+              <w:pStyle w:val="Compact"/>
+            </w:pPr>
+            <w:r>
+              <w:rPr>
+                <w:rFonts w:hint="eastAsia"/>
+              </w:rPr>
+              <w:t xml:space="preserve">可维护性</w:t>
+            </w:r>
+          </w:p>
+        </w:tc>
+        <w:tc>
+          <w:tcPr/>
+          <w:p>
+            <w:pPr>
+              <w:pStyle w:val="Compact"/>
+            </w:pPr>
+            <w:r>
+              <w:rPr>
+                <w:rFonts w:hint="eastAsia"/>
+              </w:rPr>
+              <w:t xml:space="preserve">知识库分类、问答服务和管理后台应模块化设计，便于后续扩展。</w:t>
+            </w:r>
+          </w:p>
+        </w:tc>
+      </w:tr>
+      <w:tr>
+        <w:tc>
+          <w:tcPr/>
+          <w:p>
+            <w:pPr>
+              <w:pStyle w:val="Compact"/>
+            </w:pPr>
+            <w:r>
+              <w:rPr>
+                <w:rFonts w:hint="eastAsia"/>
+              </w:rPr>
+              <w:t xml:space="preserve">兼容性</w:t>
+            </w:r>
+          </w:p>
+        </w:tc>
+        <w:tc>
+          <w:tcPr/>
+          <w:p>
+            <w:pPr>
+              <w:pStyle w:val="Compact"/>
+            </w:pPr>
+            <w:r>
+              <w:rPr>
+                <w:rFonts w:hint="eastAsia"/>
+              </w:rPr>
+              <w:t xml:space="preserve">原型优先适配常用桌面浏览器，并考虑移动端布局可扩展性。</w:t>
+            </w:r>
+          </w:p>
+        </w:tc>
+      </w:tr>
+    </w:tbl>
+    <w:bookmarkEnd w:id="23"/>
+    <w:bookmarkEnd w:id="24"/>
+    <w:bookmarkStart w:id="25" w:name="七技术方案概述"/>
+    <w:p>
+      <w:pPr>
+        <w:pStyle w:val="4"/>
+      </w:pPr>
+      <w:r>
+        <w:rPr>
+          <w:rFonts w:hint="eastAsia"/>
+        </w:rPr>
+        <w:t xml:space="preserve">七、技术方案概述</w:t>
+      </w:r>
+    </w:p>
+    <w:p>
+      <w:pPr>
+        <w:pStyle w:val="FirstParagraph"/>
+      </w:pPr>
+      <w:r>
+        <w:rPr>
+          <w:rFonts w:hint="eastAsia"/>
+        </w:rPr>
+        <w:t xml:space="preserve">系统初步采用检索增强生成（RAG）思路：用户输入问题后，系统先对问题进行预处理和意图识别，再从校务知识库中检索相关条目，最后结合大语言模型生成回答。对于高风险或低置信度问题，系统应提示信息来源或引导用户到官方渠道确认。</w:t>
+      </w:r>
+    </w:p>
+    <w:p>
+      <w:pPr>
+        <w:pStyle w:val="19"/>
+      </w:pPr>
+      <w:r>
+        <w:rPr>
+          <w:rFonts w:hint="eastAsia"/>
+        </w:rPr>
+        <w:t xml:space="preserve">主要模块包括：</w:t>
+      </w:r>
+    </w:p>
+    <w:p>
+      <w:pPr>
+        <w:pStyle w:val="Compact"/>
+        <w:numPr>
+          <w:ilvl w:val="0"/>
+          <w:numId w:val="1007"/>
+        </w:numPr>
+      </w:pPr>
+      <w:r>
+        <w:rPr>
+          <w:rFonts w:hint="eastAsia"/>
+        </w:rPr>
+        <w:t xml:space="preserve">用户端问答模块：提供聊天输入、回答展示、追问、反馈和历史记录。</w:t>
+      </w:r>
+    </w:p>
+    <w:p>
+      <w:pPr>
+        <w:pStyle w:val="Compact"/>
+        <w:numPr>
+          <w:ilvl w:val="0"/>
+          <w:numId w:val="1007"/>
+        </w:numPr>
+      </w:pPr>
+      <w:r>
+        <w:rPr>
+          <w:rFonts w:hint="eastAsia"/>
+        </w:rPr>
+        <w:t xml:space="preserve">知识库模块：管理政策、通知、流程、常见问题和答案模板。</w:t>
+      </w:r>
+    </w:p>
+    <w:p>
+      <w:pPr>
+        <w:pStyle w:val="Compact"/>
+        <w:numPr>
+          <w:ilvl w:val="0"/>
+          <w:numId w:val="1007"/>
+        </w:numPr>
+      </w:pPr>
+      <w:r>
+        <w:rPr>
+          <w:rFonts w:hint="eastAsia"/>
+        </w:rPr>
+        <w:t xml:space="preserve">问答生成模块：负责问题理解、知识检索、提示词组织和答案生成。</w:t>
+      </w:r>
+    </w:p>
+    <w:p>
+      <w:pPr>
+        <w:pStyle w:val="Compact"/>
+        <w:numPr>
+          <w:ilvl w:val="0"/>
+          <w:numId w:val="1007"/>
+        </w:numPr>
+      </w:pPr>
+      <w:r>
+        <w:rPr>
+          <w:rFonts w:hint="eastAsia"/>
+        </w:rPr>
+        <w:t xml:space="preserve">管理后台模块：用于知识维护、反馈处理、统计分析和内容审核。</w:t>
+      </w:r>
+    </w:p>
+    <w:p>
+      <w:pPr>
+        <w:pStyle w:val="Compact"/>
+        <w:numPr>
+          <w:ilvl w:val="0"/>
+          <w:numId w:val="1007"/>
+        </w:numPr>
+      </w:pPr>
+      <w:r>
+        <w:rPr>
+          <w:rFonts w:hint="eastAsia"/>
+        </w:rPr>
+        <w:t xml:space="preserve">安全控制模块：负责权限控制、敏感信息处理和日志记录。</w:t>
+      </w:r>
+    </w:p>
+    <w:p>
+      <w:pPr>
+        <w:pStyle w:val="FirstParagraph"/>
+      </w:pPr>
+      <w:r>
+        <w:rPr>
+          <w:rFonts w:hint="eastAsia"/>
+        </w:rPr>
+        <w:t xml:space="preserve">技术方案评估重点：</w:t>
+      </w:r>
+    </w:p>
+    <w:p>
+      <w:pPr>
+        <w:pStyle w:val="Compact"/>
+        <w:numPr>
+          <w:ilvl w:val="0"/>
+          <w:numId w:val="1008"/>
+        </w:numPr>
+      </w:pPr>
+      <w:r>
+        <w:rPr>
+          <w:rFonts w:hint="eastAsia"/>
+        </w:rPr>
+        <w:t xml:space="preserve">知识库内容是否足以支撑高频问题回答。</w:t>
+      </w:r>
+    </w:p>
+    <w:p>
+      <w:pPr>
+        <w:pStyle w:val="Compact"/>
+        <w:numPr>
+          <w:ilvl w:val="0"/>
+          <w:numId w:val="1008"/>
+        </w:numPr>
+      </w:pPr>
+      <w:r>
+        <w:rPr>
+          <w:rFonts w:hint="eastAsia"/>
+        </w:rPr>
+        <w:t xml:space="preserve">回答生成是否可解释、可追溯、可人工修正。</w:t>
+      </w:r>
+    </w:p>
+    <w:p>
+      <w:pPr>
+        <w:pStyle w:val="Compact"/>
+        <w:numPr>
+          <w:ilvl w:val="0"/>
+          <w:numId w:val="1008"/>
+        </w:numPr>
+      </w:pPr>
+      <w:r>
+        <w:rPr>
+          <w:rFonts w:hint="eastAsia"/>
+        </w:rPr>
+        <w:t xml:space="preserve">后续接入校园系统时是否存在安全和权限约束。</w:t>
+      </w:r>
+    </w:p>
+    <w:p>
+      <w:pPr>
+        <w:pStyle w:val="Compact"/>
+        <w:numPr>
+          <w:ilvl w:val="0"/>
+          <w:numId w:val="1008"/>
+        </w:numPr>
+      </w:pPr>
+      <w:r>
+        <w:rPr>
+          <w:rFonts w:hint="eastAsia"/>
+        </w:rPr>
+        <w:t xml:space="preserve">原型展示能否体现主要业务流程和用户价值。</w:t>
+      </w:r>
+    </w:p>
+    <w:bookmarkEnd w:id="25"/>
+    <w:bookmarkStart w:id="28" w:name="八约束与假设"/>
+    <w:p>
+      <w:pPr>
+        <w:pStyle w:val="4"/>
+      </w:pPr>
+      <w:r>
+        <w:rPr>
+          <w:rFonts w:hint="eastAsia"/>
+        </w:rPr>
+        <w:t xml:space="preserve">八、约束与假设</w:t>
+      </w:r>
+    </w:p>
+    <w:bookmarkStart w:id="26" w:name="项目约束"/>
+    <w:p>
+      <w:pPr>
+        <w:pStyle w:val="5"/>
+      </w:pPr>
+      <w:r>
+        <w:t xml:space="preserve">8.1 </w:t>
+      </w:r>
+      <w:r>
+        <w:rPr>
+          <w:rFonts w:hint="eastAsia"/>
+        </w:rPr>
+        <w:t xml:space="preserve">项目约束</w:t>
+      </w:r>
+    </w:p>
+    <w:p>
+      <w:pPr>
+        <w:pStyle w:val="Compact"/>
+        <w:numPr>
+          <w:ilvl w:val="0"/>
+          <w:numId w:val="1009"/>
+        </w:numPr>
+      </w:pPr>
+      <w:r>
+        <w:rPr>
+          <w:rFonts w:hint="eastAsia"/>
+        </w:rPr>
+        <w:t xml:space="preserve">项目周期为课程实践周期，时间有限。</w:t>
+      </w:r>
+    </w:p>
+    <w:p>
+      <w:pPr>
+        <w:pStyle w:val="Compact"/>
+        <w:numPr>
+          <w:ilvl w:val="0"/>
+          <w:numId w:val="1009"/>
+        </w:numPr>
+      </w:pPr>
+      <w:r>
+        <w:rPr>
+          <w:rFonts w:hint="eastAsia"/>
+        </w:rPr>
+        <w:t xml:space="preserve">项目重点是需求工程成果，不承诺生产级开发与上线。</w:t>
+      </w:r>
+    </w:p>
+    <w:p>
+      <w:pPr>
+        <w:pStyle w:val="Compact"/>
+        <w:numPr>
+          <w:ilvl w:val="0"/>
+          <w:numId w:val="1009"/>
+        </w:numPr>
+      </w:pPr>
+      <w:r>
+        <w:rPr>
+          <w:rFonts w:hint="eastAsia"/>
+        </w:rPr>
+        <w:t xml:space="preserve">调研样本受课程条件限制，不能完全代表全校用户。</w:t>
+      </w:r>
+    </w:p>
+    <w:p>
+      <w:pPr>
+        <w:pStyle w:val="Compact"/>
+        <w:numPr>
+          <w:ilvl w:val="0"/>
+          <w:numId w:val="1009"/>
+        </w:numPr>
+      </w:pPr>
+      <w:r>
+        <w:rPr>
+          <w:rFonts w:hint="eastAsia"/>
+        </w:rPr>
+        <w:t xml:space="preserve">系统设计不得依赖真实敏感数据。</w:t>
+      </w:r>
+    </w:p>
+    <w:p>
+      <w:pPr>
+        <w:pStyle w:val="Compact"/>
+        <w:numPr>
+          <w:ilvl w:val="0"/>
+          <w:numId w:val="1009"/>
+        </w:numPr>
+      </w:pPr>
+      <w:r>
+        <w:rPr>
+          <w:rFonts w:hint="eastAsia"/>
+        </w:rPr>
+        <w:t xml:space="preserve">技术方案应控制复杂度，避免超出课程项目可完成范围。</w:t>
+      </w:r>
+    </w:p>
+    <w:bookmarkEnd w:id="26"/>
+    <w:bookmarkStart w:id="27" w:name="项目假设"/>
+    <w:p>
+      <w:pPr>
+        <w:pStyle w:val="5"/>
+      </w:pPr>
+      <w:r>
+        <w:t xml:space="preserve">8.2 </w:t>
+      </w:r>
+      <w:r>
+        <w:rPr>
+          <w:rFonts w:hint="eastAsia"/>
+        </w:rPr>
+        <w:t xml:space="preserve">项目假设</w:t>
+      </w:r>
+    </w:p>
+    <w:p>
+      <w:pPr>
+        <w:pStyle w:val="Compact"/>
+        <w:numPr>
+          <w:ilvl w:val="0"/>
+          <w:numId w:val="1010"/>
+        </w:numPr>
+      </w:pPr>
+      <w:r>
+        <w:rPr>
+          <w:rFonts w:hint="eastAsia"/>
+        </w:rPr>
+        <w:t xml:space="preserve">校务信息可通过公开资料、通知公告和访谈整理形成示例知识库。</w:t>
+      </w:r>
+    </w:p>
+    <w:p>
+      <w:pPr>
+        <w:pStyle w:val="Compact"/>
+        <w:numPr>
+          <w:ilvl w:val="0"/>
+          <w:numId w:val="1010"/>
+        </w:numPr>
+      </w:pPr>
+      <w:r>
+        <w:rPr>
+          <w:rFonts w:hint="eastAsia"/>
+        </w:rPr>
+        <w:t xml:space="preserve">用户愿意通过问卷、访谈或原型试用提供反馈。</w:t>
+      </w:r>
+    </w:p>
+    <w:p>
+      <w:pPr>
+        <w:pStyle w:val="Compact"/>
+        <w:numPr>
+          <w:ilvl w:val="0"/>
+          <w:numId w:val="1010"/>
+        </w:numPr>
+      </w:pPr>
+      <w:r>
+        <w:rPr>
+          <w:rFonts w:hint="eastAsia"/>
+        </w:rPr>
+        <w:t xml:space="preserve">大语言模型可作为自然语言交互能力的候选技术，但回答必须结合知识库和审核机制。</w:t>
+      </w:r>
+    </w:p>
+    <w:p>
+      <w:pPr>
+        <w:pStyle w:val="Compact"/>
+        <w:numPr>
+          <w:ilvl w:val="0"/>
+          <w:numId w:val="1010"/>
+        </w:numPr>
+      </w:pPr>
+      <w:r>
+        <w:rPr>
+          <w:rFonts w:hint="eastAsia"/>
+        </w:rPr>
+        <w:t xml:space="preserve">任课教师评审意见将作为后续版本修订的重要依据。</w:t>
+      </w:r>
+    </w:p>
+    <w:bookmarkEnd w:id="27"/>
+    <w:bookmarkEnd w:id="28"/>
+    <w:bookmarkStart w:id="29" w:name="九项目实施计划"/>
+    <w:p>
+      <w:pPr>
+        <w:pStyle w:val="4"/>
+      </w:pPr>
+      <w:r>
+        <w:rPr>
+          <w:rFonts w:hint="eastAsia"/>
+        </w:rPr>
+        <w:t xml:space="preserve">九、项目实施计划</w:t>
+      </w:r>
+    </w:p>
+    <w:tbl>
+      <w:tblPr>
+        <w:tblStyle w:val="Table"/>
+        <w:tblW w:type="pct" w:w="5000"/>
+        <w:tblLayout w:type="fixed"/>
+        <w:tblLook w:firstRow="1" w:lastRow="0" w:firstColumn="0" w:lastColumn="0" w:noHBand="0" w:noVBand="0" w:val="0020"/>
+      </w:tblPr>
+      <w:tblGrid>
+        <w:gridCol w:w="1980"/>
+        <w:gridCol w:w="1980"/>
+        <w:gridCol w:w="1980"/>
+        <w:gridCol w:w="1980"/>
+      </w:tblGrid>
+      <w:tr>
+        <w:trPr>
+          <w:tblHeader w:val="on"/>
+        </w:trPr>
+        <w:tc>
+          <w:tcPr/>
+          <w:p>
+            <w:pPr>
+              <w:pStyle w:val="Compact"/>
+            </w:pPr>
+            <w:r>
+              <w:rPr>
+                <w:rFonts w:hint="eastAsia"/>
+              </w:rPr>
+              <w:t xml:space="preserve">阶段</w:t>
+            </w:r>
+          </w:p>
+        </w:tc>
+        <w:tc>
+          <w:tcPr/>
+          <w:p>
+            <w:pPr>
+              <w:pStyle w:val="Compact"/>
+            </w:pPr>
+            <w:r>
+              <w:rPr>
+                <w:rFonts w:hint="eastAsia"/>
+              </w:rPr>
+              <w:t xml:space="preserve">时间</w:t>
             </w:r>
           </w:p>
         </w:tc>
@@ -2077,7 +3176,7 @@
               <w:rPr>
                 <w:rFonts w:hint="eastAsia"/>
               </w:rPr>
-              <w:t xml:space="preserve">主要交付物</w:t>
+              <w:t xml:space="preserve">交付物</w:t>
             </w:r>
           </w:p>
         </w:tc>
@@ -2093,7 +3192,21 @@
               <w:rPr>
                 <w:rFonts w:hint="eastAsia"/>
               </w:rPr>
-              <w:t xml:space="preserve">第1周</w:t>
+              <w:t xml:space="preserve">启动阶段</w:t>
+            </w:r>
+          </w:p>
+        </w:tc>
+        <w:tc>
+          <w:tcPr/>
+          <w:p>
+            <w:pPr>
+              <w:pStyle w:val="Compact"/>
+            </w:pPr>
+            <w:r>
+              <w:rPr>
+                <w:rFonts w:hint="eastAsia"/>
+              </w:rPr>
+              <w:t xml:space="preserve">2026年3月15日-3月21日</w:t>
             </w:r>
           </w:p>
         </w:tc>
@@ -2121,7 +3234,7 @@
               <w:rPr>
                 <w:rFonts w:hint="eastAsia"/>
               </w:rPr>
-              <w:t xml:space="preserve">项目章程1.0、可行性分析报告初稿</w:t>
+              <w:t xml:space="preserve">项目章程1.0、FAR初稿</w:t>
             </w:r>
           </w:p>
         </w:tc>
@@ -2137,7 +3250,7 @@
               <w:rPr>
                 <w:rFonts w:hint="eastAsia"/>
               </w:rPr>
-              <w:t xml:space="preserve">第2周</w:t>
+              <w:t xml:space="preserve">调研阶段</w:t>
             </w:r>
           </w:p>
         </w:tc>
@@ -2151,7 +3264,7 @@
               <w:rPr>
                 <w:rFonts w:hint="eastAsia"/>
               </w:rPr>
-              <w:t xml:space="preserve">用户分类、访谈提纲、范围修订、干系人分析</w:t>
+              <w:t xml:space="preserve">2026年3月22日-3月28日</w:t>
             </w:r>
           </w:p>
         </w:tc>
@@ -2165,7 +3278,21 @@
               <w:rPr>
                 <w:rFonts w:hint="eastAsia"/>
               </w:rPr>
-              <w:t xml:space="preserve">项目章程1.1、用户分类文档、需求获取记录</w:t>
+              <w:t xml:space="preserve">用户分类、访谈、问卷、干系人分析、范围修订</w:t>
+            </w:r>
+          </w:p>
+        </w:tc>
+        <w:tc>
+          <w:tcPr/>
+          <w:p>
+            <w:pPr>
+              <w:pStyle w:val="Compact"/>
+            </w:pPr>
+            <w:r>
+              <w:rPr>
+                <w:rFonts w:hint="eastAsia"/>
+              </w:rPr>
+              <w:t xml:space="preserve">项目章程1.1、需求获取记录、用户分类文档</w:t>
             </w:r>
           </w:p>
         </w:tc>
@@ -2181,7 +3308,7 @@
               <w:rPr>
                 <w:rFonts w:hint="eastAsia"/>
               </w:rPr>
-              <w:t xml:space="preserve">第3周</w:t>
+              <w:t xml:space="preserve">分析阶段</w:t>
             </w:r>
           </w:p>
         </w:tc>
@@ -2195,7 +3322,7 @@
               <w:rPr>
                 <w:rFonts w:hint="eastAsia"/>
               </w:rPr>
-              <w:t xml:space="preserve">功能需求和非功能需求整理、原型设计、技术方案细化</w:t>
+              <w:t xml:space="preserve">2026年3月29日-4月4日</w:t>
             </w:r>
           </w:p>
         </w:tc>
@@ -2209,7 +3336,21 @@
               <w:rPr>
                 <w:rFonts w:hint="eastAsia"/>
               </w:rPr>
-              <w:t xml:space="preserve">SRS草稿、原型设计文档、系统上下文图</w:t>
+              <w:t xml:space="preserve">功能需求、非功能需求、用例、数据需求和原型设计</w:t>
+            </w:r>
+          </w:p>
+        </w:tc>
+        <w:tc>
+          <w:tcPr/>
+          <w:p>
+            <w:pPr>
+              <w:pStyle w:val="Compact"/>
+            </w:pPr>
+            <w:r>
+              <w:rPr>
+                <w:rFonts w:hint="eastAsia"/>
+              </w:rPr>
+              <w:t xml:space="preserve">项目章程1.2、SRS草稿、UC、DRD、PT</w:t>
             </w:r>
           </w:p>
         </w:tc>
@@ -2225,7 +3366,7 @@
               <w:rPr>
                 <w:rFonts w:hint="eastAsia"/>
               </w:rPr>
-              <w:t xml:space="preserve">第4周</w:t>
+              <w:t xml:space="preserve">确认阶段</w:t>
             </w:r>
           </w:p>
         </w:tc>
@@ -2239,7 +3380,7 @@
               <w:rPr>
                 <w:rFonts w:hint="eastAsia"/>
               </w:rPr>
-              <w:t xml:space="preserve">需求确认、文档整合、评审准备和汇报材料制作</w:t>
+              <w:t xml:space="preserve">2026年4月5日-4月12日</w:t>
             </w:r>
           </w:p>
         </w:tc>
@@ -2253,14 +3394,28 @@
               <w:rPr>
                 <w:rFonts w:hint="eastAsia"/>
               </w:rPr>
-              <w:t xml:space="preserve">SRS定稿、评审材料、汇报PPT</w:t>
+              <w:t xml:space="preserve">需求确认、评审修改、基线建立和汇报准备</w:t>
+            </w:r>
+          </w:p>
+        </w:tc>
+        <w:tc>
+          <w:tcPr/>
+          <w:p>
+            <w:pPr>
+              <w:pStyle w:val="Compact"/>
+            </w:pPr>
+            <w:r>
+              <w:rPr>
+                <w:rFonts w:hint="eastAsia"/>
+              </w:rPr>
+              <w:t xml:space="preserve">项目章程1.3、SRS定稿、评审记录、汇报PPT</w:t>
             </w:r>
           </w:p>
         </w:tc>
       </w:tr>
     </w:tbl>
-    <w:bookmarkEnd w:id="26"/>
-    <w:bookmarkStart w:id="27" w:name="九项目组织与沟通机制"/>
+    <w:bookmarkEnd w:id="29"/>
+    <w:bookmarkStart w:id="30" w:name="十项目组织与沟通机制"/>
     <w:p>
       <w:pPr>
         <w:pStyle w:val="4"/>
@@ -2269,7 +3424,7 @@
         <w:rPr>
           <w:rFonts w:hint="eastAsia"/>
         </w:rPr>
-        <w:t xml:space="preserve">九、项目组织与沟通机制</w:t>
+        <w:t xml:space="preserve">十、项目组织与沟通机制</w:t>
       </w:r>
     </w:p>
     <w:p>
@@ -2280,7 +3435,7 @@
         <w:rPr>
           <w:rFonts w:hint="eastAsia"/>
         </w:rPr>
-        <w:t xml:space="preserve">项目组长负责整体协调、进度跟踪和版本管理。</w:t>
+        <w:t xml:space="preserve">项目负责人负责进度计划、任务协调、会议组织和对外汇报。</w:t>
       </w:r>
     </w:p>
     <w:p>
@@ -2291,7 +3446,7 @@
         <w:rPr>
           <w:rFonts w:hint="eastAsia"/>
         </w:rPr>
-        <w:t xml:space="preserve">需求组负责用户调研、需求分类、访谈记录和需求规格说明书编写。</w:t>
+        <w:t xml:space="preserve">需求负责人负责需求获取、需求整理、需求优先级管理和SRS编写。</w:t>
       </w:r>
     </w:p>
     <w:p>
@@ -2302,7 +3457,7 @@
         <w:rPr>
           <w:rFonts w:hint="eastAsia"/>
         </w:rPr>
-        <w:t xml:space="preserve">设计组负责原型界面、交互流程和用户体验说明。</w:t>
+        <w:t xml:space="preserve">设计负责人负责原型设计、交互流程、页面说明和用户体验问题记录。</w:t>
       </w:r>
     </w:p>
     <w:p>
@@ -2313,7 +3468,7 @@
         <w:rPr>
           <w:rFonts w:hint="eastAsia"/>
         </w:rPr>
-        <w:t xml:space="preserve">技术组负责技术路线调研、架构设计、数据结构和接口说明。</w:t>
+        <w:t xml:space="preserve">技术负责人负责技术方案调研、系统架构、数据设计和接口分析。</w:t>
       </w:r>
     </w:p>
     <w:p>
@@ -2324,7 +3479,7 @@
         <w:rPr>
           <w:rFonts w:hint="eastAsia"/>
         </w:rPr>
-        <w:t xml:space="preserve">质量与配置负责人负责文档命名、版本号连续性、评审记录和基线管理。</w:t>
+        <w:t xml:space="preserve">配置与质量负责人负责文档命名、版本记录、评审检查表、基线资料和提交材料整理。</w:t>
       </w:r>
     </w:p>
     <w:p>
@@ -2335,20 +3490,80 @@
         <w:rPr>
           <w:rFonts w:hint="eastAsia"/>
         </w:rPr>
-        <w:t xml:space="preserve">项目组每周至少召开一次例会。会议内容包括进度同步、问题确认、任务分配和风险检查。重要决策应记录在会议纪要中，并在相关文档版本中体现。</w:t>
+        <w:t xml:space="preserve">沟通机制如下：</w:t>
       </w:r>
     </w:p>
-    <w:bookmarkEnd w:id="27"/>
-    <w:bookmarkStart w:id="28" w:name="十风险与控制措施"/>
     <w:p>
       <w:pPr>
-        <w:pStyle w:val="4"/>
+        <w:pStyle w:val="Compact"/>
+        <w:numPr>
+          <w:ilvl w:val="0"/>
+          <w:numId w:val="1011"/>
+        </w:numPr>
       </w:pPr>
       <w:r>
         <w:rPr>
           <w:rFonts w:hint="eastAsia"/>
         </w:rPr>
-        <w:t xml:space="preserve">十、风险与控制措施</w:t>
+        <w:t xml:space="preserve">每周召开项目例会，形成会议纪要。</w:t>
+      </w:r>
+    </w:p>
+    <w:p>
+      <w:pPr>
+        <w:pStyle w:val="Compact"/>
+        <w:numPr>
+          <w:ilvl w:val="0"/>
+          <w:numId w:val="1011"/>
+        </w:numPr>
+      </w:pPr>
+      <w:r>
+        <w:rPr>
+          <w:rFonts w:hint="eastAsia"/>
+        </w:rPr>
+        <w:t xml:space="preserve">重要需求变更必须记录变更原因、影响范围和处理结论。</w:t>
+      </w:r>
+    </w:p>
+    <w:p>
+      <w:pPr>
+        <w:pStyle w:val="Compact"/>
+        <w:numPr>
+          <w:ilvl w:val="0"/>
+          <w:numId w:val="1011"/>
+        </w:numPr>
+      </w:pPr>
+      <w:r>
+        <w:rPr>
+          <w:rFonts w:hint="eastAsia"/>
+        </w:rPr>
+        <w:t xml:space="preserve">评审问题需分配责任人并跟踪关闭。</w:t>
+      </w:r>
+    </w:p>
+    <w:p>
+      <w:pPr>
+        <w:pStyle w:val="Compact"/>
+        <w:numPr>
+          <w:ilvl w:val="0"/>
+          <w:numId w:val="1011"/>
+        </w:numPr>
+      </w:pPr>
+      <w:r>
+        <w:rPr>
+          <w:rFonts w:hint="eastAsia"/>
+        </w:rPr>
+        <w:t xml:space="preserve">文档提交前由至少一名非编写成员交叉检查。</w:t>
+      </w:r>
+    </w:p>
+    <w:bookmarkEnd w:id="30"/>
+    <w:bookmarkStart w:id="31" w:name="十一风险与控制措施"/>
+    <w:p>
+      <w:pPr>
+        <w:pStyle w:val="4"/>
+      </w:pPr>
+      <w:r>
+        <w:rPr>
+          <w:rFonts w:hint="eastAsia"/>
+        </w:rPr>
+        <w:t xml:space="preserve">十一、风险与控制措施</w:t>
       </w:r>
     </w:p>
     <w:tbl>
@@ -2359,9 +3574,10 @@
         <w:tblLook w:firstRow="1" w:lastRow="0" w:firstColumn="0" w:lastColumn="0" w:noHBand="0" w:noVBand="0" w:val="0020"/>
       </w:tblPr>
       <w:tblGrid>
-        <w:gridCol w:w="2640"/>
-        <w:gridCol w:w="2640"/>
-        <w:gridCol w:w="2640"/>
+        <w:gridCol w:w="1980"/>
+        <w:gridCol w:w="1980"/>
+        <w:gridCol w:w="1980"/>
+        <w:gridCol w:w="1980"/>
       </w:tblGrid>
       <w:tr>
         <w:trPr>
@@ -2378,6 +3594,20 @@
                 <w:rFonts w:hint="eastAsia"/>
               </w:rPr>
               <w:t xml:space="preserve">风险</w:t>
+            </w:r>
+          </w:p>
+        </w:tc>
+        <w:tc>
+          <w:tcPr/>
+          <w:p>
+            <w:pPr>
+              <w:pStyle w:val="Compact"/>
+            </w:pPr>
+            <w:r>
+              <w:rPr>
+                <w:rFonts w:hint="eastAsia"/>
+              </w:rPr>
+              <w:t xml:space="preserve">概率</w:t>
             </w:r>
           </w:p>
         </w:tc>
@@ -2421,7 +3651,7 @@
               <w:rPr>
                 <w:rFonts w:hint="eastAsia"/>
               </w:rPr>
-              <w:t xml:space="preserve">需求范围过大</w:t>
+              <w:t xml:space="preserve">需求范围持续扩大</w:t>
             </w:r>
           </w:p>
         </w:tc>
@@ -2435,7 +3665,7 @@
               <w:rPr>
                 <w:rFonts w:hint="eastAsia"/>
               </w:rPr>
-              <w:t xml:space="preserve">导致课程周期内无法完成</w:t>
+              <w:t xml:space="preserve">中</w:t>
             </w:r>
           </w:p>
         </w:tc>
@@ -2449,7 +3679,21 @@
               <w:rPr>
                 <w:rFonts w:hint="eastAsia"/>
               </w:rPr>
-              <w:t xml:space="preserve">明确本阶段只完成需求工程成果，复杂功能纳入后续扩展。</w:t>
+              <w:t xml:space="preserve">高</w:t>
+            </w:r>
+          </w:p>
+        </w:tc>
+        <w:tc>
+          <w:tcPr/>
+          <w:p>
+            <w:pPr>
+              <w:pStyle w:val="Compact"/>
+            </w:pPr>
+            <w:r>
+              <w:rPr>
+                <w:rFonts w:hint="eastAsia"/>
+              </w:rPr>
+              <w:t xml:space="preserve">使用MoSCoW方法控制优先级，超出课程目标的内容记录为后续扩展。</w:t>
             </w:r>
           </w:p>
         </w:tc>
@@ -2465,7 +3709,7 @@
               <w:rPr>
                 <w:rFonts w:hint="eastAsia"/>
               </w:rPr>
-              <w:t xml:space="preserve">用户反馈不足</w:t>
+              <w:t xml:space="preserve">调研样本不足</w:t>
             </w:r>
           </w:p>
         </w:tc>
@@ -2479,7 +3723,7 @@
               <w:rPr>
                 <w:rFonts w:hint="eastAsia"/>
               </w:rPr>
-              <w:t xml:space="preserve">需求依据不充分</w:t>
+              <w:t xml:space="preserve">中</w:t>
             </w:r>
           </w:p>
         </w:tc>
@@ -2493,7 +3737,21 @@
               <w:rPr>
                 <w:rFonts w:hint="eastAsia"/>
               </w:rPr>
-              <w:t xml:space="preserve">通过问卷、访谈和典型场景补充需求来源。</w:t>
+              <w:t xml:space="preserve">中</w:t>
+            </w:r>
+          </w:p>
+        </w:tc>
+        <w:tc>
+          <w:tcPr/>
+          <w:p>
+            <w:pPr>
+              <w:pStyle w:val="Compact"/>
+            </w:pPr>
+            <w:r>
+              <w:rPr>
+                <w:rFonts w:hint="eastAsia"/>
+              </w:rPr>
+              <w:t xml:space="preserve">结合问卷、访谈、公开资料和典型场景分析补充证据。</w:t>
             </w:r>
           </w:p>
         </w:tc>
@@ -2509,7 +3767,7 @@
               <w:rPr>
                 <w:rFonts w:hint="eastAsia"/>
               </w:rPr>
-              <w:t xml:space="preserve">知识库内容不完整</w:t>
+              <w:t xml:space="preserve">知识库信息过期</w:t>
             </w:r>
           </w:p>
         </w:tc>
@@ -2523,7 +3781,7 @@
               <w:rPr>
                 <w:rFonts w:hint="eastAsia"/>
               </w:rPr>
-              <w:t xml:space="preserve">影响问答准确性</w:t>
+              <w:t xml:space="preserve">中</w:t>
             </w:r>
           </w:p>
         </w:tc>
@@ -2537,7 +3795,21 @@
               <w:rPr>
                 <w:rFonts w:hint="eastAsia"/>
               </w:rPr>
-              <w:t xml:space="preserve">优先整理高频校务问题，并标注信息来源。</w:t>
+              <w:t xml:space="preserve">高</w:t>
+            </w:r>
+          </w:p>
+        </w:tc>
+        <w:tc>
+          <w:tcPr/>
+          <w:p>
+            <w:pPr>
+              <w:pStyle w:val="Compact"/>
+            </w:pPr>
+            <w:r>
+              <w:rPr>
+                <w:rFonts w:hint="eastAsia"/>
+              </w:rPr>
+              <w:t xml:space="preserve">为知识条目标注来源和更新时间，设计管理员维护流程。</w:t>
             </w:r>
           </w:p>
         </w:tc>
@@ -2553,7 +3825,7 @@
               <w:rPr>
                 <w:rFonts w:hint="eastAsia"/>
               </w:rPr>
-              <w:t xml:space="preserve">LLM回答不确定</w:t>
+              <w:t xml:space="preserve">LLM回答不准确</w:t>
             </w:r>
           </w:p>
         </w:tc>
@@ -2567,7 +3839,7 @@
               <w:rPr>
                 <w:rFonts w:hint="eastAsia"/>
               </w:rPr>
-              <w:t xml:space="preserve">可能产生不准确回答</w:t>
+              <w:t xml:space="preserve">中</w:t>
             </w:r>
           </w:p>
         </w:tc>
@@ -2581,7 +3853,21 @@
               <w:rPr>
                 <w:rFonts w:hint="eastAsia"/>
               </w:rPr>
-              <w:t xml:space="preserve">设置来源提示、无法确认提示和人工渠道引导。</w:t>
+              <w:t xml:space="preserve">高</w:t>
+            </w:r>
+          </w:p>
+        </w:tc>
+        <w:tc>
+          <w:tcPr/>
+          <w:p>
+            <w:pPr>
+              <w:pStyle w:val="Compact"/>
+            </w:pPr>
+            <w:r>
+              <w:rPr>
+                <w:rFonts w:hint="eastAsia"/>
+              </w:rPr>
+              <w:t xml:space="preserve">采用知识库检索、来源提示、低置信度提示和用户纠错机制。</w:t>
             </w:r>
           </w:p>
         </w:tc>
@@ -2597,7 +3883,7 @@
               <w:rPr>
                 <w:rFonts w:hint="eastAsia"/>
               </w:rPr>
-              <w:t xml:space="preserve">文档版本混乱</w:t>
+              <w:t xml:space="preserve">原型与需求不一致</w:t>
             </w:r>
           </w:p>
         </w:tc>
@@ -2611,7 +3897,7 @@
               <w:rPr>
                 <w:rFonts w:hint="eastAsia"/>
               </w:rPr>
-              <w:t xml:space="preserve">影响评审和提交</w:t>
+              <w:t xml:space="preserve">低</w:t>
             </w:r>
           </w:p>
         </w:tc>
@@ -2625,14 +3911,86 @@
               <w:rPr>
                 <w:rFonts w:hint="eastAsia"/>
               </w:rPr>
-              <w:t xml:space="preserve">使用连续版本号，记录每次变更内容和日期。</w:t>
+              <w:t xml:space="preserve">中</w:t>
+            </w:r>
+          </w:p>
+        </w:tc>
+        <w:tc>
+          <w:tcPr/>
+          <w:p>
+            <w:pPr>
+              <w:pStyle w:val="Compact"/>
+            </w:pPr>
+            <w:r>
+              <w:rPr>
+                <w:rFonts w:hint="eastAsia"/>
+              </w:rPr>
+              <w:t xml:space="preserve">使用需求追踪表检查原型页面和功能需求对应关系。</w:t>
+            </w:r>
+          </w:p>
+        </w:tc>
+      </w:tr>
+      <w:tr>
+        <w:tc>
+          <w:tcPr/>
+          <w:p>
+            <w:pPr>
+              <w:pStyle w:val="Compact"/>
+            </w:pPr>
+            <w:r>
+              <w:rPr>
+                <w:rFonts w:hint="eastAsia"/>
+              </w:rPr>
+              <w:t xml:space="preserve">版本号不连续</w:t>
+            </w:r>
+          </w:p>
+        </w:tc>
+        <w:tc>
+          <w:tcPr/>
+          <w:p>
+            <w:pPr>
+              <w:pStyle w:val="Compact"/>
+            </w:pPr>
+            <w:r>
+              <w:rPr>
+                <w:rFonts w:hint="eastAsia"/>
+              </w:rPr>
+              <w:t xml:space="preserve">低</w:t>
+            </w:r>
+          </w:p>
+        </w:tc>
+        <w:tc>
+          <w:tcPr/>
+          <w:p>
+            <w:pPr>
+              <w:pStyle w:val="Compact"/>
+            </w:pPr>
+            <w:r>
+              <w:rPr>
+                <w:rFonts w:hint="eastAsia"/>
+              </w:rPr>
+              <w:t xml:space="preserve">中</w:t>
+            </w:r>
+          </w:p>
+        </w:tc>
+        <w:tc>
+          <w:tcPr/>
+          <w:p>
+            <w:pPr>
+              <w:pStyle w:val="Compact"/>
+            </w:pPr>
+            <w:r>
+              <w:rPr>
+                <w:rFonts w:hint="eastAsia"/>
+              </w:rPr>
+              <w:t xml:space="preserve">固定文档命名规则，所有版本在变更记录中登记。</w:t>
             </w:r>
           </w:p>
         </w:tc>
       </w:tr>
     </w:tbl>
-    <w:bookmarkEnd w:id="28"/>
-    <w:bookmarkStart w:id="29" w:name="十一项目验收标准"/>
+    <w:bookmarkEnd w:id="31"/>
+    <w:bookmarkStart w:id="32" w:name="十二项目验收标准"/>
     <w:p>
       <w:pPr>
         <w:pStyle w:val="4"/>
@@ -2641,7 +3999,7 @@
         <w:rPr>
           <w:rFonts w:hint="eastAsia"/>
         </w:rPr>
-        <w:t xml:space="preserve">十一、项目验收标准</w:t>
+        <w:t xml:space="preserve">十二、项目验收标准</w:t>
       </w:r>
     </w:p>
     <w:p>
@@ -2652,7 +4010,7 @@
         <w:rPr>
           <w:rFonts w:hint="eastAsia"/>
         </w:rPr>
-        <w:t xml:space="preserve">本阶段验收标准包括：</w:t>
+        <w:t xml:space="preserve">项目章程1.2版本的验收标准如下：</w:t>
       </w:r>
     </w:p>
     <w:p>
@@ -2660,14 +4018,14 @@
         <w:pStyle w:val="Compact"/>
         <w:numPr>
           <w:ilvl w:val="0"/>
-          <w:numId w:val="1010"/>
+          <w:numId w:val="1012"/>
         </w:numPr>
       </w:pPr>
       <w:r>
         <w:rPr>
           <w:rFonts w:hint="eastAsia"/>
         </w:rPr>
-        <w:t xml:space="preserve">项目章程版本号连续，内容能够体现项目范围和目标演进。</w:t>
+        <w:t xml:space="preserve">版本变更记录完整，能够说明从1.0到1.2的内容演进。</w:t>
       </w:r>
     </w:p>
     <w:p>
@@ -2675,14 +4033,14 @@
         <w:pStyle w:val="Compact"/>
         <w:numPr>
           <w:ilvl w:val="0"/>
-          <w:numId w:val="1010"/>
+          <w:numId w:val="1012"/>
         </w:numPr>
       </w:pPr>
       <w:r>
         <w:rPr>
           <w:rFonts w:hint="eastAsia"/>
         </w:rPr>
-        <w:t xml:space="preserve">需求调研记录、用户分类、用例文档和SRS之间保持一致。</w:t>
+        <w:t xml:space="preserve">项目范围、目标、干系人、需求概述和验收标准表述一致。</w:t>
       </w:r>
     </w:p>
     <w:p>
@@ -2690,14 +4048,14 @@
         <w:pStyle w:val="Compact"/>
         <w:numPr>
           <w:ilvl w:val="0"/>
-          <w:numId w:val="1010"/>
+          <w:numId w:val="1012"/>
         </w:numPr>
       </w:pPr>
       <w:r>
         <w:rPr>
           <w:rFonts w:hint="eastAsia"/>
         </w:rPr>
-        <w:t xml:space="preserve">原型覆盖问答、反馈、热门问题、历史记录和管理维护等核心流程。</w:t>
+        <w:t xml:space="preserve">功能需求和非功能需求具备明确优先级或量化指标。</w:t>
       </w:r>
     </w:p>
     <w:p>
@@ -2705,14 +4063,14 @@
         <w:pStyle w:val="Compact"/>
         <w:numPr>
           <w:ilvl w:val="0"/>
-          <w:numId w:val="1010"/>
+          <w:numId w:val="1012"/>
         </w:numPr>
       </w:pPr>
       <w:r>
         <w:rPr>
           <w:rFonts w:hint="eastAsia"/>
         </w:rPr>
-        <w:t xml:space="preserve">技术方案能够解释系统如何使用LLM和校务知识库完成问答服务。</w:t>
+        <w:t xml:space="preserve">风险控制措施与项目实际限制相匹配。</w:t>
       </w:r>
     </w:p>
     <w:p>
@@ -2720,42 +4078,27 @@
         <w:pStyle w:val="Compact"/>
         <w:numPr>
           <w:ilvl w:val="0"/>
-          <w:numId w:val="1010"/>
+          <w:numId w:val="1012"/>
         </w:numPr>
       </w:pPr>
       <w:r>
         <w:rPr>
           <w:rFonts w:hint="eastAsia"/>
         </w:rPr>
-        <w:t xml:space="preserve">风险分析和范围边界明确，可支撑课程项目评审。</w:t>
+        <w:t xml:space="preserve">文档内容可支撑SRS、PDP、VS、UC、DRD和原型设计文档继续完善。</w:t>
       </w:r>
     </w:p>
+    <w:bookmarkEnd w:id="32"/>
+    <w:bookmarkStart w:id="33" w:name="十三项目批准与签署"/>
     <w:p>
       <w:pPr>
-        <w:pStyle w:val="Compact"/>
-        <w:numPr>
-          <w:ilvl w:val="0"/>
-          <w:numId w:val="1010"/>
-        </w:numPr>
+        <w:pStyle w:val="4"/>
       </w:pPr>
       <w:r>
         <w:rPr>
           <w:rFonts w:hint="eastAsia"/>
         </w:rPr>
-        <w:t xml:space="preserve">阶段汇报材料能够说明项目背景、需求分析过程、主要成果和后续计划。</w:t>
-      </w:r>
-    </w:p>
-    <w:bookmarkEnd w:id="29"/>
-    <w:bookmarkStart w:id="30" w:name="十二项目批准与签署"/>
-    <w:p>
-      <w:pPr>
-        <w:pStyle w:val="4"/>
-      </w:pPr>
-      <w:r>
-        <w:rPr>
-          <w:rFonts w:hint="eastAsia"/>
-        </w:rPr>
-        <w:t xml:space="preserve">十二、项目批准与签署</w:t>
+        <w:t xml:space="preserve">十三、项目批准与签署</w:t>
       </w:r>
     </w:p>
     <w:p>
@@ -2846,6 +4189,26 @@
         <w:rPr>
           <w:rFonts w:hint="eastAsia"/>
         </w:rPr>
+        <w:t xml:space="preserve">配置与质量负责人：__________</w:t>
+      </w:r>
+      <w:r>
+        <w:t xml:space="preserve"> </w:t>
+      </w:r>
+      <w:r>
+        <w:rPr>
+          <w:rFonts w:hint="eastAsia"/>
+        </w:rPr>
+        <w:t xml:space="preserve">日期：__________</w:t>
+      </w:r>
+    </w:p>
+    <w:p>
+      <w:pPr>
+        <w:pStyle w:val="19"/>
+      </w:pPr>
+      <w:r>
+        <w:rPr>
+          <w:rFonts w:hint="eastAsia"/>
+        </w:rPr>
         <w:t xml:space="preserve">任课教师/评审人：__________</w:t>
       </w:r>
       <w:r>
@@ -2858,8 +4221,8 @@
         <w:t xml:space="preserve">日期：__________</w:t>
       </w:r>
     </w:p>
-    <w:bookmarkEnd w:id="30"/>
-    <w:bookmarkEnd w:id="31"/>
+    <w:bookmarkEnd w:id="33"/>
+    <w:bookmarkEnd w:id="34"/>
     <w:sectPr>
       <w:pgSz w:h="15840" w:w="12240"/>
       <w:pgMar w:bottom="1440" w:footer="720" w:gutter="0" w:header="720" w:left="1800" w:right="1800" w:top="1440"/>
@@ -3494,6 +4857,66 @@
       <w:startOverride w:val="1"/>
     </w:lvlOverride>
   </w:num>
+  <w:num w:numId="1011">
+    <w:abstractNumId w:val="99411"/>
+    <w:lvlOverride w:ilvl="0">
+      <w:startOverride w:val="1"/>
+    </w:lvlOverride>
+    <w:lvlOverride w:ilvl="1">
+      <w:startOverride w:val="1"/>
+    </w:lvlOverride>
+    <w:lvlOverride w:ilvl="2">
+      <w:startOverride w:val="1"/>
+    </w:lvlOverride>
+    <w:lvlOverride w:ilvl="3">
+      <w:startOverride w:val="1"/>
+    </w:lvlOverride>
+    <w:lvlOverride w:ilvl="4">
+      <w:startOverride w:val="1"/>
+    </w:lvlOverride>
+    <w:lvlOverride w:ilvl="5">
+      <w:startOverride w:val="1"/>
+    </w:lvlOverride>
+    <w:lvlOverride w:ilvl="6">
+      <w:startOverride w:val="1"/>
+    </w:lvlOverride>
+    <w:lvlOverride w:ilvl="7">
+      <w:startOverride w:val="1"/>
+    </w:lvlOverride>
+    <w:lvlOverride w:ilvl="8">
+      <w:startOverride w:val="1"/>
+    </w:lvlOverride>
+  </w:num>
+  <w:num w:numId="1012">
+    <w:abstractNumId w:val="99411"/>
+    <w:lvlOverride w:ilvl="0">
+      <w:startOverride w:val="1"/>
+    </w:lvlOverride>
+    <w:lvlOverride w:ilvl="1">
+      <w:startOverride w:val="1"/>
+    </w:lvlOverride>
+    <w:lvlOverride w:ilvl="2">
+      <w:startOverride w:val="1"/>
+    </w:lvlOverride>
+    <w:lvlOverride w:ilvl="3">
+      <w:startOverride w:val="1"/>
+    </w:lvlOverride>
+    <w:lvlOverride w:ilvl="4">
+      <w:startOverride w:val="1"/>
+    </w:lvlOverride>
+    <w:lvlOverride w:ilvl="5">
+      <w:startOverride w:val="1"/>
+    </w:lvlOverride>
+    <w:lvlOverride w:ilvl="6">
+      <w:startOverride w:val="1"/>
+    </w:lvlOverride>
+    <w:lvlOverride w:ilvl="7">
+      <w:startOverride w:val="1"/>
+    </w:lvlOverride>
+    <w:lvlOverride w:ilvl="8">
+      <w:startOverride w:val="1"/>
+    </w:lvlOverride>
+  </w:num>
 </w:numbering>
 </file>
 

--- a/02-项目章程/校务问答机器人项目章程.docx
+++ b/02-项目章程/校务问答机器人项目章程.docx
@@ -2,15 +2,15 @@
 <file path=word/document.xml><?xml version="1.0" encoding="utf-8"?>
 <w:document xmlns:w="http://schemas.openxmlformats.org/wordprocessingml/2006/main" xmlns:m="http://schemas.openxmlformats.org/officeDocument/2006/math" xmlns:r="http://schemas.openxmlformats.org/officeDocument/2006/relationships" xmlns:o="urn:schemas-microsoft-com:office:office" xmlns:v="urn:schemas-microsoft-com:vml" xmlns:w10="urn:schemas-microsoft-com:office:word" xmlns:a="http://schemas.openxmlformats.org/drawingml/2006/main" xmlns:pic="http://schemas.openxmlformats.org/drawingml/2006/picture" xmlns:wp="http://schemas.openxmlformats.org/drawingml/2006/wordprocessingDrawing">
   <w:body>
-    <w:bookmarkStart w:id="34" w:name="智慧校园助手sra2026校务问答机器人项目章程"/>
+    <w:bookmarkStart w:id="36" w:name="智慧校园助手sra2026校务问答机器人项目章程"/>
     <w:p>
       <w:r>
-        <w:t>项目简称：智慧校园助手</w:t>
+        <w:t>约束与假设：本项目为课程需求工程与原型验证，不承诺生产上线；不使用真实敏感数据；LLM回答必须结合校务知识库与来源标注。</w:t>
       </w:r>
     </w:p>
     <w:p>
       <w:r>
-        <w:t>项目代号：SRA2026</w:t>
+        <w:t>量化成功标准：SRS中功能需求不少于15项，核心知识分类不少于4类，原型覆盖提问、追问、反馈、热门问题、历史记录和后台维护，评审问题均记录处理结论。</w:t>
       </w:r>
     </w:p>
     <w:p>
@@ -43,7 +43,7 @@
         <w:rPr>
           <w:rFonts w:hint="eastAsia"/>
         </w:rPr>
-        <w:t xml:space="preserve">文档编号：SRA2026-PC-V1.2</w:t>
+        <w:t xml:space="preserve">文档编号：SRA2026-PC-V1.3</w:t>
       </w:r>
     </w:p>
     <w:p>
@@ -68,7 +68,7 @@
         <w:rPr>
           <w:rFonts w:hint="eastAsia"/>
         </w:rPr>
-        <w:t xml:space="preserve">版本号：1.2</w:t>
+        <w:t xml:space="preserve">版本号：1.3</w:t>
       </w:r>
     </w:p>
     <w:p>
@@ -79,7 +79,7 @@
         <w:rPr>
           <w:rFonts w:hint="eastAsia"/>
         </w:rPr>
-        <w:t xml:space="preserve">发行状态：完善稿</w:t>
+        <w:t xml:space="preserve">发行状态：基线定稿</w:t>
       </w:r>
     </w:p>
     <w:p>
@@ -90,7 +90,7 @@
         <w:rPr>
           <w:rFonts w:hint="eastAsia"/>
         </w:rPr>
-        <w:t xml:space="preserve">日期：2026年3月29日</w:t>
+        <w:t xml:space="preserve">日期：2026年4月5日</w:t>
       </w:r>
     </w:p>
     <w:p>
@@ -456,6 +456,75 @@
           </w:p>
         </w:tc>
       </w:tr>
+      <w:tr>
+        <w:tc>
+          <w:tcPr/>
+          <w:p>
+            <w:pPr>
+              <w:pStyle w:val="Compact"/>
+            </w:pPr>
+            <w:r>
+              <w:t xml:space="preserve">1.3</w:t>
+            </w:r>
+          </w:p>
+        </w:tc>
+        <w:tc>
+          <w:tcPr/>
+          <w:p>
+            <w:pPr>
+              <w:pStyle w:val="Compact"/>
+            </w:pPr>
+            <w:r>
+              <w:rPr>
+                <w:rFonts w:hint="eastAsia"/>
+              </w:rPr>
+              <w:t xml:space="preserve">2026年4月5日</w:t>
+            </w:r>
+          </w:p>
+        </w:tc>
+        <w:tc>
+          <w:tcPr/>
+          <w:p>
+            <w:pPr>
+              <w:pStyle w:val="Compact"/>
+            </w:pPr>
+            <w:r>
+              <w:rPr>
+                <w:rFonts w:hint="eastAsia"/>
+              </w:rPr>
+              <w:t xml:space="preserve">基线定稿</w:t>
+            </w:r>
+          </w:p>
+        </w:tc>
+        <w:tc>
+          <w:tcPr/>
+          <w:p>
+            <w:pPr>
+              <w:pStyle w:val="Compact"/>
+            </w:pPr>
+            <w:r>
+              <w:rPr>
+                <w:rFonts w:hint="eastAsia"/>
+              </w:rPr>
+              <w:t xml:space="preserve">统一项目章程与SRS、PDP、VS等文档口径，补充变更控制、交付物基线和最终验收标准。</w:t>
+            </w:r>
+          </w:p>
+        </w:tc>
+        <w:tc>
+          <w:tcPr/>
+          <w:p>
+            <w:pPr>
+              <w:pStyle w:val="Compact"/>
+            </w:pPr>
+            <w:r>
+              <w:rPr>
+                <w:rFonts w:hint="eastAsia"/>
+              </w:rPr>
+              <w:t xml:space="preserve">项目组</w:t>
+            </w:r>
+          </w:p>
+        </w:tc>
+      </w:tr>
     </w:tbl>
     <w:bookmarkEnd w:id="9"/>
     <w:bookmarkStart w:id="10" w:name="一项目基本信息"/>
@@ -482,8 +551,14 @@
       </w:r>
     </w:p>
     <w:p>
+      <w:pPr>
+        <w:pStyle w:val="19"/>
+      </w:pPr>
       <w:r>
-        <w:t>项目简称/代号：智慧校园助手（SRA2026）</w:t>
+        <w:rPr>
+          <w:rFonts w:hint="eastAsia"/>
+        </w:rPr>
+        <w:t xml:space="preserve">项目简称：智慧校园助手</w:t>
       </w:r>
     </w:p>
     <w:p>
@@ -516,7 +591,7 @@
         <w:rPr>
           <w:rFonts w:hint="eastAsia"/>
         </w:rPr>
-        <w:t xml:space="preserve">项目周期：4周，主要完成需求调研、需求建模、原型设计、技术方案论证、评审与汇报。</w:t>
+        <w:t xml:space="preserve">项目周期：2026年3月15日至2026年4月12日，合计4周。</w:t>
       </w:r>
     </w:p>
     <w:p>
@@ -538,7 +613,7 @@
         <w:rPr>
           <w:rFonts w:hint="eastAsia"/>
         </w:rPr>
-        <w:t xml:space="preserve">设计并分析一套面向校园师生的校务问答机器人系统。系统以大语言模型为自然语言交互能力基础，以校务知识库为回答依据，面向教务、学工、校园生活和信息化服务等高频咨询场景，提供准确、便捷、可反馈的智能问答服务。</w:t>
+        <w:t xml:space="preserve">完成校务问答机器人系统的需求工程分析与设计。系统拟以大语言模型为自然语言交互能力基础，以校务知识库为可信信息来源，面向学生、教师和校务管理人员提供校务信息问答、热门问题推荐、反馈评价、历史记录和后台维护能力。项目最终交付需求工程文档、原型设计、技术方案和评审汇报材料，为后续开发或课程评审提供依据。</w:t>
       </w:r>
     </w:p>
     <w:p>
@@ -549,11 +624,11 @@
         <w:rPr>
           <w:rFonts w:hint="eastAsia"/>
         </w:rPr>
-        <w:t xml:space="preserve">本版本在1.1基础上，根据需求获取活动进一步明确用户分类、典型场景、功能优先级和非功能指标，使项目章程能够与需求规格说明书、项目计划和原型设计保持一致。</w:t>
+        <w:t xml:space="preserve">本版本为项目章程基线定稿，用于统一项目目标、范围、干系人、交付物和验收标准。后续如发生影响范围、进度或交付物的重要变更，应通过变更记录和评审流程处理。</w:t>
       </w:r>
     </w:p>
     <w:bookmarkEnd w:id="10"/>
-    <w:bookmarkStart w:id="11" w:name="二项目背景与问题陈述"/>
+    <w:bookmarkStart w:id="11" w:name="二项目背景与建设意义"/>
     <w:p>
       <w:pPr>
         <w:pStyle w:val="4"/>
@@ -562,7 +637,7 @@
         <w:rPr>
           <w:rFonts w:hint="eastAsia"/>
         </w:rPr>
-        <w:t xml:space="preserve">二、项目背景与问题陈述</w:t>
+        <w:t xml:space="preserve">二、项目背景与建设意义</w:t>
       </w:r>
     </w:p>
     <w:p>
@@ -573,7 +648,7 @@
         <w:rPr>
           <w:rFonts w:hint="eastAsia"/>
         </w:rPr>
-        <w:t xml:space="preserve">校园用户在日常学习、教学和管理过程中经常需要查询校务信息。现有信息渠道包括学校官网、教务系统、学院通知、学生手册、人工咨询和微信群通知等。由于入口较多、信息更新频繁、表达格式不统一，用户常出现“不知道在哪里查”“查到的信息不确定是否最新”“简单问题仍需人工咨询”等问题。</w:t>
+        <w:t xml:space="preserve">校园师生在学习、教学和管理过程中需要频繁查询校务信息，常见内容包括课程选课、考试安排、成绩查询、学籍异动、奖助贷、校园卡、宿舍、网络服务和办事流程等。现有信息分布在教务系统、学校官网、部门通知、学院群通知和人工咨询渠道中，存在入口分散、查询路径长、信息更新时间不易识别、重复咨询较多等问题。</w:t>
       </w:r>
     </w:p>
     <w:p>
@@ -584,7 +659,18 @@
         <w:rPr>
           <w:rFonts w:hint="eastAsia"/>
         </w:rPr>
-        <w:t xml:space="preserve">项目组在初步调研中将问题归纳为：</w:t>
+        <w:t xml:space="preserve">随着大语言模型和知识库检索技术逐渐成熟，面向校园业务场景构建智能问答入口具备一定可行性。与传统FAQ相比，智能问答系统能够支持自然语言提问、多轮追问和语义检索；与纯模型问答相比，结合校务知识库能够提高答案来源可控性，降低错误回答风险。</w:t>
+      </w:r>
+    </w:p>
+    <w:p>
+      <w:pPr>
+        <w:pStyle w:val="19"/>
+      </w:pPr>
+      <w:r>
+        <w:rPr>
+          <w:rFonts w:hint="eastAsia"/>
+        </w:rPr>
+        <w:t xml:space="preserve">本项目建设意义如下：</w:t>
       </w:r>
     </w:p>
     <w:p>
@@ -599,7 +685,7 @@
         <w:rPr>
           <w:rFonts w:hint="eastAsia"/>
         </w:rPr>
-        <w:t xml:space="preserve">信息分散：不同部门维护不同信息，用户需要跨平台查找。</w:t>
+        <w:t xml:space="preserve">面向师生提供统一校务咨询入口，降低信息查找成本。</w:t>
       </w:r>
     </w:p>
     <w:p>
@@ -614,7 +700,7 @@
         <w:rPr>
           <w:rFonts w:hint="eastAsia"/>
         </w:rPr>
-        <w:t xml:space="preserve">高频问题重复：考试安排、选课流程、补办证明、校园网故障等问题重复咨询较多。</w:t>
+        <w:t xml:space="preserve">通过高频问题自动回答，减少职能部门重复性咨询压力。</w:t>
       </w:r>
     </w:p>
     <w:p>
@@ -629,7 +715,7 @@
         <w:rPr>
           <w:rFonts w:hint="eastAsia"/>
         </w:rPr>
-        <w:t xml:space="preserve">回复口径不稳定：不同人员或渠道的答复可能存在表述差异。</w:t>
+        <w:t xml:space="preserve">通过知识库和反馈机制，提升校务信息维护和更新效率。</w:t>
       </w:r>
     </w:p>
     <w:p>
@@ -644,7 +730,7 @@
         <w:rPr>
           <w:rFonts w:hint="eastAsia"/>
         </w:rPr>
-        <w:t xml:space="preserve">反馈闭环不足：用户发现信息过期或回答不准确时，缺少统一反馈机制。</w:t>
+        <w:t xml:space="preserve">探索大语言模型在校园信息服务中的合理应用方式。</w:t>
       </w:r>
     </w:p>
     <w:p>
@@ -659,34 +745,23 @@
         <w:rPr>
           <w:rFonts w:hint="eastAsia"/>
         </w:rPr>
-        <w:t xml:space="preserve">服务时间受限：人工咨询通常受办公时间限制，无法满足即时查询需求。</w:t>
+        <w:t xml:space="preserve">完整实践需求工程过程，形成可评审、可追溯、可维护的项目成果。</w:t>
       </w:r>
     </w:p>
+    <w:bookmarkEnd w:id="11"/>
+    <w:bookmarkStart w:id="15" w:name="三项目目标与成功标准"/>
     <w:p>
       <w:pPr>
-        <w:pStyle w:val="FirstParagraph"/>
+        <w:pStyle w:val="4"/>
       </w:pPr>
       <w:r>
         <w:rPr>
           <w:rFonts w:hint="eastAsia"/>
         </w:rPr>
-        <w:t xml:space="preserve">因此，本项目以“统一入口、可信回答、可维护知识、可追踪反馈”为建设方向，完成需求工程阶段的分析与设计。</w:t>
+        <w:t xml:space="preserve">三、项目目标与成功标准</w:t>
       </w:r>
     </w:p>
-    <w:bookmarkEnd w:id="11"/>
-    <w:bookmarkStart w:id="14" w:name="三项目目标与量化成功标准"/>
-    <w:p>
-      <w:pPr>
-        <w:pStyle w:val="4"/>
-      </w:pPr>
-      <w:r>
-        <w:rPr>
-          <w:rFonts w:hint="eastAsia"/>
-        </w:rPr>
-        <w:t xml:space="preserve">三、项目目标与量化成功标准</w:t>
-      </w:r>
-    </w:p>
-    <w:bookmarkStart w:id="12" w:name="项目目标"/>
+    <w:bookmarkStart w:id="12" w:name="业务目标"/>
     <w:p>
       <w:pPr>
         <w:pStyle w:val="5"/>
@@ -698,7 +773,7 @@
         <w:rPr>
           <w:rFonts w:hint="eastAsia"/>
         </w:rPr>
-        <w:t xml:space="preserve">项目目标</w:t>
+        <w:t xml:space="preserve">业务目标</w:t>
       </w:r>
     </w:p>
     <w:p>
@@ -713,7 +788,7 @@
         <w:rPr>
           <w:rFonts w:hint="eastAsia"/>
         </w:rPr>
-        <w:t xml:space="preserve">建立校务问答机器人系统的业务目标、用户目标和系统目标。</w:t>
+        <w:t xml:space="preserve">建立一个面向校园场景的智能问答系统需求方案。</w:t>
       </w:r>
     </w:p>
     <w:p>
@@ -728,7 +803,7 @@
         <w:rPr>
           <w:rFonts w:hint="eastAsia"/>
         </w:rPr>
-        <w:t xml:space="preserve">完成学生、教师、管理人员三类用户的需求获取与场景分析。</w:t>
+        <w:t xml:space="preserve">提高校务信息服务的可访问性、统一性和响应效率。</w:t>
       </w:r>
     </w:p>
     <w:p>
@@ -743,7 +818,7 @@
         <w:rPr>
           <w:rFonts w:hint="eastAsia"/>
         </w:rPr>
-        <w:t xml:space="preserve">定义不少于三类核心问答领域，包括教务事务、学生事务和校园生活服务。</w:t>
+        <w:t xml:space="preserve">为教务处、学工部、信息中心等部门提供高频咨询分析依据。</w:t>
       </w:r>
     </w:p>
     <w:p>
@@ -758,41 +833,11 @@
         <w:rPr>
           <w:rFonts w:hint="eastAsia"/>
         </w:rPr>
-        <w:t xml:space="preserve">完成系统核心功能、非功能需求、数据需求和约束条件定义。</w:t>
-      </w:r>
-    </w:p>
-    <w:p>
-      <w:pPr>
-        <w:pStyle w:val="Compact"/>
-        <w:numPr>
-          <w:ilvl w:val="0"/>
-          <w:numId w:val="1002"/>
-        </w:numPr>
-      </w:pPr>
-      <w:r>
-        <w:rPr>
-          <w:rFonts w:hint="eastAsia"/>
-        </w:rPr>
-        <w:t xml:space="preserve">完成可演示原型，用于支持需求确认和评审。</w:t>
-      </w:r>
-    </w:p>
-    <w:p>
-      <w:pPr>
-        <w:pStyle w:val="Compact"/>
-        <w:numPr>
-          <w:ilvl w:val="0"/>
-          <w:numId w:val="1002"/>
-        </w:numPr>
-      </w:pPr>
-      <w:r>
-        <w:rPr>
-          <w:rFonts w:hint="eastAsia"/>
-        </w:rPr>
-        <w:t xml:space="preserve">建立版本管理和变更记录，保证文档版本号连续、内容演进合理。</w:t>
+        <w:t xml:space="preserve">支持后续系统开发时按模块逐步实现和扩展。</w:t>
       </w:r>
     </w:p>
     <w:bookmarkEnd w:id="12"/>
-    <w:bookmarkStart w:id="13" w:name="量化成功标准"/>
+    <w:bookmarkStart w:id="13" w:name="用户目标"/>
     <w:p>
       <w:pPr>
         <w:pStyle w:val="5"/>
@@ -804,7 +849,7 @@
         <w:rPr>
           <w:rFonts w:hint="eastAsia"/>
         </w:rPr>
-        <w:t xml:space="preserve">量化成功标准</w:t>
+        <w:t xml:space="preserve">用户目标</w:t>
       </w:r>
     </w:p>
     <w:p>
@@ -819,7 +864,7 @@
         <w:rPr>
           <w:rFonts w:hint="eastAsia"/>
         </w:rPr>
-        <w:t xml:space="preserve">需求规格说明书中功能需求不少于15项，且可追溯到用户需求或业务需求。</w:t>
+        <w:t xml:space="preserve">学生能够快速查询学习事务、生活服务和校园办事流程。</w:t>
       </w:r>
     </w:p>
     <w:p>
@@ -834,7 +879,7 @@
         <w:rPr>
           <w:rFonts w:hint="eastAsia"/>
         </w:rPr>
-        <w:t xml:space="preserve">原型至少覆盖用户提问、回答展示、追问、反馈评价、热门问题、历史记录和后台维护流程。</w:t>
+        <w:t xml:space="preserve">教师能够查询教学安排、课程事务和系统使用说明。</w:t>
       </w:r>
     </w:p>
     <w:p>
@@ -849,7 +894,7 @@
         <w:rPr>
           <w:rFonts w:hint="eastAsia"/>
         </w:rPr>
-        <w:t xml:space="preserve">校务知识库分类不少于4类，每类包含典型问题示例。</w:t>
+        <w:t xml:space="preserve">管理人员能够维护知识内容、处理反馈并查看统计结果。</w:t>
       </w:r>
     </w:p>
     <w:p>
@@ -864,29 +909,135 @@
         <w:rPr>
           <w:rFonts w:hint="eastAsia"/>
         </w:rPr>
-        <w:t xml:space="preserve">关键非功能需求包含响应时间、可用性、安全性、易用性和可维护性指标。</w:t>
+        <w:t xml:space="preserve">用户能够对回答进行评价，推动知识库持续修正。</w:t>
       </w:r>
     </w:p>
+    <w:bookmarkEnd w:id="13"/>
+    <w:bookmarkStart w:id="14" w:name="项目成功标准"/>
     <w:p>
       <w:pPr>
-        <w:pStyle w:val="Compact"/>
-        <w:numPr>
-          <w:ilvl w:val="0"/>
-          <w:numId w:val="1003"/>
-        </w:numPr>
-      </w:pPr>
+        <w:pStyle w:val="5"/>
+      </w:pPr>
+      <w:r>
+        <w:t xml:space="preserve">3.3 </w:t>
+      </w:r>
       <w:r>
         <w:rPr>
           <w:rFonts w:hint="eastAsia"/>
         </w:rPr>
-        <w:t xml:space="preserve">评审中提出的问题均记录处理结论，包括采纳、暂缓或不采纳理由。</w:t>
+        <w:t xml:space="preserve">项目成功标准</w:t>
       </w:r>
     </w:p>
-    <w:bookmarkEnd w:id="13"/>
+    <w:p>
+      <w:pPr>
+        <w:pStyle w:val="Compact"/>
+        <w:numPr>
+          <w:ilvl w:val="0"/>
+          <w:numId w:val="1004"/>
+        </w:numPr>
+      </w:pPr>
+      <w:r>
+        <w:rPr>
+          <w:rFonts w:hint="eastAsia"/>
+        </w:rPr>
+        <w:t xml:space="preserve">完成项目章程、项目开发计划、愿景与范围、需求规格说明书、用例文档、数据需求文档、原型设计文档和评审材料。</w:t>
+      </w:r>
+    </w:p>
+    <w:p>
+      <w:pPr>
+        <w:pStyle w:val="Compact"/>
+        <w:numPr>
+          <w:ilvl w:val="0"/>
+          <w:numId w:val="1004"/>
+        </w:numPr>
+      </w:pPr>
+      <w:r>
+        <w:rPr>
+          <w:rFonts w:hint="eastAsia"/>
+        </w:rPr>
+        <w:t xml:space="preserve">需求规格说明书中的核心需求可追溯到用户需求、业务需求或调研记录。</w:t>
+      </w:r>
+    </w:p>
+    <w:p>
+      <w:pPr>
+        <w:pStyle w:val="Compact"/>
+        <w:numPr>
+          <w:ilvl w:val="0"/>
+          <w:numId w:val="1004"/>
+        </w:numPr>
+      </w:pPr>
+      <w:r>
+        <w:rPr>
+          <w:rFonts w:hint="eastAsia"/>
+        </w:rPr>
+        <w:t xml:space="preserve">原型覆盖用户端和管理员端主要流程，能够支撑课堂展示。</w:t>
+      </w:r>
+    </w:p>
+    <w:p>
+      <w:pPr>
+        <w:pStyle w:val="Compact"/>
+        <w:numPr>
+          <w:ilvl w:val="0"/>
+          <w:numId w:val="1004"/>
+        </w:numPr>
+      </w:pPr>
+      <w:r>
+        <w:rPr>
+          <w:rFonts w:hint="eastAsia"/>
+        </w:rPr>
+        <w:t xml:space="preserve">项目范围、约束、风险和验收标准清晰，无明显版本冲突。</w:t>
+      </w:r>
+    </w:p>
+    <w:p>
+      <w:pPr>
+        <w:pStyle w:val="Compact"/>
+        <w:numPr>
+          <w:ilvl w:val="0"/>
+          <w:numId w:val="1004"/>
+        </w:numPr>
+      </w:pPr>
+      <w:r>
+        <w:rPr>
+          <w:rFonts w:hint="eastAsia"/>
+        </w:rPr>
+        <w:t xml:space="preserve">文档版本号连续，1.0、1.1、1.2、1.3分别体现初稿、修订、完善和基线定稿过程。</w:t>
+      </w:r>
+    </w:p>
     <w:bookmarkEnd w:id="14"/>
-    <w:bookmarkStart w:id="18" w:name="四项目范围"/>
+    <w:bookmarkEnd w:id="15"/>
+    <w:bookmarkStart w:id="19" w:name="四项目范围"/>
     <w:p>
       <w:pPr>
+        <w:p>
+          <w:r>
+            <w:t>3.4 量化成功标准</w:t>
+          </w:r>
+        </w:p>
+        <w:p>
+          <w:r>
+            <w:t>1. 需求规格说明书中功能需求不少于15项，且可追溯到用户需求、业务需求或调研记录。</w:t>
+          </w:r>
+        </w:p>
+        <w:p>
+          <w:r>
+            <w:t>2. 原型至少覆盖用户提问、回答展示、追问、反馈评价、热门问题、历史记录和后台维护流程。</w:t>
+          </w:r>
+        </w:p>
+        <w:p>
+          <w:r>
+            <w:t>3. 校务知识库分类不少于4类，每类包含典型问题示例。</w:t>
+          </w:r>
+        </w:p>
+        <w:p>
+          <w:r>
+            <w:t>4. 关键非功能需求包含响应时间、可用性、安全性、可靠性、易用性和可维护性指标。</w:t>
+          </w:r>
+        </w:p>
+        <w:p>
+          <w:r>
+            <w:t>5. 评审中提出的问题均记录处理结论，包括采纳、暂缓或不采纳理由。</w:t>
+          </w:r>
+        </w:p>
         <w:pStyle w:val="4"/>
       </w:pPr>
       <w:r>
@@ -896,7 +1047,7 @@
         <w:t xml:space="preserve">四、项目范围</w:t>
       </w:r>
     </w:p>
-    <w:bookmarkStart w:id="15" w:name="范围内工作"/>
+    <w:bookmarkStart w:id="16" w:name="范围内工作"/>
     <w:p>
       <w:pPr>
         <w:pStyle w:val="5"/>
@@ -913,13 +1064,17 @@
     </w:p>
     <w:p>
       <w:pPr>
-        <w:pStyle w:val="FirstParagraph"/>
+        <w:pStyle w:val="Compact"/>
+        <w:numPr>
+          <w:ilvl w:val="0"/>
+          <w:numId w:val="1005"/>
+        </w:numPr>
       </w:pPr>
       <w:r>
         <w:rPr>
           <w:rFonts w:hint="eastAsia"/>
         </w:rPr>
-        <w:t xml:space="preserve">本项目范围包含：</w:t>
+        <w:t xml:space="preserve">完成校务问答机器人系统需求调研，包括问卷、访谈、会议讨论和资料分析。</w:t>
       </w:r>
     </w:p>
     <w:p>
@@ -927,14 +1082,14 @@
         <w:pStyle w:val="Compact"/>
         <w:numPr>
           <w:ilvl w:val="0"/>
-          <w:numId w:val="1004"/>
+          <w:numId w:val="1005"/>
         </w:numPr>
       </w:pPr>
       <w:r>
         <w:rPr>
           <w:rFonts w:hint="eastAsia"/>
         </w:rPr>
-        <w:t xml:space="preserve">用户需求调研：问卷、访谈、会议讨论和资料分析。</w:t>
+        <w:t xml:space="preserve">完成目标用户分类，包括学生、教师、校务管理人员和系统管理员。</w:t>
       </w:r>
     </w:p>
     <w:p>
@@ -942,14 +1097,14 @@
         <w:pStyle w:val="Compact"/>
         <w:numPr>
           <w:ilvl w:val="0"/>
-          <w:numId w:val="1004"/>
+          <w:numId w:val="1005"/>
         </w:numPr>
       </w:pPr>
       <w:r>
         <w:rPr>
           <w:rFonts w:hint="eastAsia"/>
         </w:rPr>
-        <w:t xml:space="preserve">用户分类与代表选择：学生、教师、管理人员和系统管理员。</w:t>
+        <w:t xml:space="preserve">梳理核心业务场景，包括信息查询、追问补充、反馈评价、知识维护和统计分析。</w:t>
       </w:r>
     </w:p>
     <w:p>
@@ -957,14 +1112,14 @@
         <w:pStyle w:val="Compact"/>
         <w:numPr>
           <w:ilvl w:val="0"/>
-          <w:numId w:val="1004"/>
+          <w:numId w:val="1005"/>
         </w:numPr>
       </w:pPr>
       <w:r>
         <w:rPr>
           <w:rFonts w:hint="eastAsia"/>
         </w:rPr>
-        <w:t xml:space="preserve">业务流程分析：用户提出问题、系统检索知识、生成回答、用户反馈、管理员维护。</w:t>
+        <w:t xml:space="preserve">定义功能需求，包括智能问答、知识库检索、多轮对话、热门问题、历史记录、反馈评价、内容审核、知识维护和数据统计。</w:t>
       </w:r>
     </w:p>
     <w:p>
@@ -972,14 +1127,14 @@
         <w:pStyle w:val="Compact"/>
         <w:numPr>
           <w:ilvl w:val="0"/>
-          <w:numId w:val="1004"/>
+          <w:numId w:val="1005"/>
         </w:numPr>
       </w:pPr>
       <w:r>
         <w:rPr>
           <w:rFonts w:hint="eastAsia"/>
         </w:rPr>
-        <w:t xml:space="preserve">功能需求定义：智能问答、多轮对话、热门问题、历史记录、反馈评价、内容审核、知识维护和统计分析。</w:t>
+        <w:t xml:space="preserve">定义非功能需求，包括性能、可用性、安全性、可靠性、可维护性、兼容性和可扩展性。</w:t>
       </w:r>
     </w:p>
     <w:p>
@@ -987,14 +1142,14 @@
         <w:pStyle w:val="Compact"/>
         <w:numPr>
           <w:ilvl w:val="0"/>
-          <w:numId w:val="1004"/>
+          <w:numId w:val="1005"/>
         </w:numPr>
       </w:pPr>
       <w:r>
         <w:rPr>
           <w:rFonts w:hint="eastAsia"/>
         </w:rPr>
-        <w:t xml:space="preserve">非功能需求定义：性能、安全、可靠性、可用性、兼容性和可维护性。</w:t>
+        <w:t xml:space="preserve">定义数据需求，包括用户信息、知识条目、问答记录、反馈记录、热门问题和统计数据。</w:t>
       </w:r>
     </w:p>
     <w:p>
@@ -1002,14 +1157,14 @@
         <w:pStyle w:val="Compact"/>
         <w:numPr>
           <w:ilvl w:val="0"/>
-          <w:numId w:val="1004"/>
+          <w:numId w:val="1005"/>
         </w:numPr>
       </w:pPr>
       <w:r>
         <w:rPr>
           <w:rFonts w:hint="eastAsia"/>
         </w:rPr>
-        <w:t xml:space="preserve">数据需求定义：用户信息、问答记录、知识条目、反馈记录和统计数据。</w:t>
+        <w:t xml:space="preserve">完成用户端与管理员端原型设计。</w:t>
       </w:r>
     </w:p>
     <w:p>
@@ -1017,14 +1172,14 @@
         <w:pStyle w:val="Compact"/>
         <w:numPr>
           <w:ilvl w:val="0"/>
-          <w:numId w:val="1004"/>
+          <w:numId w:val="1005"/>
         </w:numPr>
       </w:pPr>
       <w:r>
         <w:rPr>
           <w:rFonts w:hint="eastAsia"/>
         </w:rPr>
-        <w:t xml:space="preserve">原型设计：用户端问答界面和管理员端维护界面。</w:t>
+        <w:t xml:space="preserve">完成技术方案论证，包括LLM接入、知识库检索、内容审核和权限控制。</w:t>
       </w:r>
     </w:p>
     <w:p>
@@ -1032,18 +1187,18 @@
         <w:pStyle w:val="Compact"/>
         <w:numPr>
           <w:ilvl w:val="0"/>
-          <w:numId w:val="1004"/>
+          <w:numId w:val="1005"/>
         </w:numPr>
       </w:pPr>
       <w:r>
         <w:rPr>
           <w:rFonts w:hint="eastAsia"/>
         </w:rPr>
-        <w:t xml:space="preserve">项目管理文档：项目章程、项目计划、会议纪要、评审记录和配置管理计划。</w:t>
+        <w:t xml:space="preserve">完成课程项目所需文档、评审记录、汇报材料和提交材料整理。</w:t>
       </w:r>
     </w:p>
-    <w:bookmarkEnd w:id="15"/>
-    <w:bookmarkStart w:id="16" w:name="范围外工作"/>
+    <w:bookmarkEnd w:id="16"/>
+    <w:bookmarkStart w:id="17" w:name="范围外工作"/>
     <w:p>
       <w:pPr>
         <w:pStyle w:val="5"/>
@@ -1060,13 +1215,17 @@
     </w:p>
     <w:p>
       <w:pPr>
-        <w:pStyle w:val="FirstParagraph"/>
+        <w:pStyle w:val="Compact"/>
+        <w:numPr>
+          <w:ilvl w:val="0"/>
+          <w:numId w:val="1006"/>
+        </w:numPr>
       </w:pPr>
       <w:r>
         <w:rPr>
           <w:rFonts w:hint="eastAsia"/>
         </w:rPr>
-        <w:t xml:space="preserve">以下内容不属于本阶段范围：</w:t>
+        <w:t xml:space="preserve">生产级系统开发、上线部署和长期运维。</w:t>
       </w:r>
     </w:p>
     <w:p>
@@ -1074,14 +1233,14 @@
         <w:pStyle w:val="Compact"/>
         <w:numPr>
           <w:ilvl w:val="0"/>
-          <w:numId w:val="1005"/>
+          <w:numId w:val="1006"/>
         </w:numPr>
       </w:pPr>
       <w:r>
         <w:rPr>
           <w:rFonts w:hint="eastAsia"/>
         </w:rPr>
-        <w:t xml:space="preserve">正式部署到校园生产环境。</w:t>
+        <w:t xml:space="preserve">接入真实校园统一身份认证、教务系统、办公系统或学生数据库。</w:t>
       </w:r>
     </w:p>
     <w:p>
@@ -1089,14 +1248,14 @@
         <w:pStyle w:val="Compact"/>
         <w:numPr>
           <w:ilvl w:val="0"/>
-          <w:numId w:val="1005"/>
+          <w:numId w:val="1006"/>
         </w:numPr>
       </w:pPr>
       <w:r>
         <w:rPr>
           <w:rFonts w:hint="eastAsia"/>
         </w:rPr>
-        <w:t xml:space="preserve">接入真实统一身份认证、教务系统或办公系统。</w:t>
+        <w:t xml:space="preserve">使用真实敏感个人数据进行测试或演示。</w:t>
       </w:r>
     </w:p>
     <w:p>
@@ -1104,14 +1263,14 @@
         <w:pStyle w:val="Compact"/>
         <w:numPr>
           <w:ilvl w:val="0"/>
-          <w:numId w:val="1005"/>
+          <w:numId w:val="1006"/>
         </w:numPr>
       </w:pPr>
       <w:r>
         <w:rPr>
           <w:rFonts w:hint="eastAsia"/>
         </w:rPr>
-        <w:t xml:space="preserve">处理真实敏感个人数据。</w:t>
+        <w:t xml:space="preserve">训练或微调自有大语言模型。</w:t>
       </w:r>
     </w:p>
     <w:p>
@@ -1119,14 +1278,14 @@
         <w:pStyle w:val="Compact"/>
         <w:numPr>
           <w:ilvl w:val="0"/>
-          <w:numId w:val="1005"/>
+          <w:numId w:val="1006"/>
         </w:numPr>
       </w:pPr>
       <w:r>
         <w:rPr>
           <w:rFonts w:hint="eastAsia"/>
         </w:rPr>
-        <w:t xml:space="preserve">训练自有大语言模型或进行大规模模型微调。</w:t>
+        <w:t xml:space="preserve">采购商业模型服务或承担真实运行成本。</w:t>
       </w:r>
     </w:p>
     <w:p>
@@ -1134,18 +1293,18 @@
         <w:pStyle w:val="Compact"/>
         <w:numPr>
           <w:ilvl w:val="0"/>
-          <w:numId w:val="1005"/>
+          <w:numId w:val="1006"/>
         </w:numPr>
       </w:pPr>
       <w:r>
         <w:rPr>
           <w:rFonts w:hint="eastAsia"/>
         </w:rPr>
-        <w:t xml:space="preserve">建立长期运维团队和生产级服务监控体系。</w:t>
+        <w:t xml:space="preserve">提供面向全校的正式服务承诺。</w:t>
       </w:r>
     </w:p>
-    <w:bookmarkEnd w:id="16"/>
-    <w:bookmarkStart w:id="17" w:name="需求优先级原则"/>
+    <w:bookmarkEnd w:id="17"/>
+    <w:bookmarkStart w:id="18" w:name="范围基线"/>
     <w:p>
       <w:pPr>
         <w:pStyle w:val="5"/>
@@ -1157,7 +1316,7 @@
         <w:rPr>
           <w:rFonts w:hint="eastAsia"/>
         </w:rPr>
-        <w:t xml:space="preserve">需求优先级原则</w:t>
+        <w:t xml:space="preserve">范围基线</w:t>
       </w:r>
     </w:p>
     <w:p>
@@ -1168,81 +1327,21 @@
         <w:rPr>
           <w:rFonts w:hint="eastAsia"/>
         </w:rPr>
-        <w:t xml:space="preserve">项目组采用MoSCoW方法管理需求优先级：</w:t>
+        <w:t xml:space="preserve">本项目以需求工程交付物为范围基线。若新增需求影响核心功能、项目进度或文档结构，应记录需求变更原因、影响分析、处理意见和批准结果。普通文字修订、格式调整和错别字修改可作为文档维护处理，不单独发起范围变更。</w:t>
       </w:r>
     </w:p>
+    <w:bookmarkEnd w:id="18"/>
+    <w:bookmarkEnd w:id="19"/>
+    <w:bookmarkStart w:id="20" w:name="五利益相关者分析"/>
     <w:p>
       <w:pPr>
-        <w:pStyle w:val="Compact"/>
-        <w:numPr>
-          <w:ilvl w:val="0"/>
-          <w:numId w:val="1006"/>
-        </w:numPr>
+        <w:pStyle w:val="4"/>
       </w:pPr>
       <w:r>
         <w:rPr>
           <w:rFonts w:hint="eastAsia"/>
         </w:rPr>
-        <w:t xml:space="preserve">Must：智能问答、知识库检索、基础反馈、热门问题、管理员知识维护。</w:t>
-      </w:r>
-    </w:p>
-    <w:p>
-      <w:pPr>
-        <w:pStyle w:val="Compact"/>
-        <w:numPr>
-          <w:ilvl w:val="0"/>
-          <w:numId w:val="1006"/>
-        </w:numPr>
-      </w:pPr>
-      <w:r>
-        <w:rPr>
-          <w:rFonts w:hint="eastAsia"/>
-        </w:rPr>
-        <w:t xml:space="preserve">Should：多轮对话、历史记录、满意度评价、内容审核和数据统计。</w:t>
-      </w:r>
-    </w:p>
-    <w:p>
-      <w:pPr>
-        <w:pStyle w:val="Compact"/>
-        <w:numPr>
-          <w:ilvl w:val="0"/>
-          <w:numId w:val="1006"/>
-        </w:numPr>
-      </w:pPr>
-      <w:r>
-        <w:rPr>
-          <w:rFonts w:hint="eastAsia"/>
-        </w:rPr>
-        <w:t xml:space="preserve">Could：个性化推荐、语音输入、移动端适配增强、部门工单转接。</w:t>
-      </w:r>
-    </w:p>
-    <w:p>
-      <w:pPr>
-        <w:pStyle w:val="Compact"/>
-        <w:numPr>
-          <w:ilvl w:val="0"/>
-          <w:numId w:val="1006"/>
-        </w:numPr>
-      </w:pPr>
-      <w:r>
-        <w:rPr>
-          <w:rFonts w:hint="eastAsia"/>
-        </w:rPr>
-        <w:t xml:space="preserve">Won’t：真实系统对接、线上支付、正式运维监控和模型训练平台。</w:t>
-      </w:r>
-    </w:p>
-    <w:bookmarkEnd w:id="17"/>
-    <w:bookmarkEnd w:id="18"/>
-    <w:bookmarkStart w:id="19" w:name="五利益相关者与职责"/>
-    <w:p>
-      <w:pPr>
-        <w:pStyle w:val="4"/>
-      </w:pPr>
-      <w:r>
-        <w:rPr>
-          <w:rFonts w:hint="eastAsia"/>
-        </w:rPr>
-        <w:t xml:space="preserve">五、利益相关者与职责</w:t>
+        <w:t xml:space="preserve">五、利益相关者分析</w:t>
       </w:r>
     </w:p>
     <w:tbl>
@@ -1286,7 +1385,7 @@
               <w:rPr>
                 <w:rFonts w:hint="eastAsia"/>
               </w:rPr>
-              <w:t xml:space="preserve">核心诉求</w:t>
+              <w:t xml:space="preserve">主要诉求</w:t>
             </w:r>
           </w:p>
         </w:tc>
@@ -1300,7 +1399,7 @@
               <w:rPr>
                 <w:rFonts w:hint="eastAsia"/>
               </w:rPr>
-              <w:t xml:space="preserve">参与方式</w:t>
+              <w:t xml:space="preserve">关注风险</w:t>
             </w:r>
           </w:p>
         </w:tc>
@@ -1314,7 +1413,7 @@
               <w:rPr>
                 <w:rFonts w:hint="eastAsia"/>
               </w:rPr>
-              <w:t xml:space="preserve">项目影响</w:t>
+              <w:t xml:space="preserve">项目参与方式</w:t>
             </w:r>
           </w:p>
         </w:tc>
@@ -1344,7 +1443,7 @@
               <w:rPr>
                 <w:rFonts w:hint="eastAsia"/>
               </w:rPr>
-              <w:t xml:space="preserve">快速查询课程、考试、学籍、奖助贷、校园生活信息</w:t>
+              <w:t xml:space="preserve">快速、准确、方便地查询校务信息</w:t>
             </w:r>
           </w:p>
         </w:tc>
@@ -1358,7 +1457,7 @@
               <w:rPr>
                 <w:rFonts w:hint="eastAsia"/>
               </w:rPr>
-              <w:t xml:space="preserve">问卷、访谈、原型试用</w:t>
+              <w:t xml:space="preserve">回答不准确、流程说明不清晰</w:t>
             </w:r>
           </w:p>
         </w:tc>
@@ -1372,7 +1471,7 @@
               <w:rPr>
                 <w:rFonts w:hint="eastAsia"/>
               </w:rPr>
-              <w:t xml:space="preserve">决定用户端功能和易用性要求。</w:t>
+              <w:t xml:space="preserve">问卷、访谈、原型试用、反馈评价</w:t>
             </w:r>
           </w:p>
         </w:tc>
@@ -1402,7 +1501,7 @@
               <w:rPr>
                 <w:rFonts w:hint="eastAsia"/>
               </w:rPr>
-              <w:t xml:space="preserve">查询教学事务、课程安排、通知政策和系统使用问题</w:t>
+              <w:t xml:space="preserve">查询教学事务和通知政策</w:t>
             </w:r>
           </w:p>
         </w:tc>
@@ -1416,7 +1515,7 @@
               <w:rPr>
                 <w:rFonts w:hint="eastAsia"/>
               </w:rPr>
-              <w:t xml:space="preserve">访谈、场景确认</w:t>
+              <w:t xml:space="preserve">教学场景覆盖不足</w:t>
             </w:r>
           </w:p>
         </w:tc>
@@ -1430,7 +1529,7 @@
               <w:rPr>
                 <w:rFonts w:hint="eastAsia"/>
               </w:rPr>
-              <w:t xml:space="preserve">补充教师侧业务场景。</w:t>
+              <w:t xml:space="preserve">访谈、典型场景确认</w:t>
             </w:r>
           </w:p>
         </w:tc>
@@ -1460,7 +1559,7 @@
               <w:rPr>
                 <w:rFonts w:hint="eastAsia"/>
               </w:rPr>
-              <w:t xml:space="preserve">确保教务类信息准确、规范、可追溯</w:t>
+              <w:t xml:space="preserve">教务政策和办事流程口径准确</w:t>
             </w:r>
           </w:p>
         </w:tc>
@@ -1474,7 +1573,7 @@
               <w:rPr>
                 <w:rFonts w:hint="eastAsia"/>
               </w:rPr>
-              <w:t xml:space="preserve">资料确认、口径审核</w:t>
+              <w:t xml:space="preserve">知识库过期、错误解释政策</w:t>
             </w:r>
           </w:p>
         </w:tc>
@@ -1488,7 +1587,7 @@
               <w:rPr>
                 <w:rFonts w:hint="eastAsia"/>
               </w:rPr>
-              <w:t xml:space="preserve">决定教务知识库质量。</w:t>
+              <w:t xml:space="preserve">资料确认、知识条目审核</w:t>
             </w:r>
           </w:p>
         </w:tc>
@@ -1518,7 +1617,7 @@
               <w:rPr>
                 <w:rFonts w:hint="eastAsia"/>
               </w:rPr>
-              <w:t xml:space="preserve">确保学生事务类信息完整、更新及时</w:t>
+              <w:t xml:space="preserve">学生事务信息完整可维护</w:t>
             </w:r>
           </w:p>
         </w:tc>
@@ -1532,7 +1631,7 @@
               <w:rPr>
                 <w:rFonts w:hint="eastAsia"/>
               </w:rPr>
-              <w:t xml:space="preserve">资料确认、典型问题提供</w:t>
+              <w:t xml:space="preserve">奖助贷、活动、处分等信息误答</w:t>
             </w:r>
           </w:p>
         </w:tc>
@@ -1546,7 +1645,7 @@
               <w:rPr>
                 <w:rFonts w:hint="eastAsia"/>
               </w:rPr>
-              <w:t xml:space="preserve">决定学生事务场景覆盖程度。</w:t>
+              <w:t xml:space="preserve">资料确认、反馈处理</w:t>
             </w:r>
           </w:p>
         </w:tc>
@@ -1576,7 +1675,7 @@
               <w:rPr>
                 <w:rFonts w:hint="eastAsia"/>
               </w:rPr>
-              <w:t xml:space="preserve">关注系统安全、权限、部署和数据规范</w:t>
+              <w:t xml:space="preserve">系统安全、权限和部署可行</w:t>
             </w:r>
           </w:p>
         </w:tc>
@@ -1590,7 +1689,7 @@
               <w:rPr>
                 <w:rFonts w:hint="eastAsia"/>
               </w:rPr>
-              <w:t xml:space="preserve">技术约束确认</w:t>
+              <w:t xml:space="preserve">数据泄露、接口权限不清</w:t>
             </w:r>
           </w:p>
         </w:tc>
@@ -1604,7 +1703,7 @@
               <w:rPr>
                 <w:rFonts w:hint="eastAsia"/>
               </w:rPr>
-              <w:t xml:space="preserve">决定技术方案可行性边界。</w:t>
+              <w:t xml:space="preserve">技术约束确认、安全要求说明</w:t>
             </w:r>
           </w:p>
         </w:tc>
@@ -1634,7 +1733,7 @@
               <w:rPr>
                 <w:rFonts w:hint="eastAsia"/>
               </w:rPr>
-              <w:t xml:space="preserve">完成需求工程和课程交付物</w:t>
+              <w:t xml:space="preserve">按课程要求完成交付物</w:t>
             </w:r>
           </w:p>
         </w:tc>
@@ -1648,7 +1747,7 @@
               <w:rPr>
                 <w:rFonts w:hint="eastAsia"/>
               </w:rPr>
-              <w:t xml:space="preserve">文档、原型、评审汇报</w:t>
+              <w:t xml:space="preserve">进度延误、文档不一致</w:t>
             </w:r>
           </w:p>
         </w:tc>
@@ -1662,7 +1761,7 @@
               <w:rPr>
                 <w:rFonts w:hint="eastAsia"/>
               </w:rPr>
-              <w:t xml:space="preserve">负责项目实际实施。</w:t>
+              <w:t xml:space="preserve">项目实施、文档编写、评审整改</w:t>
             </w:r>
           </w:p>
         </w:tc>
@@ -1692,7 +1791,7 @@
               <w:rPr>
                 <w:rFonts w:hint="eastAsia"/>
               </w:rPr>
-              <w:t xml:space="preserve">关注课程目标达成和文档规范性</w:t>
+              <w:t xml:space="preserve">需求工程方法应用充分</w:t>
             </w:r>
           </w:p>
         </w:tc>
@@ -1706,7 +1805,7 @@
               <w:rPr>
                 <w:rFonts w:hint="eastAsia"/>
               </w:rPr>
-              <w:t xml:space="preserve">阶段指导、成果评审</w:t>
+              <w:t xml:space="preserve">成果不规范、证据不足</w:t>
             </w:r>
           </w:p>
         </w:tc>
@@ -1720,14 +1819,14 @@
               <w:rPr>
                 <w:rFonts w:hint="eastAsia"/>
               </w:rPr>
-              <w:t xml:space="preserve">提供修改意见和验收依据。</w:t>
+              <w:t xml:space="preserve">阶段评审、指导和验收</w:t>
             </w:r>
           </w:p>
         </w:tc>
       </w:tr>
     </w:tbl>
-    <w:bookmarkEnd w:id="19"/>
-    <w:bookmarkStart w:id="24" w:name="六核心需求概述"/>
+    <w:bookmarkEnd w:id="20"/>
+    <w:bookmarkStart w:id="25" w:name="六核心需求概述"/>
     <w:p>
       <w:pPr>
         <w:pStyle w:val="4"/>
@@ -1739,7 +1838,7 @@
         <w:t xml:space="preserve">六、核心需求概述</w:t>
       </w:r>
     </w:p>
-    <w:bookmarkStart w:id="20" w:name="业务需求"/>
+    <w:bookmarkStart w:id="21" w:name="业务需求"/>
     <w:p>
       <w:pPr>
         <w:pStyle w:val="5"/>
@@ -1754,52 +1853,161 @@
         <w:t xml:space="preserve">业务需求</w:t>
       </w:r>
     </w:p>
-    <w:p>
-      <w:pPr>
-        <w:pStyle w:val="FirstParagraph"/>
-      </w:pPr>
-      <w:r>
-        <w:rPr>
-          <w:rFonts w:hint="eastAsia"/>
-        </w:rPr>
-        <w:t xml:space="preserve">BR-01：系统应提供统一的校务信息智能问答入口，减少师生在多个渠道之间查找信息的成本。</w:t>
-      </w:r>
-    </w:p>
-    <w:p>
-      <w:pPr>
-        <w:pStyle w:val="19"/>
-      </w:pPr>
-      <w:r>
-        <w:rPr>
-          <w:rFonts w:hint="eastAsia"/>
-        </w:rPr>
-        <w:t xml:space="preserve">BR-02：系统应支持高频问题自动回答，降低教务处、学工部和信息中心的重复咨询压力。</w:t>
-      </w:r>
-    </w:p>
-    <w:p>
-      <w:pPr>
-        <w:pStyle w:val="19"/>
-      </w:pPr>
-      <w:r>
-        <w:rPr>
-          <w:rFonts w:hint="eastAsia"/>
-        </w:rPr>
-        <w:t xml:space="preserve">BR-03：系统应通过知识库维护和反馈处理机制，提高校务信息回答的准确性与可持续更新能力。</w:t>
-      </w:r>
-    </w:p>
-    <w:p>
-      <w:pPr>
-        <w:pStyle w:val="19"/>
-      </w:pPr>
-      <w:r>
-        <w:rPr>
-          <w:rFonts w:hint="eastAsia"/>
-        </w:rPr>
-        <w:t xml:space="preserve">BR-04：系统应为管理人员提供统计分析能力，帮助识别高频咨询主题和信息服务薄弱环节。</w:t>
-      </w:r>
-    </w:p>
-    <w:bookmarkEnd w:id="20"/>
-    <w:bookmarkStart w:id="21" w:name="用户需求"/>
+    <w:tbl>
+      <w:tblPr>
+        <w:tblStyle w:val="Table"/>
+        <w:tblW w:type="pct" w:w="5000"/>
+        <w:tblLayout w:type="fixed"/>
+        <w:tblLook w:firstRow="1" w:lastRow="0" w:firstColumn="0" w:lastColumn="0" w:noHBand="0" w:noVBand="0" w:val="0020"/>
+      </w:tblPr>
+      <w:tblGrid>
+        <w:gridCol w:w="3960"/>
+        <w:gridCol w:w="3960"/>
+      </w:tblGrid>
+      <w:tr>
+        <w:trPr>
+          <w:tblHeader w:val="on"/>
+        </w:trPr>
+        <w:tc>
+          <w:tcPr/>
+          <w:p>
+            <w:pPr>
+              <w:pStyle w:val="Compact"/>
+            </w:pPr>
+            <w:r>
+              <w:rPr>
+                <w:rFonts w:hint="eastAsia"/>
+              </w:rPr>
+              <w:t xml:space="preserve">编号</w:t>
+            </w:r>
+          </w:p>
+        </w:tc>
+        <w:tc>
+          <w:tcPr/>
+          <w:p>
+            <w:pPr>
+              <w:pStyle w:val="Compact"/>
+            </w:pPr>
+            <w:r>
+              <w:rPr>
+                <w:rFonts w:hint="eastAsia"/>
+              </w:rPr>
+              <w:t xml:space="preserve">业务需求</w:t>
+            </w:r>
+          </w:p>
+        </w:tc>
+      </w:tr>
+      <w:tr>
+        <w:tc>
+          <w:tcPr/>
+          <w:p>
+            <w:pPr>
+              <w:pStyle w:val="Compact"/>
+            </w:pPr>
+            <w:r>
+              <w:t xml:space="preserve">BR-01</w:t>
+            </w:r>
+          </w:p>
+        </w:tc>
+        <w:tc>
+          <w:tcPr/>
+          <w:p>
+            <w:pPr>
+              <w:pStyle w:val="Compact"/>
+            </w:pPr>
+            <w:r>
+              <w:rPr>
+                <w:rFonts w:hint="eastAsia"/>
+              </w:rPr>
+              <w:t xml:space="preserve">系统应提供统一的校务信息智能问答入口，降低用户跨平台查找成本。</w:t>
+            </w:r>
+          </w:p>
+        </w:tc>
+      </w:tr>
+      <w:tr>
+        <w:tc>
+          <w:tcPr/>
+          <w:p>
+            <w:pPr>
+              <w:pStyle w:val="Compact"/>
+            </w:pPr>
+            <w:r>
+              <w:t xml:space="preserve">BR-02</w:t>
+            </w:r>
+          </w:p>
+        </w:tc>
+        <w:tc>
+          <w:tcPr/>
+          <w:p>
+            <w:pPr>
+              <w:pStyle w:val="Compact"/>
+            </w:pPr>
+            <w:r>
+              <w:rPr>
+                <w:rFonts w:hint="eastAsia"/>
+              </w:rPr>
+              <w:t xml:space="preserve">系统应自动回答高频校务咨询问题，降低职能部门重复咨询压力。</w:t>
+            </w:r>
+          </w:p>
+        </w:tc>
+      </w:tr>
+      <w:tr>
+        <w:tc>
+          <w:tcPr/>
+          <w:p>
+            <w:pPr>
+              <w:pStyle w:val="Compact"/>
+            </w:pPr>
+            <w:r>
+              <w:t xml:space="preserve">BR-03</w:t>
+            </w:r>
+          </w:p>
+        </w:tc>
+        <w:tc>
+          <w:tcPr/>
+          <w:p>
+            <w:pPr>
+              <w:pStyle w:val="Compact"/>
+            </w:pPr>
+            <w:r>
+              <w:rPr>
+                <w:rFonts w:hint="eastAsia"/>
+              </w:rPr>
+              <w:t xml:space="preserve">系统应建立校务知识库维护机制，保证回答内容可更新、可追溯。</w:t>
+            </w:r>
+          </w:p>
+        </w:tc>
+      </w:tr>
+      <w:tr>
+        <w:tc>
+          <w:tcPr/>
+          <w:p>
+            <w:pPr>
+              <w:pStyle w:val="Compact"/>
+            </w:pPr>
+            <w:r>
+              <w:t xml:space="preserve">BR-04</w:t>
+            </w:r>
+          </w:p>
+        </w:tc>
+        <w:tc>
+          <w:tcPr/>
+          <w:p>
+            <w:pPr>
+              <w:pStyle w:val="Compact"/>
+            </w:pPr>
+            <w:r>
+              <w:rPr>
+                <w:rFonts w:hint="eastAsia"/>
+              </w:rPr>
+              <w:t xml:space="preserve">系统应收集用户反馈和高频问题统计，为部门优化信息服务提供依据。</w:t>
+            </w:r>
+          </w:p>
+        </w:tc>
+      </w:tr>
+    </w:tbl>
+    <w:bookmarkEnd w:id="21"/>
+    <w:bookmarkStart w:id="22" w:name="用户需求"/>
     <w:p>
       <w:pPr>
         <w:pStyle w:val="5"/>
@@ -1814,74 +2022,214 @@
         <w:t xml:space="preserve">用户需求</w:t>
       </w:r>
     </w:p>
-    <w:p>
-      <w:pPr>
-        <w:pStyle w:val="FirstParagraph"/>
-      </w:pPr>
-      <w:r>
-        <w:rPr>
-          <w:rFonts w:hint="eastAsia"/>
-        </w:rPr>
-        <w:t xml:space="preserve">UR-01：用户可以使用自然语言输入问题，系统能识别问题意图并返回可理解的回答。</w:t>
-      </w:r>
-    </w:p>
-    <w:p>
-      <w:pPr>
-        <w:pStyle w:val="19"/>
-      </w:pPr>
-      <w:r>
-        <w:rPr>
-          <w:rFonts w:hint="eastAsia"/>
-        </w:rPr>
-        <w:t xml:space="preserve">UR-02：用户可以根据系统推荐的问题快速选择常见问题。</w:t>
-      </w:r>
-    </w:p>
-    <w:p>
-      <w:pPr>
-        <w:pStyle w:val="19"/>
-      </w:pPr>
-      <w:r>
-        <w:rPr>
-          <w:rFonts w:hint="eastAsia"/>
-        </w:rPr>
-        <w:t xml:space="preserve">UR-03：用户可以针对回答进行点赞、差评、纠错或补充反馈。</w:t>
-      </w:r>
-    </w:p>
-    <w:p>
-      <w:pPr>
-        <w:pStyle w:val="19"/>
-      </w:pPr>
-      <w:r>
-        <w:rPr>
-          <w:rFonts w:hint="eastAsia"/>
-        </w:rPr>
-        <w:t xml:space="preserve">UR-04：用户可以查看历史问答记录，方便再次查找已咨询内容。</w:t>
-      </w:r>
-    </w:p>
-    <w:p>
-      <w:pPr>
-        <w:pStyle w:val="19"/>
-      </w:pPr>
-      <w:r>
-        <w:rPr>
-          <w:rFonts w:hint="eastAsia"/>
-        </w:rPr>
-        <w:t xml:space="preserve">UR-05：管理员可以新增、修改、下架或审核知识库条目。</w:t>
-      </w:r>
-    </w:p>
-    <w:p>
-      <w:pPr>
-        <w:pStyle w:val="19"/>
-      </w:pPr>
-      <w:r>
-        <w:rPr>
-          <w:rFonts w:hint="eastAsia"/>
-        </w:rPr>
-        <w:t xml:space="preserve">UR-06：管理员可以查看热门问题、满意度和错误反馈统计。</w:t>
-      </w:r>
-    </w:p>
-    <w:bookmarkEnd w:id="21"/>
-    <w:bookmarkStart w:id="22" w:name="功能需求"/>
+    <w:tbl>
+      <w:tblPr>
+        <w:tblStyle w:val="Table"/>
+        <w:tblW w:type="auto" w:w="0"/>
+        <w:tblLook w:firstRow="1" w:lastRow="0" w:firstColumn="0" w:lastColumn="0" w:noHBand="0" w:noVBand="0" w:val="0020"/>
+      </w:tblPr>
+      <w:tblGrid>
+        <w:gridCol w:w="3960"/>
+        <w:gridCol w:w="3960"/>
+      </w:tblGrid>
+      <w:tr>
+        <w:trPr>
+          <w:tblHeader w:val="on"/>
+        </w:trPr>
+        <w:tc>
+          <w:tcPr/>
+          <w:p>
+            <w:pPr>
+              <w:pStyle w:val="Compact"/>
+            </w:pPr>
+            <w:r>
+              <w:rPr>
+                <w:rFonts w:hint="eastAsia"/>
+              </w:rPr>
+              <w:t xml:space="preserve">编号</w:t>
+            </w:r>
+          </w:p>
+        </w:tc>
+        <w:tc>
+          <w:tcPr/>
+          <w:p>
+            <w:pPr>
+              <w:pStyle w:val="Compact"/>
+            </w:pPr>
+            <w:r>
+              <w:rPr>
+                <w:rFonts w:hint="eastAsia"/>
+              </w:rPr>
+              <w:t xml:space="preserve">用户需求</w:t>
+            </w:r>
+          </w:p>
+        </w:tc>
+      </w:tr>
+      <w:tr>
+        <w:tc>
+          <w:tcPr/>
+          <w:p>
+            <w:pPr>
+              <w:pStyle w:val="Compact"/>
+            </w:pPr>
+            <w:r>
+              <w:t xml:space="preserve">UR-01</w:t>
+            </w:r>
+          </w:p>
+        </w:tc>
+        <w:tc>
+          <w:tcPr/>
+          <w:p>
+            <w:pPr>
+              <w:pStyle w:val="Compact"/>
+            </w:pPr>
+            <w:r>
+              <w:rPr>
+                <w:rFonts w:hint="eastAsia"/>
+              </w:rPr>
+              <w:t xml:space="preserve">用户可以使用自然语言提出校务问题。</w:t>
+            </w:r>
+          </w:p>
+        </w:tc>
+      </w:tr>
+      <w:tr>
+        <w:tc>
+          <w:tcPr/>
+          <w:p>
+            <w:pPr>
+              <w:pStyle w:val="Compact"/>
+            </w:pPr>
+            <w:r>
+              <w:t xml:space="preserve">UR-02</w:t>
+            </w:r>
+          </w:p>
+        </w:tc>
+        <w:tc>
+          <w:tcPr/>
+          <w:p>
+            <w:pPr>
+              <w:pStyle w:val="Compact"/>
+            </w:pPr>
+            <w:r>
+              <w:rPr>
+                <w:rFonts w:hint="eastAsia"/>
+              </w:rPr>
+              <w:t xml:space="preserve">用户可以获得包含关键步骤、注意事项和来源提示的回答。</w:t>
+            </w:r>
+          </w:p>
+        </w:tc>
+      </w:tr>
+      <w:tr>
+        <w:tc>
+          <w:tcPr/>
+          <w:p>
+            <w:pPr>
+              <w:pStyle w:val="Compact"/>
+            </w:pPr>
+            <w:r>
+              <w:t xml:space="preserve">UR-03</w:t>
+            </w:r>
+          </w:p>
+        </w:tc>
+        <w:tc>
+          <w:tcPr/>
+          <w:p>
+            <w:pPr>
+              <w:pStyle w:val="Compact"/>
+            </w:pPr>
+            <w:r>
+              <w:rPr>
+                <w:rFonts w:hint="eastAsia"/>
+              </w:rPr>
+              <w:t xml:space="preserve">用户可以围绕同一主题继续追问。</w:t>
+            </w:r>
+          </w:p>
+        </w:tc>
+      </w:tr>
+      <w:tr>
+        <w:tc>
+          <w:tcPr/>
+          <w:p>
+            <w:pPr>
+              <w:pStyle w:val="Compact"/>
+            </w:pPr>
+            <w:r>
+              <w:t xml:space="preserve">UR-04</w:t>
+            </w:r>
+          </w:p>
+        </w:tc>
+        <w:tc>
+          <w:tcPr/>
+          <w:p>
+            <w:pPr>
+              <w:pStyle w:val="Compact"/>
+            </w:pPr>
+            <w:r>
+              <w:rPr>
+                <w:rFonts w:hint="eastAsia"/>
+              </w:rPr>
+              <w:t xml:space="preserve">用户可以查看热门问题和个人历史记录。</w:t>
+            </w:r>
+          </w:p>
+        </w:tc>
+      </w:tr>
+      <w:tr>
+        <w:tc>
+          <w:tcPr/>
+          <w:p>
+            <w:pPr>
+              <w:pStyle w:val="Compact"/>
+            </w:pPr>
+            <w:r>
+              <w:t xml:space="preserve">UR-05</w:t>
+            </w:r>
+          </w:p>
+        </w:tc>
+        <w:tc>
+          <w:tcPr/>
+          <w:p>
+            <w:pPr>
+              <w:pStyle w:val="Compact"/>
+            </w:pPr>
+            <w:r>
+              <w:rPr>
+                <w:rFonts w:hint="eastAsia"/>
+              </w:rPr>
+              <w:t xml:space="preserve">用户可以对回答进行点赞、差评、纠错或文字反馈。</w:t>
+            </w:r>
+          </w:p>
+        </w:tc>
+      </w:tr>
+      <w:tr>
+        <w:tc>
+          <w:tcPr/>
+          <w:p>
+            <w:pPr>
+              <w:pStyle w:val="Compact"/>
+            </w:pPr>
+            <w:r>
+              <w:t xml:space="preserve">UR-06</w:t>
+            </w:r>
+          </w:p>
+        </w:tc>
+        <w:tc>
+          <w:tcPr/>
+          <w:p>
+            <w:pPr>
+              <w:pStyle w:val="Compact"/>
+            </w:pPr>
+            <w:r>
+              <w:rPr>
+                <w:rFonts w:hint="eastAsia"/>
+              </w:rPr>
+              <w:t xml:space="preserve">管理员可以维护知识条目、处理反馈和查看统计数据。</w:t>
+            </w:r>
+          </w:p>
+        </w:tc>
+      </w:tr>
+    </w:tbl>
+    <w:bookmarkEnd w:id="22"/>
+    <w:bookmarkStart w:id="23" w:name="功能需求"/>
     <w:p>
       <w:pPr>
         <w:pStyle w:val="5"/>
@@ -1951,7 +2299,7 @@
               <w:rPr>
                 <w:rFonts w:hint="eastAsia"/>
               </w:rPr>
-              <w:t xml:space="preserve">说明</w:t>
+              <w:t xml:space="preserve">功能说明</w:t>
             </w:r>
           </w:p>
         </w:tc>
@@ -2006,7 +2354,7 @@
               <w:rPr>
                 <w:rFonts w:hint="eastAsia"/>
               </w:rPr>
-              <w:t xml:space="preserve">支持自然语言提问并生成校务问题回答。</w:t>
+              <w:t xml:space="preserve">接收自然语言问题，结合知识库生成回答。</w:t>
             </w:r>
           </w:p>
         </w:tc>
@@ -2058,7 +2406,7 @@
               <w:rPr>
                 <w:rFonts w:hint="eastAsia"/>
               </w:rPr>
-              <w:t xml:space="preserve">根据用户问题检索相关校务知识条目。</w:t>
+              <w:t xml:space="preserve">根据问题语义检索相关校务知识条目。</w:t>
             </w:r>
           </w:p>
         </w:tc>
@@ -2110,7 +2458,7 @@
               <w:rPr>
                 <w:rFonts w:hint="eastAsia"/>
               </w:rPr>
-              <w:t xml:space="preserve">支持围绕同一主题继续追问。</w:t>
+              <w:t xml:space="preserve">保留上下文，支持同一主题下的连续追问。</w:t>
             </w:r>
           </w:p>
         </w:tc>
@@ -2162,7 +2510,7 @@
               <w:rPr>
                 <w:rFonts w:hint="eastAsia"/>
               </w:rPr>
-              <w:t xml:space="preserve">展示一定周期内访问频率较高的问题。</w:t>
+              <w:t xml:space="preserve">展示高频咨询问题和常用入口。</w:t>
             </w:r>
           </w:p>
         </w:tc>
@@ -2214,7 +2562,7 @@
               <w:rPr>
                 <w:rFonts w:hint="eastAsia"/>
               </w:rPr>
-              <w:t xml:space="preserve">用户可对回答进行满意度评价和纠错。</w:t>
+              <w:t xml:space="preserve">支持点赞、差评、纠错和满意度评价。</w:t>
             </w:r>
           </w:p>
         </w:tc>
@@ -2266,7 +2614,7 @@
               <w:rPr>
                 <w:rFonts w:hint="eastAsia"/>
               </w:rPr>
-              <w:t xml:space="preserve">保存并展示用户历史问答记录。</w:t>
+              <w:t xml:space="preserve">展示用户历史提问、回答和反馈状态。</w:t>
             </w:r>
           </w:p>
         </w:tc>
@@ -2318,7 +2666,7 @@
               <w:rPr>
                 <w:rFonts w:hint="eastAsia"/>
               </w:rPr>
-              <w:t xml:space="preserve">管理员维护知识条目、分类和状态。</w:t>
+              <w:t xml:space="preserve">支持管理员新增、编辑、下架和审核知识条目。</w:t>
             </w:r>
           </w:p>
         </w:tc>
@@ -2370,7 +2718,7 @@
               <w:rPr>
                 <w:rFonts w:hint="eastAsia"/>
               </w:rPr>
-              <w:t xml:space="preserve">对用户反馈和知识内容进行审核管理。</w:t>
+              <w:t xml:space="preserve">对用户反馈、敏感内容和低置信度回答进行处理。</w:t>
             </w:r>
           </w:p>
         </w:tc>
@@ -2422,7 +2770,7 @@
               <w:rPr>
                 <w:rFonts w:hint="eastAsia"/>
               </w:rPr>
-              <w:t xml:space="preserve">统计访问量、问题类别、满意度和错误反馈。</w:t>
+              <w:t xml:space="preserve">统计访问量、问题分类、热门问题和满意度。</w:t>
             </w:r>
           </w:p>
         </w:tc>
@@ -2460,7 +2808,7 @@
               <w:rPr>
                 <w:rFonts w:hint="eastAsia"/>
               </w:rPr>
-              <w:t xml:space="preserve">人工渠道提示</w:t>
+              <w:t xml:space="preserve">人工渠道引导</w:t>
             </w:r>
           </w:p>
         </w:tc>
@@ -2474,7 +2822,7 @@
               <w:rPr>
                 <w:rFonts w:hint="eastAsia"/>
               </w:rPr>
-              <w:t xml:space="preserve">对无法确认的问题提示官方渠道或人工咨询方式。</w:t>
+              <w:t xml:space="preserve">对无法回答的问题提供官方渠道或人工咨询提示。</w:t>
             </w:r>
           </w:p>
         </w:tc>
@@ -2491,8 +2839,8 @@
         </w:tc>
       </w:tr>
     </w:tbl>
-    <w:bookmarkEnd w:id="22"/>
-    <w:bookmarkStart w:id="23" w:name="非功能需求"/>
+    <w:bookmarkEnd w:id="23"/>
+    <w:bookmarkStart w:id="24" w:name="非功能需求"/>
     <w:p>
       <w:pPr>
         <w:pStyle w:val="5"/>
@@ -2546,7 +2894,7 @@
               <w:rPr>
                 <w:rFonts w:hint="eastAsia"/>
               </w:rPr>
-              <w:t xml:space="preserve">指标</w:t>
+              <w:t xml:space="preserve">基线指标</w:t>
             </w:r>
           </w:p>
         </w:tc>
@@ -2576,7 +2924,7 @@
               <w:rPr>
                 <w:rFonts w:hint="eastAsia"/>
               </w:rPr>
-              <w:t xml:space="preserve">常规问答响应时间目标不超过3秒，知识库检索结果应在1秒内返回给问答服务。</w:t>
+              <w:t xml:space="preserve">常规问答响应时间目标不超过3秒；热门问题和历史记录页面应在2秒内完成加载。</w:t>
             </w:r>
           </w:p>
         </w:tc>
@@ -2606,7 +2954,7 @@
               <w:rPr>
                 <w:rFonts w:hint="eastAsia"/>
               </w:rPr>
-              <w:t xml:space="preserve">用户端主要功能应在明显位置展示，用户完成一次提问与反馈不超过三步。</w:t>
+              <w:t xml:space="preserve">用户完成一次提问、查看回答和提交反馈的流程不超过三步。</w:t>
             </w:r>
           </w:p>
         </w:tc>
@@ -2636,7 +2984,7 @@
               <w:rPr>
                 <w:rFonts w:hint="eastAsia"/>
               </w:rPr>
-              <w:t xml:space="preserve">知识条目应包含来源、更新时间和状态标记，过期内容不得作为高可信答案直接输出。</w:t>
+              <w:t xml:space="preserve">知识条目必须包含来源、维护人、更新时间和状态；过期条目不得作为高可信答案直接使用。</w:t>
             </w:r>
           </w:p>
         </w:tc>
@@ -2666,7 +3014,7 @@
               <w:rPr>
                 <w:rFonts w:hint="eastAsia"/>
               </w:rPr>
-              <w:t xml:space="preserve">用户身份、问答记录和反馈数据应按权限访问，敏感信息不在前端明文展示。</w:t>
+              <w:t xml:space="preserve">用户数据和管理功能按权限访问；问答记录中不展示不必要的个人敏感信息。</w:t>
             </w:r>
           </w:p>
         </w:tc>
@@ -2696,7 +3044,7 @@
               <w:rPr>
                 <w:rFonts w:hint="eastAsia"/>
               </w:rPr>
-              <w:t xml:space="preserve">知识库分类、问答服务和管理后台应模块化设计，便于后续扩展。</w:t>
+              <w:t xml:space="preserve">知识库、问答服务、反馈处理和统计分析应模块化设计。</w:t>
             </w:r>
           </w:p>
         </w:tc>
@@ -2712,7 +3060,7 @@
               <w:rPr>
                 <w:rFonts w:hint="eastAsia"/>
               </w:rPr>
-              <w:t xml:space="preserve">兼容性</w:t>
+              <w:t xml:space="preserve">可扩展性</w:t>
             </w:r>
           </w:p>
         </w:tc>
@@ -2726,15 +3074,45 @@
               <w:rPr>
                 <w:rFonts w:hint="eastAsia"/>
               </w:rPr>
-              <w:t xml:space="preserve">原型优先适配常用桌面浏览器，并考虑移动端布局可扩展性。</w:t>
+              <w:t xml:space="preserve">系统设计应支持后续扩展新的校务分类和外部服务入口。</w:t>
+            </w:r>
+          </w:p>
+        </w:tc>
+      </w:tr>
+      <w:tr>
+        <w:tc>
+          <w:tcPr/>
+          <w:p>
+            <w:pPr>
+              <w:pStyle w:val="Compact"/>
+            </w:pPr>
+            <w:r>
+              <w:rPr>
+                <w:rFonts w:hint="eastAsia"/>
+              </w:rPr>
+              <w:t xml:space="preserve">可追溯性</w:t>
+            </w:r>
+          </w:p>
+        </w:tc>
+        <w:tc>
+          <w:tcPr/>
+          <w:p>
+            <w:pPr>
+              <w:pStyle w:val="Compact"/>
+            </w:pPr>
+            <w:r>
+              <w:rPr>
+                <w:rFonts w:hint="eastAsia"/>
+              </w:rPr>
+              <w:t xml:space="preserve">关键需求应能追溯到业务目标、用户需求、调研记录或评审意见。</w:t>
             </w:r>
           </w:p>
         </w:tc>
       </w:tr>
     </w:tbl>
-    <w:bookmarkEnd w:id="23"/>
     <w:bookmarkEnd w:id="24"/>
-    <w:bookmarkStart w:id="25" w:name="七技术方案概述"/>
+    <w:bookmarkEnd w:id="25"/>
+    <w:bookmarkStart w:id="26" w:name="七技术方案概述"/>
     <w:p>
       <w:pPr>
         <w:pStyle w:val="4"/>
@@ -2754,18 +3132,67 @@
         <w:rPr>
           <w:rFonts w:hint="eastAsia"/>
         </w:rPr>
-        <w:t xml:space="preserve">系统初步采用检索增强生成（RAG）思路：用户输入问题后，系统先对问题进行预处理和意图识别，再从校务知识库中检索相关条目，最后结合大语言模型生成回答。对于高风险或低置信度问题，系统应提示信息来源或引导用户到官方渠道确认。</w:t>
+        <w:t xml:space="preserve">系统采用“用户端</w:t>
       </w:r>
-    </w:p>
-    <w:p>
-      <w:pPr>
-        <w:pStyle w:val="19"/>
-      </w:pPr>
+      <w:r>
+        <w:t xml:space="preserve"> + </w:t>
+      </w:r>
       <w:r>
         <w:rPr>
           <w:rFonts w:hint="eastAsia"/>
         </w:rPr>
-        <w:t xml:space="preserve">主要模块包括：</w:t>
+        <w:t xml:space="preserve">问答服务</w:t>
+      </w:r>
+      <w:r>
+        <w:t xml:space="preserve"> + </w:t>
+      </w:r>
+      <w:r>
+        <w:rPr>
+          <w:rFonts w:hint="eastAsia"/>
+        </w:rPr>
+        <w:t xml:space="preserve">校务知识库</w:t>
+      </w:r>
+      <w:r>
+        <w:t xml:space="preserve"> + </w:t>
+      </w:r>
+      <w:r>
+        <w:rPr>
+          <w:rFonts w:hint="eastAsia"/>
+        </w:rPr>
+        <w:t xml:space="preserve">管理后台”的分层思路。</w:t>
+      </w:r>
+    </w:p>
+    <w:p>
+      <w:pPr>
+        <w:pStyle w:val="19"/>
+      </w:pPr>
+      <w:r>
+        <w:rPr>
+          <w:rFonts w:hint="eastAsia"/>
+        </w:rPr>
+        <w:t xml:space="preserve">用户端提供聊天式问答、热门问题、历史记录和反馈评价。问答服务负责问题预处理、上下文管理、知识检索、提示词组织和答案生成。校务知识库保存经整理的政策、流程、FAQ、通知摘要和来源信息。管理后台支持知识维护、反馈处理、内容审核和数据统计。</w:t>
+      </w:r>
+    </w:p>
+    <w:p>
+      <w:pPr>
+        <w:pStyle w:val="19"/>
+      </w:pPr>
+      <w:r>
+        <w:rPr>
+          <w:rFonts w:hint="eastAsia"/>
+        </w:rPr>
+        <w:t xml:space="preserve">推荐技术路线为检索增强生成（RAG）：系统先从知识库中检索与问题相关的内容，再结合大语言模型生成回答。对于无法匹配知识库或置信度不足的问题，系统不直接编造答案，应提示用户查看官方渠道或联系相关部门。</w:t>
+      </w:r>
+    </w:p>
+    <w:p>
+      <w:pPr>
+        <w:pStyle w:val="19"/>
+      </w:pPr>
+      <w:r>
+        <w:rPr>
+          <w:rFonts w:hint="eastAsia"/>
+        </w:rPr>
+        <w:t xml:space="preserve">技术约束如下：</w:t>
       </w:r>
     </w:p>
     <w:p>
@@ -2780,7 +3207,7 @@
         <w:rPr>
           <w:rFonts w:hint="eastAsia"/>
         </w:rPr>
-        <w:t xml:space="preserve">用户端问答模块：提供聊天输入、回答展示、追问、反馈和历史记录。</w:t>
+        <w:t xml:space="preserve">原型与需求文档阶段不接入真实敏感数据。</w:t>
       </w:r>
     </w:p>
     <w:p>
@@ -2795,7 +3222,7 @@
         <w:rPr>
           <w:rFonts w:hint="eastAsia"/>
         </w:rPr>
-        <w:t xml:space="preserve">知识库模块：管理政策、通知、流程、常见问题和答案模板。</w:t>
+        <w:t xml:space="preserve">设计应保留权限控制和数据脱敏方案。</w:t>
       </w:r>
     </w:p>
     <w:p>
@@ -2810,7 +3237,7 @@
         <w:rPr>
           <w:rFonts w:hint="eastAsia"/>
         </w:rPr>
-        <w:t xml:space="preserve">问答生成模块：负责问题理解、知识检索、提示词组织和答案生成。</w:t>
+        <w:t xml:space="preserve">回答内容应尽量保留来源提示和更新时间。</w:t>
       </w:r>
     </w:p>
     <w:p>
@@ -2825,22 +3252,80 @@
         <w:rPr>
           <w:rFonts w:hint="eastAsia"/>
         </w:rPr>
-        <w:t xml:space="preserve">管理后台模块：用于知识维护、反馈处理、统计分析和内容审核。</w:t>
+        <w:t xml:space="preserve">后续开发可根据预算和部署条件选择本地模型或云端模型服务。</w:t>
       </w:r>
     </w:p>
+    <w:bookmarkEnd w:id="26"/>
+    <w:bookmarkStart w:id="27" w:name="八交付物基线"/>
     <w:p>
       <w:pPr>
-        <w:pStyle w:val="Compact"/>
-        <w:numPr>
-          <w:ilvl w:val="0"/>
-          <w:numId w:val="1007"/>
-        </w:numPr>
+        <w:p>
+          <w:r>
+            <w:t>八、约束与假设</w:t>
+          </w:r>
+        </w:p>
+        <w:p>
+          <w:r>
+            <w:t>8.1 项目约束</w:t>
+          </w:r>
+        </w:p>
+        <w:p>
+          <w:r>
+            <w:t>1. 项目周期为课程实践周期，时间有限。</w:t>
+          </w:r>
+        </w:p>
+        <w:p>
+          <w:r>
+            <w:t>2. 项目重点是需求工程成果，不承诺生产级开发与上线。</w:t>
+          </w:r>
+        </w:p>
+        <w:p>
+          <w:r>
+            <w:t>3. 调研样本受课程条件限制，不能完全代表全校用户。</w:t>
+          </w:r>
+        </w:p>
+        <w:p>
+          <w:r>
+            <w:t>4. 系统设计不得依赖真实敏感数据。</w:t>
+          </w:r>
+        </w:p>
+        <w:p>
+          <w:r>
+            <w:t>5. 技术方案应控制复杂度，避免超出课程项目可完成范围。</w:t>
+          </w:r>
+        </w:p>
+        <w:p>
+          <w:r>
+            <w:t>8.2 项目假设</w:t>
+          </w:r>
+        </w:p>
+        <w:p>
+          <w:r>
+            <w:t>1. 校务信息可通过公开资料、通知公告和访谈整理形成示例知识库。</w:t>
+          </w:r>
+        </w:p>
+        <w:p>
+          <w:r>
+            <w:t>2. 用户愿意通过问卷、访谈或原型试用提供反馈。</w:t>
+          </w:r>
+        </w:p>
+        <w:p>
+          <w:r>
+            <w:t>3. 大语言模型可作为自然语言交互能力的候选技术，但回答必须结合知识库和审核机制。</w:t>
+          </w:r>
+        </w:p>
+        <w:p>
+          <w:r>
+            <w:t>4. 任课教师评审意见将作为后续版本修订的重要依据。</w:t>
+          </w:r>
+        </w:p>
+        <w:pStyle w:val="4"/>
       </w:pPr>
       <w:r>
         <w:rPr>
           <w:rFonts w:hint="eastAsia"/>
         </w:rPr>
-        <w:t xml:space="preserve">安全控制模块：负责权限控制、敏感信息处理和日志记录。</w:t>
+        <w:t xml:space="preserve">九、交付物基线</w:t>
       </w:r>
     </w:p>
     <w:p>
@@ -2851,260 +3336,196 @@
         <w:rPr>
           <w:rFonts w:hint="eastAsia"/>
         </w:rPr>
-        <w:t xml:space="preserve">技术方案评估重点：</w:t>
+        <w:t xml:space="preserve">本项目基线交付物包括：</w:t>
       </w:r>
     </w:p>
+    <w:tbl>
+      <w:tblPr>
+        <w:tblStyle w:val="Table"/>
+        <w:tblW w:type="pct" w:w="5000"/>
+        <w:tblLayout w:type="fixed"/>
+        <w:tblLook w:firstRow="1" w:lastRow="0" w:firstColumn="0" w:lastColumn="0" w:noHBand="0" w:noVBand="0" w:val="0020"/>
+      </w:tblPr>
+      <w:tblGrid>
+        <w:gridCol w:w="3960"/>
+        <w:gridCol w:w="3960"/>
+      </w:tblGrid>
+      <w:tr>
+        <w:trPr>
+          <w:tblHeader w:val="on"/>
+        </w:trPr>
+        <w:tc>
+          <w:tcPr/>
+          <w:p>
+            <w:pPr>
+              <w:pStyle w:val="Compact"/>
+            </w:pPr>
+            <w:r>
+              <w:rPr>
+                <w:rFonts w:hint="eastAsia"/>
+              </w:rPr>
+              <w:t xml:space="preserve">类别</w:t>
+            </w:r>
+          </w:p>
+        </w:tc>
+        <w:tc>
+          <w:tcPr/>
+          <w:p>
+            <w:pPr>
+              <w:pStyle w:val="Compact"/>
+            </w:pPr>
+            <w:r>
+              <w:rPr>
+                <w:rFonts w:hint="eastAsia"/>
+              </w:rPr>
+              <w:t xml:space="preserve">交付物</w:t>
+            </w:r>
+          </w:p>
+        </w:tc>
+      </w:tr>
+      <w:tr>
+        <w:tc>
+          <w:tcPr/>
+          <w:p>
+            <w:pPr>
+              <w:pStyle w:val="Compact"/>
+            </w:pPr>
+            <w:r>
+              <w:rPr>
+                <w:rFonts w:hint="eastAsia"/>
+              </w:rPr>
+              <w:t xml:space="preserve">项目管理</w:t>
+            </w:r>
+          </w:p>
+        </w:tc>
+        <w:tc>
+          <w:tcPr/>
+          <w:p>
+            <w:pPr>
+              <w:pStyle w:val="Compact"/>
+            </w:pPr>
+            <w:r>
+              <w:rPr>
+                <w:rFonts w:hint="eastAsia"/>
+              </w:rPr>
+              <w:t xml:space="preserve">项目章程、项目开发计划、会议纪要、配置管理计划、质量保证计划</w:t>
+            </w:r>
+          </w:p>
+        </w:tc>
+      </w:tr>
+      <w:tr>
+        <w:tc>
+          <w:tcPr/>
+          <w:p>
+            <w:pPr>
+              <w:pStyle w:val="Compact"/>
+            </w:pPr>
+            <w:r>
+              <w:rPr>
+                <w:rFonts w:hint="eastAsia"/>
+              </w:rPr>
+              <w:t xml:space="preserve">需求工程</w:t>
+            </w:r>
+          </w:p>
+        </w:tc>
+        <w:tc>
+          <w:tcPr/>
+          <w:p>
+            <w:pPr>
+              <w:pStyle w:val="Compact"/>
+            </w:pPr>
+            <w:r>
+              <w:rPr>
+                <w:rFonts w:hint="eastAsia"/>
+              </w:rPr>
+              <w:t xml:space="preserve">需求获取记录、用户分类文档、用例文档、需求规格说明书、非功能需求文档、数据需求文档</w:t>
+            </w:r>
+          </w:p>
+        </w:tc>
+      </w:tr>
+      <w:tr>
+        <w:tc>
+          <w:tcPr/>
+          <w:p>
+            <w:pPr>
+              <w:pStyle w:val="Compact"/>
+            </w:pPr>
+            <w:r>
+              <w:rPr>
+                <w:rFonts w:hint="eastAsia"/>
+              </w:rPr>
+              <w:t xml:space="preserve">设计分析</w:t>
+            </w:r>
+          </w:p>
+        </w:tc>
+        <w:tc>
+          <w:tcPr/>
+          <w:p>
+            <w:pPr>
+              <w:pStyle w:val="Compact"/>
+            </w:pPr>
+            <w:r>
+              <w:rPr>
+                <w:rFonts w:hint="eastAsia"/>
+              </w:rPr>
+              <w:t xml:space="preserve">愿景与范围文档、系统上下文图、原型设计文档、概要设计说明、数据库设计说明</w:t>
+            </w:r>
+          </w:p>
+        </w:tc>
+      </w:tr>
+      <w:tr>
+        <w:tc>
+          <w:tcPr/>
+          <w:p>
+            <w:pPr>
+              <w:pStyle w:val="Compact"/>
+            </w:pPr>
+            <w:r>
+              <w:rPr>
+                <w:rFonts w:hint="eastAsia"/>
+              </w:rPr>
+              <w:t xml:space="preserve">评审与汇报</w:t>
+            </w:r>
+          </w:p>
+        </w:tc>
+        <w:tc>
+          <w:tcPr/>
+          <w:p>
+            <w:pPr>
+              <w:pStyle w:val="Compact"/>
+            </w:pPr>
+            <w:r>
+              <w:rPr>
+                <w:rFonts w:hint="eastAsia"/>
+              </w:rPr>
+              <w:t xml:space="preserve">评审检查表、评审与基线记录、汇报PPT、项目总结报告</w:t>
+            </w:r>
+          </w:p>
+        </w:tc>
+      </w:tr>
+    </w:tbl>
     <w:p>
       <w:pPr>
-        <w:pStyle w:val="Compact"/>
-        <w:numPr>
-          <w:ilvl w:val="0"/>
-          <w:numId w:val="1008"/>
-        </w:numPr>
+        <w:pStyle w:val="19"/>
       </w:pPr>
       <w:r>
         <w:rPr>
           <w:rFonts w:hint="eastAsia"/>
         </w:rPr>
-        <w:t xml:space="preserve">知识库内容是否足以支撑高频问题回答。</w:t>
+        <w:t xml:space="preserve">所有正式提交文档应遵循统一命名规则，保留版本号、日期或状态标识。基线版本确认后，原则上不直接覆盖旧版本，应通过新版本或变更记录说明调整内容。</w:t>
       </w:r>
     </w:p>
+    <w:bookmarkEnd w:id="27"/>
+    <w:bookmarkStart w:id="28" w:name="九项目计划"/>
     <w:p>
       <w:pPr>
-        <w:pStyle w:val="Compact"/>
-        <w:numPr>
-          <w:ilvl w:val="0"/>
-          <w:numId w:val="1008"/>
-        </w:numPr>
+        <w:pStyle w:val="4"/>
       </w:pPr>
       <w:r>
         <w:rPr>
           <w:rFonts w:hint="eastAsia"/>
         </w:rPr>
-        <w:t xml:space="preserve">回答生成是否可解释、可追溯、可人工修正。</w:t>
-      </w:r>
-    </w:p>
-    <w:p>
-      <w:pPr>
-        <w:pStyle w:val="Compact"/>
-        <w:numPr>
-          <w:ilvl w:val="0"/>
-          <w:numId w:val="1008"/>
-        </w:numPr>
-      </w:pPr>
-      <w:r>
-        <w:rPr>
-          <w:rFonts w:hint="eastAsia"/>
-        </w:rPr>
-        <w:t xml:space="preserve">后续接入校园系统时是否存在安全和权限约束。</w:t>
-      </w:r>
-    </w:p>
-    <w:p>
-      <w:pPr>
-        <w:pStyle w:val="Compact"/>
-        <w:numPr>
-          <w:ilvl w:val="0"/>
-          <w:numId w:val="1008"/>
-        </w:numPr>
-      </w:pPr>
-      <w:r>
-        <w:rPr>
-          <w:rFonts w:hint="eastAsia"/>
-        </w:rPr>
-        <w:t xml:space="preserve">原型展示能否体现主要业务流程和用户价值。</w:t>
-      </w:r>
-    </w:p>
-    <w:bookmarkEnd w:id="25"/>
-    <w:bookmarkStart w:id="28" w:name="八约束与假设"/>
-    <w:p>
-      <w:pPr>
-        <w:pStyle w:val="4"/>
-      </w:pPr>
-      <w:r>
-        <w:rPr>
-          <w:rFonts w:hint="eastAsia"/>
-        </w:rPr>
-        <w:t xml:space="preserve">八、约束与假设</w:t>
-      </w:r>
-    </w:p>
-    <w:bookmarkStart w:id="26" w:name="项目约束"/>
-    <w:p>
-      <w:pPr>
-        <w:pStyle w:val="5"/>
-      </w:pPr>
-      <w:r>
-        <w:t xml:space="preserve">8.1 </w:t>
-      </w:r>
-      <w:r>
-        <w:rPr>
-          <w:rFonts w:hint="eastAsia"/>
-        </w:rPr>
-        <w:t xml:space="preserve">项目约束</w:t>
-      </w:r>
-    </w:p>
-    <w:p>
-      <w:pPr>
-        <w:pStyle w:val="Compact"/>
-        <w:numPr>
-          <w:ilvl w:val="0"/>
-          <w:numId w:val="1009"/>
-        </w:numPr>
-      </w:pPr>
-      <w:r>
-        <w:rPr>
-          <w:rFonts w:hint="eastAsia"/>
-        </w:rPr>
-        <w:t xml:space="preserve">项目周期为课程实践周期，时间有限。</w:t>
-      </w:r>
-    </w:p>
-    <w:p>
-      <w:pPr>
-        <w:pStyle w:val="Compact"/>
-        <w:numPr>
-          <w:ilvl w:val="0"/>
-          <w:numId w:val="1009"/>
-        </w:numPr>
-      </w:pPr>
-      <w:r>
-        <w:rPr>
-          <w:rFonts w:hint="eastAsia"/>
-        </w:rPr>
-        <w:t xml:space="preserve">项目重点是需求工程成果，不承诺生产级开发与上线。</w:t>
-      </w:r>
-    </w:p>
-    <w:p>
-      <w:pPr>
-        <w:pStyle w:val="Compact"/>
-        <w:numPr>
-          <w:ilvl w:val="0"/>
-          <w:numId w:val="1009"/>
-        </w:numPr>
-      </w:pPr>
-      <w:r>
-        <w:rPr>
-          <w:rFonts w:hint="eastAsia"/>
-        </w:rPr>
-        <w:t xml:space="preserve">调研样本受课程条件限制，不能完全代表全校用户。</w:t>
-      </w:r>
-    </w:p>
-    <w:p>
-      <w:pPr>
-        <w:pStyle w:val="Compact"/>
-        <w:numPr>
-          <w:ilvl w:val="0"/>
-          <w:numId w:val="1009"/>
-        </w:numPr>
-      </w:pPr>
-      <w:r>
-        <w:rPr>
-          <w:rFonts w:hint="eastAsia"/>
-        </w:rPr>
-        <w:t xml:space="preserve">系统设计不得依赖真实敏感数据。</w:t>
-      </w:r>
-    </w:p>
-    <w:p>
-      <w:pPr>
-        <w:pStyle w:val="Compact"/>
-        <w:numPr>
-          <w:ilvl w:val="0"/>
-          <w:numId w:val="1009"/>
-        </w:numPr>
-      </w:pPr>
-      <w:r>
-        <w:rPr>
-          <w:rFonts w:hint="eastAsia"/>
-        </w:rPr>
-        <w:t xml:space="preserve">技术方案应控制复杂度，避免超出课程项目可完成范围。</w:t>
-      </w:r>
-    </w:p>
-    <w:bookmarkEnd w:id="26"/>
-    <w:bookmarkStart w:id="27" w:name="项目假设"/>
-    <w:p>
-      <w:pPr>
-        <w:pStyle w:val="5"/>
-      </w:pPr>
-      <w:r>
-        <w:t xml:space="preserve">8.2 </w:t>
-      </w:r>
-      <w:r>
-        <w:rPr>
-          <w:rFonts w:hint="eastAsia"/>
-        </w:rPr>
-        <w:t xml:space="preserve">项目假设</w:t>
-      </w:r>
-    </w:p>
-    <w:p>
-      <w:pPr>
-        <w:pStyle w:val="Compact"/>
-        <w:numPr>
-          <w:ilvl w:val="0"/>
-          <w:numId w:val="1010"/>
-        </w:numPr>
-      </w:pPr>
-      <w:r>
-        <w:rPr>
-          <w:rFonts w:hint="eastAsia"/>
-        </w:rPr>
-        <w:t xml:space="preserve">校务信息可通过公开资料、通知公告和访谈整理形成示例知识库。</w:t>
-      </w:r>
-    </w:p>
-    <w:p>
-      <w:pPr>
-        <w:pStyle w:val="Compact"/>
-        <w:numPr>
-          <w:ilvl w:val="0"/>
-          <w:numId w:val="1010"/>
-        </w:numPr>
-      </w:pPr>
-      <w:r>
-        <w:rPr>
-          <w:rFonts w:hint="eastAsia"/>
-        </w:rPr>
-        <w:t xml:space="preserve">用户愿意通过问卷、访谈或原型试用提供反馈。</w:t>
-      </w:r>
-    </w:p>
-    <w:p>
-      <w:pPr>
-        <w:pStyle w:val="Compact"/>
-        <w:numPr>
-          <w:ilvl w:val="0"/>
-          <w:numId w:val="1010"/>
-        </w:numPr>
-      </w:pPr>
-      <w:r>
-        <w:rPr>
-          <w:rFonts w:hint="eastAsia"/>
-        </w:rPr>
-        <w:t xml:space="preserve">大语言模型可作为自然语言交互能力的候选技术，但回答必须结合知识库和审核机制。</w:t>
-      </w:r>
-    </w:p>
-    <w:p>
-      <w:pPr>
-        <w:pStyle w:val="Compact"/>
-        <w:numPr>
-          <w:ilvl w:val="0"/>
-          <w:numId w:val="1010"/>
-        </w:numPr>
-      </w:pPr>
-      <w:r>
-        <w:rPr>
-          <w:rFonts w:hint="eastAsia"/>
-        </w:rPr>
-        <w:t xml:space="preserve">任课教师评审意见将作为后续版本修订的重要依据。</w:t>
-      </w:r>
-    </w:p>
-    <w:bookmarkEnd w:id="27"/>
-    <w:bookmarkEnd w:id="28"/>
-    <w:bookmarkStart w:id="29" w:name="九项目实施计划"/>
-    <w:p>
-      <w:pPr>
-        <w:pStyle w:val="4"/>
-      </w:pPr>
-      <w:r>
-        <w:rPr>
-          <w:rFonts w:hint="eastAsia"/>
-        </w:rPr>
-        <w:t xml:space="preserve">九、项目实施计划</w:t>
+        <w:t xml:space="preserve">十、项目计划</w:t>
       </w:r>
     </w:p>
     <w:tbl>
@@ -3220,7 +3641,7 @@
               <w:rPr>
                 <w:rFonts w:hint="eastAsia"/>
               </w:rPr>
-              <w:t xml:space="preserve">选题确认、项目章程初稿、初步可行性分析</w:t>
+              <w:t xml:space="preserve">选题确认、项目章程初稿、可行性分析、任务分配</w:t>
             </w:r>
           </w:p>
         </w:tc>
@@ -3234,7 +3655,7 @@
               <w:rPr>
                 <w:rFonts w:hint="eastAsia"/>
               </w:rPr>
-              <w:t xml:space="preserve">项目章程1.0、FAR初稿</w:t>
+              <w:t xml:space="preserve">项目章程1.0、可行性分析初稿</w:t>
             </w:r>
           </w:p>
         </w:tc>
@@ -3278,7 +3699,7 @@
               <w:rPr>
                 <w:rFonts w:hint="eastAsia"/>
               </w:rPr>
-              <w:t xml:space="preserve">用户分类、访谈、问卷、干系人分析、范围修订</w:t>
+              <w:t xml:space="preserve">用户调研、干系人分析、范围修订、需求获取记录</w:t>
             </w:r>
           </w:p>
         </w:tc>
@@ -3292,7 +3713,7 @@
               <w:rPr>
                 <w:rFonts w:hint="eastAsia"/>
               </w:rPr>
-              <w:t xml:space="preserve">项目章程1.1、需求获取记录、用户分类文档</w:t>
+              <w:t xml:space="preserve">项目章程1.1、用户分类文档、需求获取记录</w:t>
             </w:r>
           </w:p>
         </w:tc>
@@ -3336,7 +3757,7 @@
               <w:rPr>
                 <w:rFonts w:hint="eastAsia"/>
               </w:rPr>
-              <w:t xml:space="preserve">功能需求、非功能需求、用例、数据需求和原型设计</w:t>
+              <w:t xml:space="preserve">需求建模、用例分析、数据需求、原型设计、风险分析</w:t>
             </w:r>
           </w:p>
         </w:tc>
@@ -3394,7 +3815,7 @@
               <w:rPr>
                 <w:rFonts w:hint="eastAsia"/>
               </w:rPr>
-              <w:t xml:space="preserve">需求确认、评审修改、基线建立和汇报准备</w:t>
+              <w:t xml:space="preserve">评审修改、文档基线、汇报准备、提交材料整理</w:t>
             </w:r>
           </w:p>
         </w:tc>
@@ -3414,8 +3835,8 @@
         </w:tc>
       </w:tr>
     </w:tbl>
-    <w:bookmarkEnd w:id="29"/>
-    <w:bookmarkStart w:id="30" w:name="十项目组织与沟通机制"/>
+    <w:bookmarkEnd w:id="28"/>
+    <w:bookmarkStart w:id="29" w:name="十项目组织与职责"/>
     <w:p>
       <w:pPr>
         <w:pStyle w:val="4"/>
@@ -3424,7 +3845,7 @@
         <w:rPr>
           <w:rFonts w:hint="eastAsia"/>
         </w:rPr>
-        <w:t xml:space="preserve">十、项目组织与沟通机制</w:t>
+        <w:t xml:space="preserve">十一、项目组织与职责</w:t>
       </w:r>
     </w:p>
     <w:p>
@@ -3435,7 +3856,7 @@
         <w:rPr>
           <w:rFonts w:hint="eastAsia"/>
         </w:rPr>
-        <w:t xml:space="preserve">项目负责人负责进度计划、任务协调、会议组织和对外汇报。</w:t>
+        <w:t xml:space="preserve">项目负责人：负责项目总体计划、任务协调、进度检查、会议组织和对外汇报。</w:t>
       </w:r>
     </w:p>
     <w:p>
@@ -3446,7 +3867,7 @@
         <w:rPr>
           <w:rFonts w:hint="eastAsia"/>
         </w:rPr>
-        <w:t xml:space="preserve">需求负责人负责需求获取、需求整理、需求优先级管理和SRS编写。</w:t>
+        <w:t xml:space="preserve">需求负责人：负责用户调研、需求整理、需求优先级、SRS编写和需求追踪。</w:t>
       </w:r>
     </w:p>
     <w:p>
@@ -3457,7 +3878,7 @@
         <w:rPr>
           <w:rFonts w:hint="eastAsia"/>
         </w:rPr>
-        <w:t xml:space="preserve">设计负责人负责原型设计、交互流程、页面说明和用户体验问题记录。</w:t>
+        <w:t xml:space="preserve">设计负责人：负责原型设计、页面流程、交互说明和用户体验问题整理。</w:t>
       </w:r>
     </w:p>
     <w:p>
@@ -3468,7 +3889,7 @@
         <w:rPr>
           <w:rFonts w:hint="eastAsia"/>
         </w:rPr>
-        <w:t xml:space="preserve">技术负责人负责技术方案调研、系统架构、数据设计和接口分析。</w:t>
+        <w:t xml:space="preserve">技术负责人：负责技术调研、系统架构、数据库设计、接口分析和技术风险识别。</w:t>
       </w:r>
     </w:p>
     <w:p>
@@ -3479,7 +3900,7 @@
         <w:rPr>
           <w:rFonts w:hint="eastAsia"/>
         </w:rPr>
-        <w:t xml:space="preserve">配置与质量负责人负责文档命名、版本记录、评审检查表、基线资料和提交材料整理。</w:t>
+        <w:t xml:space="preserve">配置与质量负责人：负责文档版本管理、命名规范、评审检查、基线记录和提交资料整理。</w:t>
       </w:r>
     </w:p>
     <w:p>
@@ -3490,37 +3911,35 @@
         <w:rPr>
           <w:rFonts w:hint="eastAsia"/>
         </w:rPr>
-        <w:t xml:space="preserve">沟通机制如下：</w:t>
+        <w:t xml:space="preserve">所有成员共同参与评审准备、问题整改和最终汇报。若任务出现延期，责任人应提前在例会中说明原因、影响和调整建议。</w:t>
       </w:r>
     </w:p>
+    <w:bookmarkEnd w:id="29"/>
+    <w:bookmarkStart w:id="32" w:name="十一沟通与变更控制"/>
     <w:p>
       <w:pPr>
-        <w:pStyle w:val="Compact"/>
-        <w:numPr>
-          <w:ilvl w:val="0"/>
-          <w:numId w:val="1011"/>
-        </w:numPr>
+        <w:pStyle w:val="4"/>
       </w:pPr>
       <w:r>
         <w:rPr>
           <w:rFonts w:hint="eastAsia"/>
         </w:rPr>
-        <w:t xml:space="preserve">每周召开项目例会，形成会议纪要。</w:t>
+        <w:t xml:space="preserve">十二、沟通与变更控制</w:t>
       </w:r>
     </w:p>
+    <w:bookmarkStart w:id="30" w:name="沟通机制"/>
     <w:p>
       <w:pPr>
-        <w:pStyle w:val="Compact"/>
-        <w:numPr>
-          <w:ilvl w:val="0"/>
-          <w:numId w:val="1011"/>
-        </w:numPr>
-      </w:pPr>
+        <w:pStyle w:val="5"/>
+      </w:pPr>
+      <w:r>
+        <w:t xml:space="preserve">11.1 </w:t>
+      </w:r>
       <w:r>
         <w:rPr>
           <w:rFonts w:hint="eastAsia"/>
         </w:rPr>
-        <w:t xml:space="preserve">重要需求变更必须记录变更原因、影响范围和处理结论。</w:t>
+        <w:t xml:space="preserve">沟通机制</w:t>
       </w:r>
     </w:p>
     <w:p>
@@ -3528,14 +3947,14 @@
         <w:pStyle w:val="Compact"/>
         <w:numPr>
           <w:ilvl w:val="0"/>
-          <w:numId w:val="1011"/>
+          <w:numId w:val="1008"/>
         </w:numPr>
       </w:pPr>
       <w:r>
         <w:rPr>
           <w:rFonts w:hint="eastAsia"/>
         </w:rPr>
-        <w:t xml:space="preserve">评审问题需分配责任人并跟踪关闭。</w:t>
+        <w:t xml:space="preserve">每周至少召开一次项目例会，并形成会议纪要。</w:t>
       </w:r>
     </w:p>
     <w:p>
@@ -3543,27 +3962,156 @@
         <w:pStyle w:val="Compact"/>
         <w:numPr>
           <w:ilvl w:val="0"/>
-          <w:numId w:val="1011"/>
+          <w:numId w:val="1008"/>
         </w:numPr>
       </w:pPr>
       <w:r>
         <w:rPr>
           <w:rFonts w:hint="eastAsia"/>
         </w:rPr>
-        <w:t xml:space="preserve">文档提交前由至少一名非编写成员交叉检查。</w:t>
+        <w:t xml:space="preserve">重要讨论结果应同步到项目计划、需求文档或评审记录中。</w:t>
       </w:r>
     </w:p>
-    <w:bookmarkEnd w:id="30"/>
-    <w:bookmarkStart w:id="31" w:name="十一风险与控制措施"/>
     <w:p>
       <w:pPr>
-        <w:pStyle w:val="4"/>
+        <w:pStyle w:val="Compact"/>
+        <w:numPr>
+          <w:ilvl w:val="0"/>
+          <w:numId w:val="1008"/>
+        </w:numPr>
       </w:pPr>
       <w:r>
         <w:rPr>
           <w:rFonts w:hint="eastAsia"/>
         </w:rPr>
-        <w:t xml:space="preserve">十一、风险与控制措施</w:t>
+        <w:t xml:space="preserve">文档提交前应进行交叉检查，重点检查版本号、目录、术语和需求编号一致性。</w:t>
+      </w:r>
+    </w:p>
+    <w:p>
+      <w:pPr>
+        <w:pStyle w:val="Compact"/>
+        <w:numPr>
+          <w:ilvl w:val="0"/>
+          <w:numId w:val="1008"/>
+        </w:numPr>
+      </w:pPr>
+      <w:r>
+        <w:rPr>
+          <w:rFonts w:hint="eastAsia"/>
+        </w:rPr>
+        <w:t xml:space="preserve">评审意见应记录处理状态，包括已修改、暂缓、拒绝和需进一步确认。</w:t>
+      </w:r>
+    </w:p>
+    <w:bookmarkEnd w:id="30"/>
+    <w:bookmarkStart w:id="31" w:name="变更控制"/>
+    <w:p>
+      <w:pPr>
+        <w:pStyle w:val="5"/>
+      </w:pPr>
+      <w:r>
+        <w:t xml:space="preserve">11.2 </w:t>
+      </w:r>
+      <w:r>
+        <w:rPr>
+          <w:rFonts w:hint="eastAsia"/>
+        </w:rPr>
+        <w:t xml:space="preserve">变更控制</w:t>
+      </w:r>
+    </w:p>
+    <w:p>
+      <w:pPr>
+        <w:pStyle w:val="FirstParagraph"/>
+      </w:pPr>
+      <w:r>
+        <w:rPr>
+          <w:rFonts w:hint="eastAsia"/>
+        </w:rPr>
+        <w:t xml:space="preserve">触发变更控制的情况包括：</w:t>
+      </w:r>
+    </w:p>
+    <w:p>
+      <w:pPr>
+        <w:pStyle w:val="Compact"/>
+        <w:numPr>
+          <w:ilvl w:val="0"/>
+          <w:numId w:val="1009"/>
+        </w:numPr>
+      </w:pPr>
+      <w:r>
+        <w:rPr>
+          <w:rFonts w:hint="eastAsia"/>
+        </w:rPr>
+        <w:t xml:space="preserve">新增或删除核心功能。</w:t>
+      </w:r>
+    </w:p>
+    <w:p>
+      <w:pPr>
+        <w:pStyle w:val="Compact"/>
+        <w:numPr>
+          <w:ilvl w:val="0"/>
+          <w:numId w:val="1009"/>
+        </w:numPr>
+      </w:pPr>
+      <w:r>
+        <w:rPr>
+          <w:rFonts w:hint="eastAsia"/>
+        </w:rPr>
+        <w:t xml:space="preserve">修改项目范围或交付物。</w:t>
+      </w:r>
+    </w:p>
+    <w:p>
+      <w:pPr>
+        <w:pStyle w:val="Compact"/>
+        <w:numPr>
+          <w:ilvl w:val="0"/>
+          <w:numId w:val="1009"/>
+        </w:numPr>
+      </w:pPr>
+      <w:r>
+        <w:rPr>
+          <w:rFonts w:hint="eastAsia"/>
+        </w:rPr>
+        <w:t xml:space="preserve">调整关键非功能指标。</w:t>
+      </w:r>
+    </w:p>
+    <w:p>
+      <w:pPr>
+        <w:pStyle w:val="Compact"/>
+        <w:numPr>
+          <w:ilvl w:val="0"/>
+          <w:numId w:val="1009"/>
+        </w:numPr>
+      </w:pPr>
+      <w:r>
+        <w:rPr>
+          <w:rFonts w:hint="eastAsia"/>
+        </w:rPr>
+        <w:t xml:space="preserve">影响项目计划、人员分工或评审结论。</w:t>
+      </w:r>
+    </w:p>
+    <w:p>
+      <w:pPr>
+        <w:pStyle w:val="FirstParagraph"/>
+      </w:pPr>
+      <w:r>
+        <w:rPr>
+          <w:rFonts w:hint="eastAsia"/>
+        </w:rPr>
+        <w:t xml:space="preserve">变更处理流程为：提出变更、记录原因、分析影响、项目组讨论、确认处理意见、更新相关文档。必要时由任课教师或评审人确认。</w:t>
+      </w:r>
+    </w:p>
+    <w:bookmarkEnd w:id="31"/>
+    <w:bookmarkEnd w:id="32"/>
+    <w:bookmarkStart w:id="33" w:name="十二风险与控制措施"/>
+    <w:p>
+      <w:pPr>
+        <w:pStyle w:val="4"/>
+      </w:pPr>
+      <w:r>
+        <w:rPr>
+          <w:rFonts w:hint="eastAsia"/>
+        </w:rPr>
+        <w:t xml:space="preserve">十三、风险与控制措施</w:t>
       </w:r>
     </w:p>
     <w:tbl>
@@ -3651,7 +4199,7 @@
               <w:rPr>
                 <w:rFonts w:hint="eastAsia"/>
               </w:rPr>
-              <w:t xml:space="preserve">需求范围持续扩大</w:t>
+              <w:t xml:space="preserve">需求范围过大</w:t>
             </w:r>
           </w:p>
         </w:tc>
@@ -3693,7 +4241,7 @@
               <w:rPr>
                 <w:rFonts w:hint="eastAsia"/>
               </w:rPr>
-              <w:t xml:space="preserve">使用MoSCoW方法控制优先级，超出课程目标的内容记录为后续扩展。</w:t>
+              <w:t xml:space="preserve">以需求工程成果为范围基线，新增复杂功能记录为后续扩展。</w:t>
             </w:r>
           </w:p>
         </w:tc>
@@ -3709,7 +4257,7 @@
               <w:rPr>
                 <w:rFonts w:hint="eastAsia"/>
               </w:rPr>
-              <w:t xml:space="preserve">调研样本不足</w:t>
+              <w:t xml:space="preserve">用户调研样本不足</w:t>
             </w:r>
           </w:p>
         </w:tc>
@@ -3751,7 +4299,7 @@
               <w:rPr>
                 <w:rFonts w:hint="eastAsia"/>
               </w:rPr>
-              <w:t xml:space="preserve">结合问卷、访谈、公开资料和典型场景分析补充证据。</w:t>
+              <w:t xml:space="preserve">结合问卷、访谈、资料分析和典型场景进行补充验证。</w:t>
             </w:r>
           </w:p>
         </w:tc>
@@ -3767,7 +4315,7 @@
               <w:rPr>
                 <w:rFonts w:hint="eastAsia"/>
               </w:rPr>
-              <w:t xml:space="preserve">知识库信息过期</w:t>
+              <w:t xml:space="preserve">校务知识过期或来源不清</w:t>
             </w:r>
           </w:p>
         </w:tc>
@@ -3809,7 +4357,7 @@
               <w:rPr>
                 <w:rFonts w:hint="eastAsia"/>
               </w:rPr>
-              <w:t xml:space="preserve">为知识条目标注来源和更新时间，设计管理员维护流程。</w:t>
+              <w:t xml:space="preserve">知识条目标注来源、更新时间和状态，设计管理员审核流程。</w:t>
             </w:r>
           </w:p>
         </w:tc>
@@ -3825,7 +4373,7 @@
               <w:rPr>
                 <w:rFonts w:hint="eastAsia"/>
               </w:rPr>
-              <w:t xml:space="preserve">LLM回答不准确</w:t>
+              <w:t xml:space="preserve">大语言模型回答不准确</w:t>
             </w:r>
           </w:p>
         </w:tc>
@@ -3867,7 +4415,7 @@
               <w:rPr>
                 <w:rFonts w:hint="eastAsia"/>
               </w:rPr>
-              <w:t xml:space="preserve">采用知识库检索、来源提示、低置信度提示和用户纠错机制。</w:t>
+              <w:t xml:space="preserve">使用RAG、来源提示、低置信度提醒和人工渠道引导。</w:t>
             </w:r>
           </w:p>
         </w:tc>
@@ -3883,7 +4431,123 @@
               <w:rPr>
                 <w:rFonts w:hint="eastAsia"/>
               </w:rPr>
-              <w:t xml:space="preserve">原型与需求不一致</w:t>
+              <w:t xml:space="preserve">文档之间表述不一致</w:t>
+            </w:r>
+          </w:p>
+        </w:tc>
+        <w:tc>
+          <w:tcPr/>
+          <w:p>
+            <w:pPr>
+              <w:pStyle w:val="Compact"/>
+            </w:pPr>
+            <w:r>
+              <w:rPr>
+                <w:rFonts w:hint="eastAsia"/>
+              </w:rPr>
+              <w:t xml:space="preserve">中</w:t>
+            </w:r>
+          </w:p>
+        </w:tc>
+        <w:tc>
+          <w:tcPr/>
+          <w:p>
+            <w:pPr>
+              <w:pStyle w:val="Compact"/>
+            </w:pPr>
+            <w:r>
+              <w:rPr>
+                <w:rFonts w:hint="eastAsia"/>
+              </w:rPr>
+              <w:t xml:space="preserve">中</w:t>
+            </w:r>
+          </w:p>
+        </w:tc>
+        <w:tc>
+          <w:tcPr/>
+          <w:p>
+            <w:pPr>
+              <w:pStyle w:val="Compact"/>
+            </w:pPr>
+            <w:r>
+              <w:rPr>
+                <w:rFonts w:hint="eastAsia"/>
+              </w:rPr>
+              <w:t xml:space="preserve">建立术语表和需求追踪表，提交前进行交叉检查。</w:t>
+            </w:r>
+          </w:p>
+        </w:tc>
+      </w:tr>
+      <w:tr>
+        <w:tc>
+          <w:tcPr/>
+          <w:p>
+            <w:pPr>
+              <w:pStyle w:val="Compact"/>
+            </w:pPr>
+            <w:r>
+              <w:rPr>
+                <w:rFonts w:hint="eastAsia"/>
+              </w:rPr>
+              <w:t xml:space="preserve">评审时间紧张</w:t>
+            </w:r>
+          </w:p>
+        </w:tc>
+        <w:tc>
+          <w:tcPr/>
+          <w:p>
+            <w:pPr>
+              <w:pStyle w:val="Compact"/>
+            </w:pPr>
+            <w:r>
+              <w:rPr>
+                <w:rFonts w:hint="eastAsia"/>
+              </w:rPr>
+              <w:t xml:space="preserve">中</w:t>
+            </w:r>
+          </w:p>
+        </w:tc>
+        <w:tc>
+          <w:tcPr/>
+          <w:p>
+            <w:pPr>
+              <w:pStyle w:val="Compact"/>
+            </w:pPr>
+            <w:r>
+              <w:rPr>
+                <w:rFonts w:hint="eastAsia"/>
+              </w:rPr>
+              <w:t xml:space="preserve">中</w:t>
+            </w:r>
+          </w:p>
+        </w:tc>
+        <w:tc>
+          <w:tcPr/>
+          <w:p>
+            <w:pPr>
+              <w:pStyle w:val="Compact"/>
+            </w:pPr>
+            <w:r>
+              <w:rPr>
+                <w:rFonts w:hint="eastAsia"/>
+              </w:rPr>
+              <w:t xml:space="preserve">提前准备汇报材料和演示流程，保留修改缓冲时间。</w:t>
+            </w:r>
+          </w:p>
+        </w:tc>
+      </w:tr>
+      <w:tr>
+        <w:tc>
+          <w:tcPr/>
+          <w:p>
+            <w:pPr>
+              <w:pStyle w:val="Compact"/>
+            </w:pPr>
+            <w:r>
+              <w:rPr>
+                <w:rFonts w:hint="eastAsia"/>
+              </w:rPr>
+              <w:t xml:space="preserve">版本号混乱</w:t>
             </w:r>
           </w:p>
         </w:tc>
@@ -3925,72 +4589,14 @@
               <w:rPr>
                 <w:rFonts w:hint="eastAsia"/>
               </w:rPr>
-              <w:t xml:space="preserve">使用需求追踪表检查原型页面和功能需求对应关系。</w:t>
-            </w:r>
-          </w:p>
-        </w:tc>
-      </w:tr>
-      <w:tr>
-        <w:tc>
-          <w:tcPr/>
-          <w:p>
-            <w:pPr>
-              <w:pStyle w:val="Compact"/>
-            </w:pPr>
-            <w:r>
-              <w:rPr>
-                <w:rFonts w:hint="eastAsia"/>
-              </w:rPr>
-              <w:t xml:space="preserve">版本号不连续</w:t>
-            </w:r>
-          </w:p>
-        </w:tc>
-        <w:tc>
-          <w:tcPr/>
-          <w:p>
-            <w:pPr>
-              <w:pStyle w:val="Compact"/>
-            </w:pPr>
-            <w:r>
-              <w:rPr>
-                <w:rFonts w:hint="eastAsia"/>
-              </w:rPr>
-              <w:t xml:space="preserve">低</w:t>
-            </w:r>
-          </w:p>
-        </w:tc>
-        <w:tc>
-          <w:tcPr/>
-          <w:p>
-            <w:pPr>
-              <w:pStyle w:val="Compact"/>
-            </w:pPr>
-            <w:r>
-              <w:rPr>
-                <w:rFonts w:hint="eastAsia"/>
-              </w:rPr>
-              <w:t xml:space="preserve">中</w:t>
-            </w:r>
-          </w:p>
-        </w:tc>
-        <w:tc>
-          <w:tcPr/>
-          <w:p>
-            <w:pPr>
-              <w:pStyle w:val="Compact"/>
-            </w:pPr>
-            <w:r>
-              <w:rPr>
-                <w:rFonts w:hint="eastAsia"/>
-              </w:rPr>
-              <w:t xml:space="preserve">固定文档命名规则，所有版本在变更记录中登记。</w:t>
+              <w:t xml:space="preserve">使用1.0、1.1、1.2、1.3连续编号，并在变更记录中说明内容。</w:t>
             </w:r>
           </w:p>
         </w:tc>
       </w:tr>
     </w:tbl>
-    <w:bookmarkEnd w:id="31"/>
-    <w:bookmarkStart w:id="32" w:name="十二项目验收标准"/>
+    <w:bookmarkEnd w:id="33"/>
+    <w:bookmarkStart w:id="34" w:name="十三项目验收标准"/>
     <w:p>
       <w:pPr>
         <w:pStyle w:val="4"/>
@@ -3999,7 +4605,7 @@
         <w:rPr>
           <w:rFonts w:hint="eastAsia"/>
         </w:rPr>
-        <w:t xml:space="preserve">十二、项目验收标准</w:t>
+        <w:t xml:space="preserve">十四、项目验收标准</w:t>
       </w:r>
     </w:p>
     <w:p>
@@ -4010,7 +4616,7 @@
         <w:rPr>
           <w:rFonts w:hint="eastAsia"/>
         </w:rPr>
-        <w:t xml:space="preserve">项目章程1.2版本的验收标准如下：</w:t>
+        <w:t xml:space="preserve">项目章程基线定稿的验收标准如下：</w:t>
       </w:r>
     </w:p>
     <w:p>
@@ -4018,14 +4624,14 @@
         <w:pStyle w:val="Compact"/>
         <w:numPr>
           <w:ilvl w:val="0"/>
-          <w:numId w:val="1012"/>
+          <w:numId w:val="1010"/>
         </w:numPr>
       </w:pPr>
       <w:r>
         <w:rPr>
           <w:rFonts w:hint="eastAsia"/>
         </w:rPr>
-        <w:t xml:space="preserve">版本变更记录完整，能够说明从1.0到1.2的内容演进。</w:t>
+        <w:t xml:space="preserve">文档编号、版本号、日期和版本变更记录一致，项目章程版本连续。</w:t>
       </w:r>
     </w:p>
     <w:p>
@@ -4033,14 +4639,14 @@
         <w:pStyle w:val="Compact"/>
         <w:numPr>
           <w:ilvl w:val="0"/>
-          <w:numId w:val="1012"/>
+          <w:numId w:val="1010"/>
         </w:numPr>
       </w:pPr>
       <w:r>
         <w:rPr>
           <w:rFonts w:hint="eastAsia"/>
         </w:rPr>
-        <w:t xml:space="preserve">项目范围、目标、干系人、需求概述和验收标准表述一致。</w:t>
+        <w:t xml:space="preserve">项目目标、范围、干系人、核心需求、技术方案和验收标准表述清晰。</w:t>
       </w:r>
     </w:p>
     <w:p>
@@ -4048,14 +4654,14 @@
         <w:pStyle w:val="Compact"/>
         <w:numPr>
           <w:ilvl w:val="0"/>
-          <w:numId w:val="1012"/>
+          <w:numId w:val="1010"/>
         </w:numPr>
       </w:pPr>
       <w:r>
         <w:rPr>
           <w:rFonts w:hint="eastAsia"/>
         </w:rPr>
-        <w:t xml:space="preserve">功能需求和非功能需求具备明确优先级或量化指标。</w:t>
+        <w:t xml:space="preserve">项目范围内外边界明确，未承诺超出课程项目条件的生产级上线能力。</w:t>
       </w:r>
     </w:p>
     <w:p>
@@ -4063,14 +4669,14 @@
         <w:pStyle w:val="Compact"/>
         <w:numPr>
           <w:ilvl w:val="0"/>
-          <w:numId w:val="1012"/>
+          <w:numId w:val="1010"/>
         </w:numPr>
       </w:pPr>
       <w:r>
         <w:rPr>
           <w:rFonts w:hint="eastAsia"/>
         </w:rPr>
-        <w:t xml:space="preserve">风险控制措施与项目实际限制相匹配。</w:t>
+        <w:t xml:space="preserve">业务需求、用户需求、功能需求和非功能需求具备基本追溯关系。</w:t>
       </w:r>
     </w:p>
     <w:p>
@@ -4078,27 +4684,42 @@
         <w:pStyle w:val="Compact"/>
         <w:numPr>
           <w:ilvl w:val="0"/>
-          <w:numId w:val="1012"/>
+          <w:numId w:val="1010"/>
         </w:numPr>
       </w:pPr>
       <w:r>
         <w:rPr>
           <w:rFonts w:hint="eastAsia"/>
         </w:rPr>
-        <w:t xml:space="preserve">文档内容可支撑SRS、PDP、VS、UC、DRD和原型设计文档继续完善。</w:t>
+        <w:t xml:space="preserve">风险控制措施与项目实际情况相匹配。</w:t>
       </w:r>
     </w:p>
-    <w:bookmarkEnd w:id="32"/>
-    <w:bookmarkStart w:id="33" w:name="十三项目批准与签署"/>
     <w:p>
       <w:pPr>
-        <w:pStyle w:val="4"/>
+        <w:pStyle w:val="Compact"/>
+        <w:numPr>
+          <w:ilvl w:val="0"/>
+          <w:numId w:val="1010"/>
+        </w:numPr>
       </w:pPr>
       <w:r>
         <w:rPr>
           <w:rFonts w:hint="eastAsia"/>
         </w:rPr>
-        <w:t xml:space="preserve">十三、项目批准与签署</w:t>
+        <w:t xml:space="preserve">交付物基线完整，能够支撑课程项目最终评审和归档。</w:t>
+      </w:r>
+    </w:p>
+    <w:bookmarkEnd w:id="34"/>
+    <w:bookmarkStart w:id="35" w:name="十四项目批准与签署"/>
+    <w:p>
+      <w:pPr>
+        <w:pStyle w:val="4"/>
+      </w:pPr>
+      <w:r>
+        <w:rPr>
+          <w:rFonts w:hint="eastAsia"/>
+        </w:rPr>
+        <w:t xml:space="preserve">十五、项目批准与签署</w:t>
       </w:r>
     </w:p>
     <w:p>
@@ -4221,8 +4842,28 @@
         <w:t xml:space="preserve">日期：__________</w:t>
       </w:r>
     </w:p>
-    <w:bookmarkEnd w:id="33"/>
-    <w:bookmarkEnd w:id="34"/>
+    <w:p>
+      <w:pPr>
+        <w:pStyle w:val="19"/>
+      </w:pPr>
+      <w:r>
+        <w:rPr>
+          <w:rFonts w:hint="eastAsia"/>
+        </w:rPr>
+        <w:t xml:space="preserve">建设单位代表：__________</w:t>
+      </w:r>
+      <w:r>
+        <w:t xml:space="preserve"> </w:t>
+      </w:r>
+      <w:r>
+        <w:rPr>
+          <w:rFonts w:hint="eastAsia"/>
+        </w:rPr>
+        <w:t xml:space="preserve">日期：__________</w:t>
+      </w:r>
+    </w:p>
+    <w:bookmarkEnd w:id="35"/>
+    <w:bookmarkEnd w:id="36"/>
     <w:sectPr>
       <w:pgSz w:h="15840" w:w="12240"/>
       <w:pgMar w:bottom="1440" w:footer="720" w:gutter="0" w:header="720" w:left="1800" w:right="1800" w:top="1440"/>
@@ -4857,66 +5498,6 @@
       <w:startOverride w:val="1"/>
     </w:lvlOverride>
   </w:num>
-  <w:num w:numId="1011">
-    <w:abstractNumId w:val="99411"/>
-    <w:lvlOverride w:ilvl="0">
-      <w:startOverride w:val="1"/>
-    </w:lvlOverride>
-    <w:lvlOverride w:ilvl="1">
-      <w:startOverride w:val="1"/>
-    </w:lvlOverride>
-    <w:lvlOverride w:ilvl="2">
-      <w:startOverride w:val="1"/>
-    </w:lvlOverride>
-    <w:lvlOverride w:ilvl="3">
-      <w:startOverride w:val="1"/>
-    </w:lvlOverride>
-    <w:lvlOverride w:ilvl="4">
-      <w:startOverride w:val="1"/>
-    </w:lvlOverride>
-    <w:lvlOverride w:ilvl="5">
-      <w:startOverride w:val="1"/>
-    </w:lvlOverride>
-    <w:lvlOverride w:ilvl="6">
-      <w:startOverride w:val="1"/>
-    </w:lvlOverride>
-    <w:lvlOverride w:ilvl="7">
-      <w:startOverride w:val="1"/>
-    </w:lvlOverride>
-    <w:lvlOverride w:ilvl="8">
-      <w:startOverride w:val="1"/>
-    </w:lvlOverride>
-  </w:num>
-  <w:num w:numId="1012">
-    <w:abstractNumId w:val="99411"/>
-    <w:lvlOverride w:ilvl="0">
-      <w:startOverride w:val="1"/>
-    </w:lvlOverride>
-    <w:lvlOverride w:ilvl="1">
-      <w:startOverride w:val="1"/>
-    </w:lvlOverride>
-    <w:lvlOverride w:ilvl="2">
-      <w:startOverride w:val="1"/>
-    </w:lvlOverride>
-    <w:lvlOverride w:ilvl="3">
-      <w:startOverride w:val="1"/>
-    </w:lvlOverride>
-    <w:lvlOverride w:ilvl="4">
-      <w:startOverride w:val="1"/>
-    </w:lvlOverride>
-    <w:lvlOverride w:ilvl="5">
-      <w:startOverride w:val="1"/>
-    </w:lvlOverride>
-    <w:lvlOverride w:ilvl="6">
-      <w:startOverride w:val="1"/>
-    </w:lvlOverride>
-    <w:lvlOverride w:ilvl="7">
-      <w:startOverride w:val="1"/>
-    </w:lvlOverride>
-    <w:lvlOverride w:ilvl="8">
-      <w:startOverride w:val="1"/>
-    </w:lvlOverride>
-  </w:num>
 </w:numbering>
 </file>
 
